--- a/docs/SW-TCS-001_Test_Case_Specification.docx
+++ b/docs/SW-TCS-001_Test_Case_Specification.docx
@@ -465,7 +465,7 @@
       <w:pPr>
         <w:pStyle w:val="Heading1"/>
       </w:pPr>
-      <w:bookmarkStart w:id="1" w:name="_Toc241224779"/>
+      <w:bookmarkStart w:id="1" w:name="_Toc241225789"/>
       <w:r>
         <w:lastRenderedPageBreak/>
         <w:t>Document control</w:t>
@@ -1406,7 +1406,7 @@
       <w:r>
         <w:fldChar w:fldCharType="separate"/>
       </w:r>
-      <w:hyperlink w:anchor="_Toc241224779" w:history="1">
+      <w:hyperlink w:anchor="_Toc241225789" w:history="1">
         <w:r>
           <w:rPr>
             <w:rStyle w:val="Hyperlink"/>
@@ -1433,7 +1433,7 @@
             <w:noProof/>
             <w:webHidden/>
           </w:rPr>
-          <w:instrText xml:space="preserve"> PAGEREF _Toc241224779 \h </w:instrText>
+          <w:instrText xml:space="preserve"> PAGEREF _Toc241225789 \h </w:instrText>
         </w:r>
         <w:r>
           <w:rPr>
@@ -1477,7 +1477,7 @@
           <w:sz w:val="22"/>
         </w:rPr>
       </w:pPr>
-      <w:hyperlink w:anchor="_Toc241224780" w:history="1">
+      <w:hyperlink w:anchor="_Toc241225790" w:history="1">
         <w:r>
           <w:rPr>
             <w:rStyle w:val="Hyperlink"/>
@@ -1504,7 +1504,7 @@
             <w:noProof/>
             <w:webHidden/>
           </w:rPr>
-          <w:instrText xml:space="preserve"> PAGEREF _Toc241224780 \h </w:instrText>
+          <w:instrText xml:space="preserve"> PAGEREF _Toc241225790 \h </w:instrText>
         </w:r>
         <w:r>
           <w:rPr>
@@ -1548,7 +1548,7 @@
           <w:sz w:val="22"/>
         </w:rPr>
       </w:pPr>
-      <w:hyperlink w:anchor="_Toc241224781" w:history="1">
+      <w:hyperlink w:anchor="_Toc241225791" w:history="1">
         <w:r>
           <w:rPr>
             <w:rStyle w:val="Hyperlink"/>
@@ -1575,7 +1575,7 @@
             <w:noProof/>
             <w:webHidden/>
           </w:rPr>
-          <w:instrText xml:space="preserve"> PAGEREF _Toc241224781 \h </w:instrText>
+          <w:instrText xml:space="preserve"> PAGEREF _Toc241225791 \h </w:instrText>
         </w:r>
         <w:r>
           <w:rPr>
@@ -1619,7 +1619,7 @@
           <w:sz w:val="22"/>
         </w:rPr>
       </w:pPr>
-      <w:hyperlink w:anchor="_Toc241224782" w:history="1">
+      <w:hyperlink w:anchor="_Toc241225792" w:history="1">
         <w:r>
           <w:rPr>
             <w:rStyle w:val="Hyperlink"/>
@@ -1646,7 +1646,7 @@
             <w:noProof/>
             <w:webHidden/>
           </w:rPr>
-          <w:instrText xml:space="preserve"> PAGEREF _Toc241224782 \h </w:instrText>
+          <w:instrText xml:space="preserve"> PAGEREF _Toc241225792 \h </w:instrText>
         </w:r>
         <w:r>
           <w:rPr>
@@ -1690,7 +1690,7 @@
           <w:sz w:val="22"/>
         </w:rPr>
       </w:pPr>
-      <w:hyperlink w:anchor="_Toc241224783" w:history="1">
+      <w:hyperlink w:anchor="_Toc241225793" w:history="1">
         <w:r>
           <w:rPr>
             <w:rStyle w:val="Hyperlink"/>
@@ -1717,7 +1717,7 @@
             <w:noProof/>
             <w:webHidden/>
           </w:rPr>
-          <w:instrText xml:space="preserve"> PAGEREF _Toc241224783 \h </w:instrText>
+          <w:instrText xml:space="preserve"> PAGEREF _Toc241225793 \h </w:instrText>
         </w:r>
         <w:r>
           <w:rPr>
@@ -1761,7 +1761,7 @@
           <w:sz w:val="22"/>
         </w:rPr>
       </w:pPr>
-      <w:hyperlink w:anchor="_Toc241224784" w:history="1">
+      <w:hyperlink w:anchor="_Toc241225794" w:history="1">
         <w:r>
           <w:rPr>
             <w:rStyle w:val="Hyperlink"/>
@@ -1788,7 +1788,7 @@
             <w:noProof/>
             <w:webHidden/>
           </w:rPr>
-          <w:instrText xml:space="preserve"> PAGEREF _Toc241224784 \h </w:instrText>
+          <w:instrText xml:space="preserve"> PAGEREF _Toc241225794 \h </w:instrText>
         </w:r>
         <w:r>
           <w:rPr>
@@ -1832,7 +1832,7 @@
           <w:sz w:val="22"/>
         </w:rPr>
       </w:pPr>
-      <w:hyperlink w:anchor="_Toc241224785" w:history="1">
+      <w:hyperlink w:anchor="_Toc241225795" w:history="1">
         <w:r>
           <w:rPr>
             <w:rStyle w:val="Hyperlink"/>
@@ -1859,7 +1859,7 @@
             <w:noProof/>
             <w:webHidden/>
           </w:rPr>
-          <w:instrText xml:space="preserve"> PAGEREF _Toc241224785 \h </w:instrText>
+          <w:instrText xml:space="preserve"> PAGEREF _Toc241225795 \h </w:instrText>
         </w:r>
         <w:r>
           <w:rPr>
@@ -1903,7 +1903,7 @@
           <w:sz w:val="22"/>
         </w:rPr>
       </w:pPr>
-      <w:hyperlink w:anchor="_Toc241224786" w:history="1">
+      <w:hyperlink w:anchor="_Toc241225796" w:history="1">
         <w:r>
           <w:rPr>
             <w:rStyle w:val="Hyperlink"/>
@@ -1930,7 +1930,7 @@
             <w:noProof/>
             <w:webHidden/>
           </w:rPr>
-          <w:instrText xml:space="preserve"> PAGEREF _Toc241224786 \h </w:instrText>
+          <w:instrText xml:space="preserve"> PAGEREF _Toc241225796 \h </w:instrText>
         </w:r>
         <w:r>
           <w:rPr>
@@ -1974,7 +1974,7 @@
           <w:sz w:val="22"/>
         </w:rPr>
       </w:pPr>
-      <w:hyperlink w:anchor="_Toc241224787" w:history="1">
+      <w:hyperlink w:anchor="_Toc241225797" w:history="1">
         <w:r>
           <w:rPr>
             <w:rStyle w:val="Hyperlink"/>
@@ -2001,7 +2001,7 @@
             <w:noProof/>
             <w:webHidden/>
           </w:rPr>
-          <w:instrText xml:space="preserve"> PAGEREF _Toc241224787 \h </w:instrText>
+          <w:instrText xml:space="preserve"> PAGEREF _Toc241225797 \h </w:instrText>
         </w:r>
         <w:r>
           <w:rPr>
@@ -2045,7 +2045,7 @@
           <w:sz w:val="22"/>
         </w:rPr>
       </w:pPr>
-      <w:hyperlink w:anchor="_Toc241224788" w:history="1">
+      <w:hyperlink w:anchor="_Toc241225798" w:history="1">
         <w:r>
           <w:rPr>
             <w:rStyle w:val="Hyperlink"/>
@@ -2072,7 +2072,7 @@
             <w:noProof/>
             <w:webHidden/>
           </w:rPr>
-          <w:instrText xml:space="preserve"> PAGEREF _Toc241224788 \h </w:instrText>
+          <w:instrText xml:space="preserve"> PAGEREF _Toc241225798 \h </w:instrText>
         </w:r>
         <w:r>
           <w:rPr>
@@ -2116,7 +2116,7 @@
           <w:sz w:val="22"/>
         </w:rPr>
       </w:pPr>
-      <w:hyperlink w:anchor="_Toc241224789" w:history="1">
+      <w:hyperlink w:anchor="_Toc241225799" w:history="1">
         <w:r>
           <w:rPr>
             <w:rStyle w:val="Hyperlink"/>
@@ -2143,7 +2143,7 @@
             <w:noProof/>
             <w:webHidden/>
           </w:rPr>
-          <w:instrText xml:space="preserve"> PAGEREF _Toc241224789 \h </w:instrText>
+          <w:instrText xml:space="preserve"> PAGEREF _Toc241225799 \h </w:instrText>
         </w:r>
         <w:r>
           <w:rPr>
@@ -2187,7 +2187,7 @@
           <w:sz w:val="22"/>
         </w:rPr>
       </w:pPr>
-      <w:hyperlink w:anchor="_Toc241224790" w:history="1">
+      <w:hyperlink w:anchor="_Toc241225800" w:history="1">
         <w:r>
           <w:rPr>
             <w:rStyle w:val="Hyperlink"/>
@@ -2214,7 +2214,7 @@
             <w:noProof/>
             <w:webHidden/>
           </w:rPr>
-          <w:instrText xml:space="preserve"> PAGEREF _Toc241224790 \h </w:instrText>
+          <w:instrText xml:space="preserve"> PAGEREF _Toc241225800 \h </w:instrText>
         </w:r>
         <w:r>
           <w:rPr>
@@ -2258,7 +2258,7 @@
           <w:sz w:val="22"/>
         </w:rPr>
       </w:pPr>
-      <w:hyperlink w:anchor="_Toc241224791" w:history="1">
+      <w:hyperlink w:anchor="_Toc241225801" w:history="1">
         <w:r>
           <w:rPr>
             <w:rStyle w:val="Hyperlink"/>
@@ -2285,7 +2285,7 @@
             <w:noProof/>
             <w:webHidden/>
           </w:rPr>
-          <w:instrText xml:space="preserve"> PAGEREF _Toc241224791 \h </w:instrText>
+          <w:instrText xml:space="preserve"> PAGEREF _Toc241225801 \h </w:instrText>
         </w:r>
         <w:r>
           <w:rPr>
@@ -2329,7 +2329,7 @@
           <w:sz w:val="22"/>
         </w:rPr>
       </w:pPr>
-      <w:hyperlink w:anchor="_Toc241224792" w:history="1">
+      <w:hyperlink w:anchor="_Toc241225802" w:history="1">
         <w:r>
           <w:rPr>
             <w:rStyle w:val="Hyperlink"/>
@@ -2356,7 +2356,7 @@
             <w:noProof/>
             <w:webHidden/>
           </w:rPr>
-          <w:instrText xml:space="preserve"> PAGEREF _Toc241224792 \h </w:instrText>
+          <w:instrText xml:space="preserve"> PAGEREF _Toc241225802 \h </w:instrText>
         </w:r>
         <w:r>
           <w:rPr>
@@ -2400,7 +2400,7 @@
           <w:sz w:val="22"/>
         </w:rPr>
       </w:pPr>
-      <w:hyperlink w:anchor="_Toc241224793" w:history="1">
+      <w:hyperlink w:anchor="_Toc241225803" w:history="1">
         <w:r>
           <w:rPr>
             <w:rStyle w:val="Hyperlink"/>
@@ -2427,7 +2427,7 @@
             <w:noProof/>
             <w:webHidden/>
           </w:rPr>
-          <w:instrText xml:space="preserve"> PAGEREF _Toc241224793 \h </w:instrText>
+          <w:instrText xml:space="preserve"> PAGEREF _Toc241225803 \h </w:instrText>
         </w:r>
         <w:r>
           <w:rPr>
@@ -2471,7 +2471,7 @@
           <w:sz w:val="22"/>
         </w:rPr>
       </w:pPr>
-      <w:hyperlink w:anchor="_Toc241224794" w:history="1">
+      <w:hyperlink w:anchor="_Toc241225804" w:history="1">
         <w:r>
           <w:rPr>
             <w:rStyle w:val="Hyperlink"/>
@@ -2498,7 +2498,7 @@
             <w:noProof/>
             <w:webHidden/>
           </w:rPr>
-          <w:instrText xml:space="preserve"> PAGEREF _Toc241224794 \h </w:instrText>
+          <w:instrText xml:space="preserve"> PAGEREF _Toc241225804 \h </w:instrText>
         </w:r>
         <w:r>
           <w:rPr>
@@ -2543,7 +2543,7 @@
       <w:pPr>
         <w:pStyle w:val="Heading1"/>
       </w:pPr>
-      <w:bookmarkStart w:id="2" w:name="_Toc241224780"/>
+      <w:bookmarkStart w:id="2" w:name="_Toc241225790"/>
       <w:r>
         <w:lastRenderedPageBreak/>
         <w:t>1  Introduction</w:t>
@@ -2554,7 +2554,7 @@
       <w:pPr>
         <w:pStyle w:val="Heading2"/>
       </w:pPr>
-      <w:bookmarkStart w:id="3" w:name="_Toc241224781"/>
+      <w:bookmarkStart w:id="3" w:name="_Toc241225791"/>
       <w:r>
         <w:t>1.1  Purpose</w:t>
       </w:r>
@@ -2589,7 +2589,7 @@
       <w:pPr>
         <w:pStyle w:val="Heading2"/>
       </w:pPr>
-      <w:bookmarkStart w:id="4" w:name="_Toc241224782"/>
+      <w:bookmarkStart w:id="4" w:name="_Toc241225792"/>
       <w:r>
         <w:t>1.2  Scope</w:t>
       </w:r>
@@ -2607,7 +2607,7 @@
       <w:pPr>
         <w:pStyle w:val="Heading2"/>
       </w:pPr>
-      <w:bookmarkStart w:id="5" w:name="_Toc241224783"/>
+      <w:bookmarkStart w:id="5" w:name="_Toc241225793"/>
       <w:r>
         <w:t>1.3  Intended readers</w:t>
       </w:r>
@@ -2809,7 +2809,7 @@
       <w:pPr>
         <w:pStyle w:val="Heading2"/>
       </w:pPr>
-      <w:bookmarkStart w:id="6" w:name="_Toc241224784"/>
+      <w:bookmarkStart w:id="6" w:name="_Toc241225794"/>
       <w:r>
         <w:t>1.4  Conformance to standards</w:t>
       </w:r>
@@ -3020,7 +3020,7 @@
       <w:pPr>
         <w:pStyle w:val="Heading2"/>
       </w:pPr>
-      <w:bookmarkStart w:id="7" w:name="_Toc241224785"/>
+      <w:bookmarkStart w:id="7" w:name="_Toc241225795"/>
       <w:r>
         <w:t>1.5  Definitions</w:t>
       </w:r>
@@ -3573,7 +3573,7 @@
       <w:pPr>
         <w:pStyle w:val="Heading2"/>
       </w:pPr>
-      <w:bookmarkStart w:id="8" w:name="_Toc241224786"/>
+      <w:bookmarkStart w:id="8" w:name="_Toc241225796"/>
       <w:r>
         <w:t>1.6  References</w:t>
       </w:r>
@@ -3858,7 +3858,7 @@
       <w:pPr>
         <w:pStyle w:val="Heading1"/>
       </w:pPr>
-      <w:bookmarkStart w:id="9" w:name="_Toc241224787"/>
+      <w:bookmarkStart w:id="9" w:name="_Toc241225797"/>
       <w:r>
         <w:lastRenderedPageBreak/>
         <w:t>2  Test design</w:t>
@@ -3880,7 +3880,7 @@
       <w:pPr>
         <w:pStyle w:val="Heading2"/>
       </w:pPr>
-      <w:bookmarkStart w:id="10" w:name="_Toc241224788"/>
+      <w:bookmarkStart w:id="10" w:name="_Toc241225798"/>
       <w:r>
         <w:t>2.1  Test strategy</w:t>
       </w:r>
@@ -4459,7 +4459,7 @@
       <w:pPr>
         <w:pStyle w:val="Heading2"/>
       </w:pPr>
-      <w:bookmarkStart w:id="11" w:name="_Toc241224789"/>
+      <w:bookmarkStart w:id="11" w:name="_Toc241225799"/>
       <w:r>
         <w:t>2.2  Test environment</w:t>
       </w:r>
@@ -4515,7 +4515,7 @@
       <w:pPr>
         <w:pStyle w:val="Heading2"/>
       </w:pPr>
-      <w:bookmarkStart w:id="12" w:name="_Toc241224790"/>
+      <w:bookmarkStart w:id="12" w:name="_Toc241225800"/>
       <w:r>
         <w:t>2.3  Entry and exit criteria</w:t>
       </w:r>
@@ -4567,7 +4567,7 @@
       <w:pPr>
         <w:pStyle w:val="Heading2"/>
       </w:pPr>
-      <w:bookmarkStart w:id="13" w:name="_Toc241224791"/>
+      <w:bookmarkStart w:id="13" w:name="_Toc241225801"/>
       <w:r>
         <w:t>2.4  Test cases</w:t>
       </w:r>
@@ -6439,7 +6439,7 @@
               <w:rPr>
                 <w:sz w:val="15"/>
               </w:rPr>
-              <w:t>TC-CART-01</w:t>
+              <w:t>TC-VIS-08</w:t>
             </w:r>
           </w:p>
         </w:tc>
@@ -6456,7 +6456,7 @@
               <w:rPr>
                 <w:sz w:val="15"/>
               </w:rPr>
-              <w:t>FR-CART-01</w:t>
+              <w:t>FR-VIS-04</w:t>
             </w:r>
           </w:p>
         </w:tc>
@@ -6473,7 +6473,7 @@
               <w:rPr>
                 <w:sz w:val="15"/>
               </w:rPr>
-              <w:t>Deactivate a product that is in a cart; GET /cart</w:t>
+              <w:t>Android home and product list: tap the camera icon right of the search box</w:t>
             </w:r>
           </w:p>
         </w:tc>
@@ -6490,7 +6490,7 @@
               <w:rPr>
                 <w:sz w:val="15"/>
               </w:rPr>
-              <w:t>Line removed; notice present</w:t>
+              <w:t>Dialog offers Camera and Gallery; each opens that picker; icon visible even with the API offline</w:t>
             </w:r>
           </w:p>
         </w:tc>
@@ -6512,7 +6512,7 @@
               <w:rPr>
                 <w:sz w:val="15"/>
               </w:rPr>
-              <w:t>TC-CART-02</w:t>
+              <w:t>TC-CART-01</w:t>
             </w:r>
           </w:p>
         </w:tc>
@@ -6528,7 +6528,7 @@
               <w:rPr>
                 <w:sz w:val="15"/>
               </w:rPr>
-              <w:t>FR-CART-02</w:t>
+              <w:t>FR-CART-01</w:t>
             </w:r>
           </w:p>
         </w:tc>
@@ -6544,7 +6544,7 @@
               <w:rPr>
                 <w:sz w:val="15"/>
               </w:rPr>
-              <w:t>Add quantity stock + 1</w:t>
+              <w:t>Deactivate a product that is in a cart; GET /cart</w:t>
             </w:r>
           </w:p>
         </w:tc>
@@ -6560,7 +6560,7 @@
               <w:rPr>
                 <w:sz w:val="15"/>
               </w:rPr>
-              <w:t>400</w:t>
+              <w:t>Line removed; notice present</w:t>
             </w:r>
           </w:p>
         </w:tc>
@@ -6583,7 +6583,7 @@
               <w:rPr>
                 <w:sz w:val="15"/>
               </w:rPr>
-              <w:t>TC-CART-03</w:t>
+              <w:t>TC-CART-02</w:t>
             </w:r>
           </w:p>
         </w:tc>
@@ -6617,7 +6617,7 @@
               <w:rPr>
                 <w:sz w:val="15"/>
               </w:rPr>
-              <w:t>Add a REM product to a USD cart</w:t>
+              <w:t>Add quantity stock + 1</w:t>
             </w:r>
           </w:p>
         </w:tc>
@@ -6634,7 +6634,7 @@
               <w:rPr>
                 <w:sz w:val="15"/>
               </w:rPr>
-              <w:t>400 mixed currency</w:t>
+              <w:t>400</w:t>
             </w:r>
           </w:p>
         </w:tc>
@@ -6656,7 +6656,7 @@
               <w:rPr>
                 <w:sz w:val="15"/>
               </w:rPr>
-              <w:t>TC-CART-04</w:t>
+              <w:t>TC-CART-03</w:t>
             </w:r>
           </w:p>
         </w:tc>
@@ -6672,7 +6672,7 @@
               <w:rPr>
                 <w:sz w:val="15"/>
               </w:rPr>
-              <w:t>FR-CART-03</w:t>
+              <w:t>FR-CART-02</w:t>
             </w:r>
           </w:p>
         </w:tc>
@@ -6688,7 +6688,7 @@
               <w:rPr>
                 <w:sz w:val="15"/>
               </w:rPr>
-              <w:t>Guest cart of 2 lines, then sign in</w:t>
+              <w:t>Add a REM product to a USD cart</w:t>
             </w:r>
           </w:p>
         </w:tc>
@@ -6704,7 +6704,7 @@
               <w:rPr>
                 <w:sz w:val="15"/>
               </w:rPr>
-              <w:t>Server cart contains both lines, clamped to stock</w:t>
+              <w:t>400 mixed currency</w:t>
             </w:r>
           </w:p>
         </w:tc>
@@ -6727,7 +6727,7 @@
               <w:rPr>
                 <w:sz w:val="15"/>
               </w:rPr>
-              <w:t>TC-CART-05</w:t>
+              <w:t>TC-CART-04</w:t>
             </w:r>
           </w:p>
         </w:tc>
@@ -6744,7 +6744,7 @@
               <w:rPr>
                 <w:sz w:val="15"/>
               </w:rPr>
-              <w:t>FR-CART-04</w:t>
+              <w:t>FR-CART-03</w:t>
             </w:r>
           </w:p>
         </w:tc>
@@ -6761,7 +6761,13 @@
               <w:rPr>
                 <w:sz w:val="15"/>
               </w:rPr>
-              <w:t>SAVE20 with subtotal 149.99 / 150.00</w:t>
+              <w:t xml:space="preserve">Guest cart of 2 </w:t>
+            </w:r>
+            <w:r>
+              <w:rPr>
+                <w:sz w:val="15"/>
+              </w:rPr>
+              <w:t>lines, then sign in</w:t>
             </w:r>
           </w:p>
         </w:tc>
@@ -6778,7 +6784,7 @@
               <w:rPr>
                 <w:sz w:val="15"/>
               </w:rPr>
-              <w:t>Rejected (min purchase) / discount 20</w:t>
+              <w:t>Server cart contains both lines, clamped to stock</w:t>
             </w:r>
           </w:p>
         </w:tc>
@@ -6800,7 +6806,7 @@
               <w:rPr>
                 <w:sz w:val="15"/>
               </w:rPr>
-              <w:t>TC-CART-06</w:t>
+              <w:t>TC-CART-05</w:t>
             </w:r>
           </w:p>
         </w:tc>
@@ -6816,7 +6822,7 @@
               <w:rPr>
                 <w:sz w:val="15"/>
               </w:rPr>
-              <w:t>FR-CART-05</w:t>
+              <w:t>FR-CART-04</w:t>
             </w:r>
           </w:p>
         </w:tc>
@@ -6832,13 +6838,7 @@
               <w:rPr>
                 <w:sz w:val="15"/>
               </w:rPr>
-              <w:t xml:space="preserve">MEGA50 </w:t>
-            </w:r>
-            <w:r>
-              <w:rPr>
-                <w:sz w:val="15"/>
-              </w:rPr>
-              <w:t>with subtotal 400</w:t>
+              <w:t>SAVE20 with subtotal 149.99 / 150.00</w:t>
             </w:r>
           </w:p>
         </w:tc>
@@ -6854,7 +6854,7 @@
               <w:rPr>
                 <w:sz w:val="15"/>
               </w:rPr>
-              <w:t>Discount 150 (cap), not 200</w:t>
+              <w:t>Rejected (min purchase) / discount 20</w:t>
             </w:r>
           </w:p>
         </w:tc>
@@ -6877,7 +6877,7 @@
               <w:rPr>
                 <w:sz w:val="15"/>
               </w:rPr>
-              <w:t>TC-CART-07</w:t>
+              <w:t>TC-CART-06</w:t>
             </w:r>
           </w:p>
         </w:tc>
@@ -6894,7 +6894,7 @@
               <w:rPr>
                 <w:sz w:val="15"/>
               </w:rPr>
-              <w:t>FR-CART-04</w:t>
+              <w:t>FR-CART-05</w:t>
             </w:r>
           </w:p>
         </w:tc>
@@ -6911,7 +6911,7 @@
               <w:rPr>
                 <w:sz w:val="15"/>
               </w:rPr>
-              <w:t>Expired coupon</w:t>
+              <w:t>MEGA50 with subtotal 400</w:t>
             </w:r>
           </w:p>
         </w:tc>
@@ -6928,7 +6928,7 @@
               <w:rPr>
                 <w:sz w:val="15"/>
               </w:rPr>
-              <w:t>Rejected with reason</w:t>
+              <w:t>Discount 150 (cap), not 200</w:t>
             </w:r>
           </w:p>
         </w:tc>
@@ -6950,7 +6950,7 @@
               <w:rPr>
                 <w:sz w:val="15"/>
               </w:rPr>
-              <w:t>TC-CART-08</w:t>
+              <w:t>TC-CART-07</w:t>
             </w:r>
           </w:p>
         </w:tc>
@@ -6966,7 +6966,7 @@
               <w:rPr>
                 <w:sz w:val="15"/>
               </w:rPr>
-              <w:t>FR-CART-06, 07</w:t>
+              <w:t>FR-CART-04</w:t>
             </w:r>
           </w:p>
         </w:tc>
@@ -6982,7 +6982,7 @@
               <w:rPr>
                 <w:sz w:val="15"/>
               </w:rPr>
-              <w:t>Subtotal 49.99 / 50.00 without coupon</w:t>
+              <w:t>Expired coupon</w:t>
             </w:r>
           </w:p>
         </w:tc>
@@ -6998,7 +6998,7 @@
               <w:rPr>
                 <w:sz w:val="15"/>
               </w:rPr>
-              <w:t>Shipping 9.99, tax 5.00 / shipping 0, tax 5.00</w:t>
+              <w:t>Rejected with reason</w:t>
             </w:r>
           </w:p>
         </w:tc>
@@ -7021,7 +7021,7 @@
               <w:rPr>
                 <w:sz w:val="15"/>
               </w:rPr>
-              <w:t>TC-CART-09</w:t>
+              <w:t>TC-CART-08</w:t>
             </w:r>
           </w:p>
         </w:tc>
@@ -7038,7 +7038,7 @@
               <w:rPr>
                 <w:sz w:val="15"/>
               </w:rPr>
-              <w:t>FR-CART-08</w:t>
+              <w:t>FR-CART-06, 07</w:t>
             </w:r>
           </w:p>
         </w:tc>
@@ -7055,13 +7055,7 @@
               <w:rPr>
                 <w:sz w:val="15"/>
               </w:rPr>
-              <w:t xml:space="preserve">Toggle wishlist </w:t>
-            </w:r>
-            <w:r>
-              <w:rPr>
-                <w:sz w:val="15"/>
-              </w:rPr>
-              <w:t>twice</w:t>
+              <w:t>Subtotal 49.99 / 50.00 without coupon</w:t>
             </w:r>
           </w:p>
         </w:tc>
@@ -7078,7 +7072,7 @@
               <w:rPr>
                 <w:sz w:val="15"/>
               </w:rPr>
-              <w:t>inWishlist true then false</w:t>
+              <w:t>Shipping 9.99, tax 5.00 / shipping 0, tax 5.00</w:t>
             </w:r>
           </w:p>
         </w:tc>
@@ -7100,7 +7094,7 @@
               <w:rPr>
                 <w:sz w:val="15"/>
               </w:rPr>
-              <w:t>TC-ORD-01</w:t>
+              <w:t>TC-CART-09</w:t>
             </w:r>
           </w:p>
         </w:tc>
@@ -7116,7 +7110,7 @@
               <w:rPr>
                 <w:sz w:val="15"/>
               </w:rPr>
-              <w:t>FR-ORD-01</w:t>
+              <w:t>FR-CART-08</w:t>
             </w:r>
           </w:p>
         </w:tc>
@@ -7132,7 +7126,7 @@
               <w:rPr>
                 <w:sz w:val="15"/>
               </w:rPr>
-              <w:t>POST /orders with empty cart</w:t>
+              <w:t>Toggle wishlist twice</w:t>
             </w:r>
           </w:p>
         </w:tc>
@@ -7148,7 +7142,7 @@
               <w:rPr>
                 <w:sz w:val="15"/>
               </w:rPr>
-              <w:t>400</w:t>
+              <w:t>inWishlist true then false</w:t>
             </w:r>
           </w:p>
         </w:tc>
@@ -7171,7 +7165,7 @@
               <w:rPr>
                 <w:sz w:val="15"/>
               </w:rPr>
-              <w:t>TC-ORD-02</w:t>
+              <w:t>TC-ORD-01</w:t>
             </w:r>
           </w:p>
         </w:tc>
@@ -7188,7 +7182,7 @@
               <w:rPr>
                 <w:sz w:val="15"/>
               </w:rPr>
-              <w:t>FR-ORD-02</w:t>
+              <w:t>FR-ORD-01</w:t>
             </w:r>
           </w:p>
         </w:tc>
@@ -7205,7 +7199,13 @@
               <w:rPr>
                 <w:sz w:val="15"/>
               </w:rPr>
-              <w:t>Two parallel orders for the last unit</w:t>
+              <w:t>POST</w:t>
+            </w:r>
+            <w:r>
+              <w:rPr>
+                <w:sz w:val="15"/>
+              </w:rPr>
+              <w:t xml:space="preserve"> /orders with empty cart</w:t>
             </w:r>
           </w:p>
         </w:tc>
@@ -7222,7 +7222,7 @@
               <w:rPr>
                 <w:sz w:val="15"/>
               </w:rPr>
-              <w:t>Exactly one 201, one 409; stock 0</w:t>
+              <w:t>400</w:t>
             </w:r>
           </w:p>
         </w:tc>
@@ -7244,7 +7244,7 @@
               <w:rPr>
                 <w:sz w:val="15"/>
               </w:rPr>
-              <w:t>TC-ORD-03</w:t>
+              <w:t>TC-ORD-02</w:t>
             </w:r>
           </w:p>
         </w:tc>
@@ -7260,7 +7260,7 @@
               <w:rPr>
                 <w:sz w:val="15"/>
               </w:rPr>
-              <w:t>FR-ORD-03</w:t>
+              <w:t>FR-ORD-02</w:t>
             </w:r>
           </w:p>
         </w:tc>
@@ -7276,7 +7276,7 @@
               <w:rPr>
                 <w:sz w:val="15"/>
               </w:rPr>
-              <w:t>Card ending 0000</w:t>
+              <w:t>Two parallel orders for the last unit</w:t>
             </w:r>
           </w:p>
         </w:tc>
@@ -7292,7 +7292,7 @@
               <w:rPr>
                 <w:sz w:val="15"/>
               </w:rPr>
-              <w:t>400 declined; stock unchanged</w:t>
+              <w:t>Exactly one 201, one 409; stock 0</w:t>
             </w:r>
           </w:p>
         </w:tc>
@@ -7315,7 +7315,7 @@
               <w:rPr>
                 <w:sz w:val="15"/>
               </w:rPr>
-              <w:t>TC-ORD-04</w:t>
+              <w:t>TC-ORD-03</w:t>
             </w:r>
           </w:p>
         </w:tc>
@@ -7349,7 +7349,7 @@
               <w:rPr>
                 <w:sz w:val="15"/>
               </w:rPr>
-              <w:t>Cash on delivery</w:t>
+              <w:t>Card ending 0000</w:t>
             </w:r>
           </w:p>
         </w:tc>
@@ -7366,7 +7366,7 @@
               <w:rPr>
                 <w:sz w:val="15"/>
               </w:rPr>
-              <w:t>201; payment unpaid</w:t>
+              <w:t>400 declined; stock unchanged</w:t>
             </w:r>
           </w:p>
         </w:tc>
@@ -7388,7 +7388,7 @@
               <w:rPr>
                 <w:sz w:val="15"/>
               </w:rPr>
-              <w:t>TC-ORD-05</w:t>
+              <w:t>TC-ORD-04</w:t>
             </w:r>
           </w:p>
         </w:tc>
@@ -7404,7 +7404,7 @@
               <w:rPr>
                 <w:sz w:val="15"/>
               </w:rPr>
-              <w:t>FR-ORD-04</w:t>
+              <w:t>FR-ORD-03</w:t>
             </w:r>
           </w:p>
         </w:tc>
@@ -7420,7 +7420,7 @@
               <w:rPr>
                 <w:sz w:val="15"/>
               </w:rPr>
-              <w:t>Change product price after order</w:t>
+              <w:t>Cash on delivery</w:t>
             </w:r>
           </w:p>
         </w:tc>
@@ -7436,7 +7436,7 @@
               <w:rPr>
                 <w:sz w:val="15"/>
               </w:rPr>
-              <w:t>Order item price unchanged</w:t>
+              <w:t>201; payment unpaid</w:t>
             </w:r>
           </w:p>
         </w:tc>
@@ -7459,7 +7459,7 @@
               <w:rPr>
                 <w:sz w:val="15"/>
               </w:rPr>
-              <w:t>TC-ORD-06</w:t>
+              <w:t>TC-ORD-05</w:t>
             </w:r>
           </w:p>
         </w:tc>
@@ -7476,7 +7476,7 @@
               <w:rPr>
                 <w:sz w:val="15"/>
               </w:rPr>
-              <w:t>FR-ORD-05</w:t>
+              <w:t>FR-ORD-04</w:t>
             </w:r>
           </w:p>
         </w:tc>
@@ -7493,7 +7493,7 @@
               <w:rPr>
                 <w:sz w:val="15"/>
               </w:rPr>
-              <w:t>Place order</w:t>
+              <w:t>Change product price after order</w:t>
             </w:r>
           </w:p>
         </w:tc>
@@ -7510,7 +7510,7 @@
               <w:rPr>
                 <w:sz w:val="15"/>
               </w:rPr>
-              <w:t>orderNumber ORD\d{6}; tracking AM-[A-HJ-NP-Z2-9]{10}; ETA +5 days</w:t>
+              <w:t>Order item price unchanged</w:t>
             </w:r>
           </w:p>
         </w:tc>
@@ -7532,7 +7532,7 @@
               <w:rPr>
                 <w:sz w:val="15"/>
               </w:rPr>
-              <w:t>TC-ORD-07</w:t>
+              <w:t>TC-ORD-06</w:t>
             </w:r>
           </w:p>
         </w:tc>
@@ -7548,7 +7548,7 @@
               <w:rPr>
                 <w:sz w:val="15"/>
               </w:rPr>
-              <w:t>NFR-RE-01</w:t>
+              <w:t>FR-ORD-05</w:t>
             </w:r>
           </w:p>
         </w:tc>
@@ -7564,7 +7564,7 @@
               <w:rPr>
                 <w:sz w:val="15"/>
               </w:rPr>
-              <w:t>Force failure after stock reservation (standalone Mongo)</w:t>
+              <w:t>Place order</w:t>
             </w:r>
           </w:p>
         </w:tc>
@@ -7580,7 +7580,7 @@
               <w:rPr>
                 <w:sz w:val="15"/>
               </w:rPr>
-              <w:t>Stock restored</w:t>
+              <w:t>orderNumber ORD\d{6}; tracking AM-[A-HJ-NP-Z2-9]{10}; ETA +5 days</w:t>
             </w:r>
           </w:p>
         </w:tc>
@@ -7603,7 +7603,7 @@
               <w:rPr>
                 <w:sz w:val="15"/>
               </w:rPr>
-              <w:t>TC-ORD-08</w:t>
+              <w:t>TC-ORD-07</w:t>
             </w:r>
           </w:p>
         </w:tc>
@@ -7620,7 +7620,7 @@
               <w:rPr>
                 <w:sz w:val="15"/>
               </w:rPr>
-              <w:t>FR-ORD-07</w:t>
+              <w:t>NFR-RE-01</w:t>
             </w:r>
           </w:p>
         </w:tc>
@@ -7637,7 +7637,7 @@
               <w:rPr>
                 <w:sz w:val="15"/>
               </w:rPr>
-              <w:t>Customer cancels pending paid order</w:t>
+              <w:t>Force failure after stock reservation (standalone Mongo)</w:t>
             </w:r>
           </w:p>
         </w:tc>
@@ -7654,7 +7654,7 @@
               <w:rPr>
                 <w:sz w:val="15"/>
               </w:rPr>
-              <w:t>cancelled; stock restored; payment refunded</w:t>
+              <w:t>Stock restored</w:t>
             </w:r>
           </w:p>
         </w:tc>
@@ -7676,7 +7676,7 @@
               <w:rPr>
                 <w:sz w:val="15"/>
               </w:rPr>
-              <w:t>TC-ORD-09</w:t>
+              <w:t>TC-ORD-08</w:t>
             </w:r>
           </w:p>
         </w:tc>
@@ -7692,7 +7692,7 @@
               <w:rPr>
                 <w:sz w:val="15"/>
               </w:rPr>
-              <w:t>FR-ORD-06</w:t>
+              <w:t>FR-ORD-07</w:t>
             </w:r>
           </w:p>
         </w:tc>
@@ -7708,7 +7708,7 @@
               <w:rPr>
                 <w:sz w:val="15"/>
               </w:rPr>
-              <w:t>Customer cancels shipped order</w:t>
+              <w:t>Customer cancels pending paid order</w:t>
             </w:r>
           </w:p>
         </w:tc>
@@ -7724,7 +7724,7 @@
               <w:rPr>
                 <w:sz w:val="15"/>
               </w:rPr>
-              <w:t>400</w:t>
+              <w:t>cancelled; stock restored; payment refunded</w:t>
             </w:r>
           </w:p>
         </w:tc>
@@ -7747,7 +7747,7 @@
               <w:rPr>
                 <w:sz w:val="15"/>
               </w:rPr>
-              <w:t>TC-ORD-10</w:t>
+              <w:t>TC-ORD-09</w:t>
             </w:r>
           </w:p>
         </w:tc>
@@ -7764,7 +7764,7 @@
               <w:rPr>
                 <w:sz w:val="15"/>
               </w:rPr>
-              <w:t>FR-ORD-09</w:t>
+              <w:t>FR-ORD-06</w:t>
             </w:r>
           </w:p>
         </w:tc>
@@ -7781,7 +7781,7 @@
               <w:rPr>
                 <w:sz w:val="15"/>
               </w:rPr>
-              <w:t>Customer B requests customer A's order</w:t>
+              <w:t>Customer cancels shipped order</w:t>
             </w:r>
           </w:p>
         </w:tc>
@@ -7798,7 +7798,7 @@
               <w:rPr>
                 <w:sz w:val="15"/>
               </w:rPr>
-              <w:t>404/403</w:t>
+              <w:t>400</w:t>
             </w:r>
           </w:p>
         </w:tc>
@@ -7820,7 +7820,7 @@
               <w:rPr>
                 <w:sz w:val="15"/>
               </w:rPr>
-              <w:t>TC-ORD-11</w:t>
+              <w:t>TC-ORD-10</w:t>
             </w:r>
           </w:p>
         </w:tc>
@@ -7836,7 +7836,7 @@
               <w:rPr>
                 <w:sz w:val="15"/>
               </w:rPr>
-              <w:t>FR-ORD-06</w:t>
+              <w:t>FR-ORD-09</w:t>
             </w:r>
           </w:p>
         </w:tc>
@@ -7852,7 +7852,7 @@
               <w:rPr>
                 <w:sz w:val="15"/>
               </w:rPr>
-              <w:t>Staff: pending → shipped</w:t>
+              <w:t>Customer B requests customer A's order</w:t>
             </w:r>
           </w:p>
         </w:tc>
@@ -7868,7 +7868,7 @@
               <w:rPr>
                 <w:sz w:val="15"/>
               </w:rPr>
-              <w:t>400 invalid transition</w:t>
+              <w:t>404/403</w:t>
             </w:r>
           </w:p>
         </w:tc>
@@ -7891,7 +7891,7 @@
               <w:rPr>
                 <w:sz w:val="15"/>
               </w:rPr>
-              <w:t>TC-ORD-12</w:t>
+              <w:t>TC-ORD-11</w:t>
             </w:r>
           </w:p>
         </w:tc>
@@ -7925,7 +7925,7 @@
               <w:rPr>
                 <w:sz w:val="15"/>
               </w:rPr>
-              <w:t>Staff: shipped → delivered on COD order</w:t>
+              <w:t>Staff: pending → shipped</w:t>
             </w:r>
           </w:p>
         </w:tc>
@@ -7942,7 +7942,7 @@
               <w:rPr>
                 <w:sz w:val="15"/>
               </w:rPr>
-              <w:t>delivered; payment paid; deliveredAt set</w:t>
+              <w:t>400 invalid transition</w:t>
             </w:r>
           </w:p>
         </w:tc>
@@ -7964,7 +7964,7 @@
               <w:rPr>
                 <w:sz w:val="15"/>
               </w:rPr>
-              <w:t>TC-ORD-13</w:t>
+              <w:t>TC-ORD-12</w:t>
             </w:r>
           </w:p>
         </w:tc>
@@ -7980,7 +7980,7 @@
               <w:rPr>
                 <w:sz w:val="15"/>
               </w:rPr>
-              <w:t>FR-ORD-08</w:t>
+              <w:t>FR-ORD-06</w:t>
             </w:r>
           </w:p>
         </w:tc>
@@ -7996,13 +7996,7 @@
               <w:rPr>
                 <w:sz w:val="15"/>
               </w:rPr>
-              <w:t xml:space="preserve">Any </w:t>
-            </w:r>
-            <w:r>
-              <w:rPr>
-                <w:sz w:val="15"/>
-              </w:rPr>
-              <w:t>transition with note</w:t>
+              <w:t>Staff: shipped → delivered on COD order</w:t>
             </w:r>
           </w:p>
         </w:tc>
@@ -8018,7 +8012,7 @@
               <w:rPr>
                 <w:sz w:val="15"/>
               </w:rPr>
-              <w:t>Timeline entry with note and time</w:t>
+              <w:t>delivered; payment paid; deliveredAt set</w:t>
             </w:r>
           </w:p>
         </w:tc>
@@ -8041,7 +8035,7 @@
               <w:rPr>
                 <w:sz w:val="15"/>
               </w:rPr>
-              <w:t>TC-ORD-14</w:t>
+              <w:t>TC-ORD-13</w:t>
             </w:r>
           </w:p>
         </w:tc>
@@ -8058,7 +8052,7 @@
               <w:rPr>
                 <w:sz w:val="15"/>
               </w:rPr>
-              <w:t>FR-ORD-10</w:t>
+              <w:t>FR-ORD-08</w:t>
             </w:r>
           </w:p>
         </w:tc>
@@ -8075,7 +8069,7 @@
               <w:rPr>
                 <w:sz w:val="15"/>
               </w:rPr>
-              <w:t>Set carrier and tracking number</w:t>
+              <w:t>Any transition with note</w:t>
             </w:r>
           </w:p>
         </w:tc>
@@ -8092,7 +8086,7 @@
               <w:rPr>
                 <w:sz w:val="15"/>
               </w:rPr>
-              <w:t>Visible in customer order detail</w:t>
+              <w:t>Timeline entry with note and time</w:t>
             </w:r>
           </w:p>
         </w:tc>
@@ -8114,7 +8108,7 @@
               <w:rPr>
                 <w:sz w:val="15"/>
               </w:rPr>
-              <w:t>TC-REV-01</w:t>
+              <w:t>TC-ORD-14</w:t>
             </w:r>
           </w:p>
         </w:tc>
@@ -8130,7 +8124,7 @@
               <w:rPr>
                 <w:sz w:val="15"/>
               </w:rPr>
-              <w:t>FR-REV-01</w:t>
+              <w:t>FR-ORD-10</w:t>
             </w:r>
           </w:p>
         </w:tc>
@@ -8146,7 +8140,7 @@
               <w:rPr>
                 <w:sz w:val="15"/>
               </w:rPr>
-              <w:t>Second review same product</w:t>
+              <w:t>Set carrier and tracking number</w:t>
             </w:r>
           </w:p>
         </w:tc>
@@ -8162,7 +8156,7 @@
               <w:rPr>
                 <w:sz w:val="15"/>
               </w:rPr>
-              <w:t>409</w:t>
+              <w:t>Visible in customer order detail</w:t>
             </w:r>
           </w:p>
         </w:tc>
@@ -8185,7 +8179,7 @@
               <w:rPr>
                 <w:sz w:val="15"/>
               </w:rPr>
-              <w:t>TC-REV-02</w:t>
+              <w:t>TC-REV-01</w:t>
             </w:r>
           </w:p>
         </w:tc>
@@ -8202,7 +8196,7 @@
               <w:rPr>
                 <w:sz w:val="15"/>
               </w:rPr>
-              <w:t>FR-REV-02</w:t>
+              <w:t>FR-REV-01</w:t>
             </w:r>
           </w:p>
         </w:tc>
@@ -8219,7 +8213,7 @@
               <w:rPr>
                 <w:sz w:val="15"/>
               </w:rPr>
-              <w:t>Review after a delivered order</w:t>
+              <w:t>Second review same product</w:t>
             </w:r>
           </w:p>
         </w:tc>
@@ -8236,7 +8230,7 @@
               <w:rPr>
                 <w:sz w:val="15"/>
               </w:rPr>
-              <w:t>isVerifiedPurchase true; order linked</w:t>
+              <w:t>409</w:t>
             </w:r>
           </w:p>
         </w:tc>
@@ -8258,7 +8252,7 @@
               <w:rPr>
                 <w:sz w:val="15"/>
               </w:rPr>
-              <w:t>TC-REV-03</w:t>
+              <w:t>TC-REV-02</w:t>
             </w:r>
           </w:p>
         </w:tc>
@@ -8274,7 +8268,7 @@
               <w:rPr>
                 <w:sz w:val="15"/>
               </w:rPr>
-              <w:t>FR-REV-03</w:t>
+              <w:t>FR-REV-02</w:t>
             </w:r>
           </w:p>
         </w:tc>
@@ -8290,7 +8284,7 @@
               <w:rPr>
                 <w:sz w:val="15"/>
               </w:rPr>
-              <w:t>Ratings 5 and 2</w:t>
+              <w:t>Review after a delivered order</w:t>
             </w:r>
           </w:p>
         </w:tc>
@@ -8306,7 +8300,7 @@
               <w:rPr>
                 <w:sz w:val="15"/>
               </w:rPr>
-              <w:t>Product rating 3.5, reviewCount 2</w:t>
+              <w:t>isVerifiedPurchase true; order linked</w:t>
             </w:r>
           </w:p>
         </w:tc>
@@ -8329,7 +8323,7 @@
               <w:rPr>
                 <w:sz w:val="15"/>
               </w:rPr>
-              <w:t>TC-REV-04</w:t>
+              <w:t>TC-REV-03</w:t>
             </w:r>
           </w:p>
         </w:tc>
@@ -8346,7 +8340,7 @@
               <w:rPr>
                 <w:sz w:val="15"/>
               </w:rPr>
-              <w:t>FR-REV-04</w:t>
+              <w:t>FR-REV-03</w:t>
             </w:r>
           </w:p>
         </w:tc>
@@ -8363,7 +8357,7 @@
               <w:rPr>
                 <w:sz w:val="15"/>
               </w:rPr>
-              <w:t>Hide the 2-star review</w:t>
+              <w:t>Ratings 5 and 2</w:t>
             </w:r>
           </w:p>
         </w:tc>
@@ -8380,7 +8374,7 @@
               <w:rPr>
                 <w:sz w:val="15"/>
               </w:rPr>
-              <w:t>Product rating 5.0, reviewCount 1</w:t>
+              <w:t>Product rating 3.5, reviewCount 2</w:t>
             </w:r>
           </w:p>
         </w:tc>
@@ -8402,7 +8396,7 @@
               <w:rPr>
                 <w:sz w:val="15"/>
               </w:rPr>
-              <w:t>TC-ADM-01</w:t>
+              <w:t>TC-REV-04</w:t>
             </w:r>
           </w:p>
         </w:tc>
@@ -8418,7 +8412,7 @@
               <w:rPr>
                 <w:sz w:val="15"/>
               </w:rPr>
-              <w:t>FR-ADM-01</w:t>
+              <w:t>FR-REV-04</w:t>
             </w:r>
           </w:p>
         </w:tc>
@@ -8434,7 +8428,7 @@
               <w:rPr>
                 <w:sz w:val="15"/>
               </w:rPr>
-              <w:t>Dashboard range 30d vs seed data</w:t>
+              <w:t>Hide the 2-star review</w:t>
             </w:r>
           </w:p>
         </w:tc>
@@ -8450,13 +8444,7 @@
               <w:rPr>
                 <w:sz w:val="15"/>
               </w:rPr>
-              <w:t xml:space="preserve">KPIs equal DB </w:t>
-            </w:r>
-            <w:r>
-              <w:rPr>
-                <w:sz w:val="15"/>
-              </w:rPr>
-              <w:t>aggregation; deltas vs previous 30 days</w:t>
+              <w:t>Product rating 5.0, reviewCount 1</w:t>
             </w:r>
           </w:p>
         </w:tc>
@@ -8479,7 +8467,7 @@
               <w:rPr>
                 <w:sz w:val="15"/>
               </w:rPr>
-              <w:t>TC-ADM-02</w:t>
+              <w:t>TC-ADM-01</w:t>
             </w:r>
           </w:p>
         </w:tc>
@@ -8496,7 +8484,7 @@
               <w:rPr>
                 <w:sz w:val="15"/>
               </w:rPr>
-              <w:t>FR-ADM-02</w:t>
+              <w:t>FR-ADM-01</w:t>
             </w:r>
           </w:p>
         </w:tc>
@@ -8513,7 +8501,7 @@
               <w:rPr>
                 <w:sz w:val="15"/>
               </w:rPr>
-              <w:t>Create product with 2 images</w:t>
+              <w:t>Dashboard range 30d vs seed data</w:t>
             </w:r>
           </w:p>
         </w:tc>
@@ -8530,7 +8518,7 @@
               <w:rPr>
                 <w:sz w:val="15"/>
               </w:rPr>
-              <w:t>201; visualIndex indexed; vectors 2</w:t>
+              <w:t>KPIs equal DB aggregation; deltas vs previous 30 days</w:t>
             </w:r>
           </w:p>
         </w:tc>
@@ -8552,7 +8540,7 @@
               <w:rPr>
                 <w:sz w:val="15"/>
               </w:rPr>
-              <w:t>TC-ADM-03</w:t>
+              <w:t>TC-ADM-02</w:t>
             </w:r>
           </w:p>
         </w:tc>
@@ -8584,7 +8572,13 @@
               <w:rPr>
                 <w:sz w:val="15"/>
               </w:rPr>
-              <w:t>Upload 6 MB image / PDF</w:t>
+              <w:t xml:space="preserve">Create product </w:t>
+            </w:r>
+            <w:r>
+              <w:rPr>
+                <w:sz w:val="15"/>
+              </w:rPr>
+              <w:t>with 2 images</w:t>
             </w:r>
           </w:p>
         </w:tc>
@@ -8600,7 +8594,7 @@
               <w:rPr>
                 <w:sz w:val="15"/>
               </w:rPr>
-              <w:t>400 / 400</w:t>
+              <w:t>201; visualIndex indexed; vectors 2</w:t>
             </w:r>
           </w:p>
         </w:tc>
@@ -8623,7 +8617,7 @@
               <w:rPr>
                 <w:sz w:val="15"/>
               </w:rPr>
-              <w:t>TC-ADM-04</w:t>
+              <w:t>TC-ADM-03</w:t>
             </w:r>
           </w:p>
         </w:tc>
@@ -8657,7 +8651,7 @@
               <w:rPr>
                 <w:sz w:val="15"/>
               </w:rPr>
-              <w:t>Delete product with reviews</w:t>
+              <w:t>Upload 6 MB image / PDF</w:t>
             </w:r>
           </w:p>
         </w:tc>
@@ -8674,13 +8668,7 @@
               <w:rPr>
                 <w:sz w:val="15"/>
               </w:rPr>
-              <w:t xml:space="preserve">Reviews and embeddings </w:t>
-            </w:r>
-            <w:r>
-              <w:rPr>
-                <w:sz w:val="15"/>
-              </w:rPr>
-              <w:t>removed</w:t>
+              <w:t>400 / 400</w:t>
             </w:r>
           </w:p>
         </w:tc>
@@ -8702,7 +8690,7 @@
               <w:rPr>
                 <w:sz w:val="15"/>
               </w:rPr>
-              <w:t>TC-ADM-05</w:t>
+              <w:t>TC-ADM-04</w:t>
             </w:r>
           </w:p>
         </w:tc>
@@ -8718,7 +8706,7 @@
               <w:rPr>
                 <w:sz w:val="15"/>
               </w:rPr>
-              <w:t>FR-ADM-03</w:t>
+              <w:t>FR-ADM-02</w:t>
             </w:r>
           </w:p>
         </w:tc>
@@ -8734,7 +8722,7 @@
               <w:rPr>
                 <w:sz w:val="15"/>
               </w:rPr>
-              <w:t>Delete category with products</w:t>
+              <w:t>Delete product with reviews</w:t>
             </w:r>
           </w:p>
         </w:tc>
@@ -8750,7 +8738,7 @@
               <w:rPr>
                 <w:sz w:val="15"/>
               </w:rPr>
-              <w:t>409</w:t>
+              <w:t>Reviews and embeddings removed</w:t>
             </w:r>
           </w:p>
         </w:tc>
@@ -8773,7 +8761,7 @@
               <w:rPr>
                 <w:sz w:val="15"/>
               </w:rPr>
-              <w:t>TC-ADM-06</w:t>
+              <w:t>TC-ADM-05</w:t>
             </w:r>
           </w:p>
         </w:tc>
@@ -8790,7 +8778,7 @@
               <w:rPr>
                 <w:sz w:val="15"/>
               </w:rPr>
-              <w:t>FR-ADM-04</w:t>
+              <w:t>FR-ADM-03</w:t>
             </w:r>
           </w:p>
         </w:tc>
@@ -8807,7 +8795,7 @@
               <w:rPr>
                 <w:sz w:val="15"/>
               </w:rPr>
-              <w:t>Restock a low-stock product to 50</w:t>
+              <w:t>Delete category with products</w:t>
             </w:r>
           </w:p>
         </w:tc>
@@ -8824,7 +8812,7 @@
               <w:rPr>
                 <w:sz w:val="15"/>
               </w:rPr>
-              <w:t>Disappears from inventory alerts</w:t>
+              <w:t>409</w:t>
             </w:r>
           </w:p>
         </w:tc>
@@ -8846,7 +8834,7 @@
               <w:rPr>
                 <w:sz w:val="15"/>
               </w:rPr>
-              <w:t>TC-ADM-07</w:t>
+              <w:t>TC-ADM-06</w:t>
             </w:r>
           </w:p>
         </w:tc>
@@ -8862,7 +8850,7 @@
               <w:rPr>
                 <w:sz w:val="15"/>
               </w:rPr>
-              <w:t>FR-ADM-05</w:t>
+              <w:t>FR-ADM-04</w:t>
             </w:r>
           </w:p>
         </w:tc>
@@ -8878,7 +8866,7 @@
               <w:rPr>
                 <w:sz w:val="15"/>
               </w:rPr>
-              <w:t>Export CSV with zh locale</w:t>
+              <w:t>Restock a low-stock product to 50</w:t>
             </w:r>
           </w:p>
         </w:tc>
@@ -8894,7 +8882,7 @@
               <w:rPr>
                 <w:sz w:val="15"/>
               </w:rPr>
-              <w:t>UTF-8 BOM; Chinese headers; opens correctly in Excel</w:t>
+              <w:t>Disappears from inventory alerts</w:t>
             </w:r>
           </w:p>
         </w:tc>
@@ -8917,7 +8905,7 @@
               <w:rPr>
                 <w:sz w:val="15"/>
               </w:rPr>
-              <w:t>TC-ADM-08</w:t>
+              <w:t>TC-ADM-07</w:t>
             </w:r>
           </w:p>
         </w:tc>
@@ -8951,7 +8939,7 @@
               <w:rPr>
                 <w:sz w:val="15"/>
               </w:rPr>
-              <w:t>Deactivate customer then customer calls API</w:t>
+              <w:t>Export CSV with zh locale</w:t>
             </w:r>
           </w:p>
         </w:tc>
@@ -8968,7 +8956,7 @@
               <w:rPr>
                 <w:sz w:val="15"/>
               </w:rPr>
-              <w:t>403 on next request; refresh 401</w:t>
+              <w:t>UTF-8 BOM; Chinese headers; opens correctly in Excel</w:t>
             </w:r>
           </w:p>
         </w:tc>
@@ -8990,7 +8978,7 @@
               <w:rPr>
                 <w:sz w:val="15"/>
               </w:rPr>
-              <w:t>TC-ADM-09</w:t>
+              <w:t>TC-ADM-08</w:t>
             </w:r>
           </w:p>
         </w:tc>
@@ -9006,7 +8994,7 @@
               <w:rPr>
                 <w:sz w:val="15"/>
               </w:rPr>
-              <w:t>FR-ADM-06</w:t>
+              <w:t>FR-ADM-05</w:t>
             </w:r>
           </w:p>
         </w:tc>
@@ -9022,7 +9010,7 @@
               <w:rPr>
                 <w:sz w:val="15"/>
               </w:rPr>
-              <w:t>Create hero banner (live)</w:t>
+              <w:t>Deactivate customer then customer calls API</w:t>
             </w:r>
           </w:p>
         </w:tc>
@@ -9038,7 +9026,13 @@
               <w:rPr>
                 <w:sz w:val="15"/>
               </w:rPr>
-              <w:t>Appears in storefront carousel and Android pager</w:t>
+              <w:t xml:space="preserve">403 on next </w:t>
+            </w:r>
+            <w:r>
+              <w:rPr>
+                <w:sz w:val="15"/>
+              </w:rPr>
+              <w:t>request; refresh 401</w:t>
             </w:r>
           </w:p>
         </w:tc>
@@ -9061,7 +9055,7 @@
               <w:rPr>
                 <w:sz w:val="15"/>
               </w:rPr>
-              <w:t>TC-ADM-10</w:t>
+              <w:t>TC-ADM-09</w:t>
             </w:r>
           </w:p>
         </w:tc>
@@ -9078,7 +9072,7 @@
               <w:rPr>
                 <w:sz w:val="15"/>
               </w:rPr>
-              <w:t>FR-ADM-07</w:t>
+              <w:t>FR-ADM-06</w:t>
             </w:r>
           </w:p>
         </w:tc>
@@ -9095,7 +9089,7 @@
               <w:rPr>
                 <w:sz w:val="15"/>
               </w:rPr>
-              <w:t>Manager calls GET /admin/staff</w:t>
+              <w:t>Create hero banner (live)</w:t>
             </w:r>
           </w:p>
         </w:tc>
@@ -9112,7 +9106,7 @@
               <w:rPr>
                 <w:sz w:val="15"/>
               </w:rPr>
-              <w:t>403</w:t>
+              <w:t>Appears in storefront carousel and Android pager</w:t>
             </w:r>
           </w:p>
         </w:tc>
@@ -9134,7 +9128,8 @@
               <w:rPr>
                 <w:sz w:val="15"/>
               </w:rPr>
-              <w:t>TC-ADM-11</w:t>
+              <w:lastRenderedPageBreak/>
+              <w:t>TC-ADM-10</w:t>
             </w:r>
           </w:p>
         </w:tc>
@@ -9150,7 +9145,7 @@
               <w:rPr>
                 <w:sz w:val="15"/>
               </w:rPr>
-              <w:t>FR-ADM-08</w:t>
+              <w:t>FR-ADM-07</w:t>
             </w:r>
           </w:p>
         </w:tc>
@@ -9166,7 +9161,7 @@
               <w:rPr>
                 <w:sz w:val="15"/>
               </w:rPr>
-              <w:t>Super admin changes manager permissions</w:t>
+              <w:t>Manager calls GET /admin/staff</w:t>
             </w:r>
           </w:p>
         </w:tc>
@@ -9182,7 +9177,7 @@
               <w:rPr>
                 <w:sz w:val="15"/>
               </w:rPr>
-              <w:t>Manager's refresh fails; must sign in again</w:t>
+              <w:t>403</w:t>
             </w:r>
           </w:p>
         </w:tc>
@@ -9205,8 +9200,7 @@
               <w:rPr>
                 <w:sz w:val="15"/>
               </w:rPr>
-              <w:lastRenderedPageBreak/>
-              <w:t>TC-ACC-01</w:t>
+              <w:t>TC-ADM-11</w:t>
             </w:r>
           </w:p>
         </w:tc>
@@ -9223,7 +9217,7 @@
               <w:rPr>
                 <w:sz w:val="15"/>
               </w:rPr>
-              <w:t>UC-12</w:t>
+              <w:t>FR-ADM-08</w:t>
             </w:r>
           </w:p>
         </w:tc>
@@ -9240,7 +9234,7 @@
               <w:rPr>
                 <w:sz w:val="15"/>
               </w:rPr>
-              <w:t>Add first address</w:t>
+              <w:t>Super admin changes manager permissions</w:t>
             </w:r>
           </w:p>
         </w:tc>
@@ -9257,7 +9251,13 @@
               <w:rPr>
                 <w:sz w:val="15"/>
               </w:rPr>
-              <w:t>Becomes default</w:t>
+              <w:t xml:space="preserve">Manager's refresh </w:t>
+            </w:r>
+            <w:r>
+              <w:rPr>
+                <w:sz w:val="15"/>
+              </w:rPr>
+              <w:t>fails; must sign in again</w:t>
             </w:r>
           </w:p>
         </w:tc>
@@ -9279,7 +9279,7 @@
               <w:rPr>
                 <w:sz w:val="15"/>
               </w:rPr>
-              <w:t>TC-ACC-02</w:t>
+              <w:t>TC-ACC-01</w:t>
             </w:r>
           </w:p>
         </w:tc>
@@ -9311,7 +9311,7 @@
               <w:rPr>
                 <w:sz w:val="15"/>
               </w:rPr>
-              <w:t>Delete default of 2 addresses</w:t>
+              <w:t>Add first address</w:t>
             </w:r>
           </w:p>
         </w:tc>
@@ -9327,7 +9327,7 @@
               <w:rPr>
                 <w:sz w:val="15"/>
               </w:rPr>
-              <w:t>Remaining address becomes default</w:t>
+              <w:t>Becomes default</w:t>
             </w:r>
           </w:p>
         </w:tc>
@@ -9350,7 +9350,7 @@
               <w:rPr>
                 <w:sz w:val="15"/>
               </w:rPr>
-              <w:t>TC-ACC-03</w:t>
+              <w:t>TC-ACC-02</w:t>
             </w:r>
           </w:p>
         </w:tc>
@@ -9384,7 +9384,7 @@
               <w:rPr>
                 <w:sz w:val="15"/>
               </w:rPr>
-              <w:t>Profile update with e-mail field</w:t>
+              <w:t>Delete default of 2 addresses</w:t>
             </w:r>
           </w:p>
         </w:tc>
@@ -9401,7 +9401,7 @@
               <w:rPr>
                 <w:sz w:val="15"/>
               </w:rPr>
-              <w:t>E-mail unchanged</w:t>
+              <w:t>Remaining address becomes default</w:t>
             </w:r>
           </w:p>
         </w:tc>
@@ -9423,7 +9423,7 @@
               <w:rPr>
                 <w:sz w:val="15"/>
               </w:rPr>
-              <w:t>TC-ACC-04</w:t>
+              <w:t>TC-ACC-03</w:t>
             </w:r>
           </w:p>
         </w:tc>
@@ -9439,7 +9439,7 @@
               <w:rPr>
                 <w:sz w:val="15"/>
               </w:rPr>
-              <w:t>FR-AUTH-06</w:t>
+              <w:t>UC-12</w:t>
             </w:r>
           </w:p>
         </w:tc>
@@ -9455,7 +9455,7 @@
               <w:rPr>
                 <w:sz w:val="15"/>
               </w:rPr>
-              <w:t>Change password wrong current</w:t>
+              <w:t>Profile update with e-mail field</w:t>
             </w:r>
           </w:p>
         </w:tc>
@@ -9471,7 +9471,7 @@
               <w:rPr>
                 <w:sz w:val="15"/>
               </w:rPr>
-              <w:t>Error; password unchanged</w:t>
+              <w:t>E-mail unchanged</w:t>
             </w:r>
           </w:p>
         </w:tc>
@@ -9494,7 +9494,7 @@
               <w:rPr>
                 <w:sz w:val="15"/>
               </w:rPr>
-              <w:t>TC-I18N-01</w:t>
+              <w:t>TC-ACC-04</w:t>
             </w:r>
           </w:p>
         </w:tc>
@@ -9511,7 +9511,7 @@
               <w:rPr>
                 <w:sz w:val="15"/>
               </w:rPr>
-              <w:t>FR-I18N-02</w:t>
+              <w:t>FR-AUTH-06</w:t>
             </w:r>
           </w:p>
         </w:tc>
@@ -9528,7 +9528,13 @@
               <w:rPr>
                 <w:sz w:val="15"/>
               </w:rPr>
-              <w:t>GET /products with X-Language: ja</w:t>
+              <w:t xml:space="preserve">Change </w:t>
+            </w:r>
+            <w:r>
+              <w:rPr>
+                <w:sz w:val="15"/>
+              </w:rPr>
+              <w:t>password wrong current</w:t>
             </w:r>
           </w:p>
         </w:tc>
@@ -9545,7 +9551,7 @@
               <w:rPr>
                 <w:sz w:val="15"/>
               </w:rPr>
-              <w:t>Japanese names where translated; Content-Language ja</w:t>
+              <w:t>Error; password unchanged</w:t>
             </w:r>
           </w:p>
         </w:tc>
@@ -9567,7 +9573,7 @@
               <w:rPr>
                 <w:sz w:val="15"/>
               </w:rPr>
-              <w:t>TC-I18N-02</w:t>
+              <w:t>TC-I18N-01</w:t>
             </w:r>
           </w:p>
         </w:tc>
@@ -9599,7 +9605,7 @@
               <w:rPr>
                 <w:sz w:val="15"/>
               </w:rPr>
-              <w:t>Accept-Language zh-TW</w:t>
+              <w:t>GET /products with X-Language: ja</w:t>
             </w:r>
           </w:p>
         </w:tc>
@@ -9615,7 +9621,7 @@
               <w:rPr>
                 <w:sz w:val="15"/>
               </w:rPr>
-              <w:t>Resolved to zh</w:t>
+              <w:t>Japanese names where translated; Content-Language ja</w:t>
             </w:r>
           </w:p>
         </w:tc>
@@ -9638,7 +9644,7 @@
               <w:rPr>
                 <w:sz w:val="15"/>
               </w:rPr>
-              <w:t>TC-I18N-03</w:t>
+              <w:t>TC-I18N-02</w:t>
             </w:r>
           </w:p>
         </w:tc>
@@ -9655,7 +9661,7 @@
               <w:rPr>
                 <w:sz w:val="15"/>
               </w:rPr>
-              <w:t>FR-I18N-01</w:t>
+              <w:t>FR-I18N-02</w:t>
             </w:r>
           </w:p>
         </w:tc>
@@ -9672,19 +9678,7 @@
               <w:rPr>
                 <w:sz w:val="15"/>
               </w:rPr>
-              <w:t xml:space="preserve">Switch to </w:t>
-            </w:r>
-            <w:r>
-              <w:rPr>
-                <w:sz w:val="15"/>
-              </w:rPr>
-              <w:t>日本語</w:t>
-            </w:r>
-            <w:r>
-              <w:rPr>
-                <w:sz w:val="15"/>
-              </w:rPr>
-              <w:t xml:space="preserve"> on each client</w:t>
+              <w:t>Accept-Language zh-TW</w:t>
             </w:r>
           </w:p>
         </w:tc>
@@ -9701,7 +9695,7 @@
               <w:rPr>
                 <w:sz w:val="15"/>
               </w:rPr>
-              <w:t>All visible texts Japanese (currently fails for F-04 strings)</w:t>
+              <w:t>Resolved to zh</w:t>
             </w:r>
           </w:p>
         </w:tc>
@@ -9723,7 +9717,7 @@
               <w:rPr>
                 <w:sz w:val="15"/>
               </w:rPr>
-              <w:t>TC-NFR-01</w:t>
+              <w:t>TC-I18N-03</w:t>
             </w:r>
           </w:p>
         </w:tc>
@@ -9739,7 +9733,7 @@
               <w:rPr>
                 <w:sz w:val="15"/>
               </w:rPr>
-              <w:t>NFR-SE-03</w:t>
+              <w:t>FR-I18N-01</w:t>
             </w:r>
           </w:p>
         </w:tc>
@@ -9755,7 +9749,25 @@
               <w:rPr>
                 <w:sz w:val="15"/>
               </w:rPr>
-              <w:t>31 logins in 15 min (production mode)</w:t>
+              <w:t xml:space="preserve">Switch to </w:t>
+            </w:r>
+            <w:r>
+              <w:rPr>
+                <w:sz w:val="15"/>
+              </w:rPr>
+              <w:t>日本語</w:t>
+            </w:r>
+            <w:r>
+              <w:rPr>
+                <w:sz w:val="15"/>
+              </w:rPr>
+              <w:t xml:space="preserve"> </w:t>
+            </w:r>
+            <w:r>
+              <w:rPr>
+                <w:sz w:val="15"/>
+              </w:rPr>
+              <w:t>on each client</w:t>
             </w:r>
           </w:p>
         </w:tc>
@@ -9771,7 +9783,7 @@
               <w:rPr>
                 <w:sz w:val="15"/>
               </w:rPr>
-              <w:t>31st → 429</w:t>
+              <w:t>All visible texts Japanese (currently fails for F-04 strings)</w:t>
             </w:r>
           </w:p>
         </w:tc>
@@ -9794,7 +9806,7 @@
               <w:rPr>
                 <w:sz w:val="15"/>
               </w:rPr>
-              <w:t>TC-NFR-02</w:t>
+              <w:t>TC-NFR-01</w:t>
             </w:r>
           </w:p>
         </w:tc>
@@ -9811,7 +9823,7 @@
               <w:rPr>
                 <w:sz w:val="15"/>
               </w:rPr>
-              <w:t>NFR-SE-02</w:t>
+              <w:t>NFR-SE-03</w:t>
             </w:r>
           </w:p>
         </w:tc>
@@ -9828,15 +9840,7 @@
               <w:rPr>
                 <w:sz w:val="15"/>
               </w:rPr>
-              <w:t xml:space="preserve">Login body </w:t>
-            </w:r>
-            <w:r>
-              <w:rPr>
-                <w:rFonts w:ascii="Consolas" w:hAnsi="Consolas"/>
-                <w:color w:val="0B532B"/>
-                <w:sz w:val="13"/>
-              </w:rPr>
-              <w:t>{"email":{"$gt":""}}</w:t>
+              <w:t>31 logins in 15 min (production mode)</w:t>
             </w:r>
           </w:p>
         </w:tc>
@@ -9853,7 +9857,7 @@
               <w:rPr>
                 <w:sz w:val="15"/>
               </w:rPr>
-              <w:t>Operator stripped; 422/401, never 200</w:t>
+              <w:t>31st → 429</w:t>
             </w:r>
           </w:p>
         </w:tc>
@@ -9875,6 +9879,85 @@
               <w:rPr>
                 <w:sz w:val="15"/>
               </w:rPr>
+              <w:t>TC-NFR-02</w:t>
+            </w:r>
+          </w:p>
+        </w:tc>
+        <w:tc>
+          <w:tcPr>
+            <w:tcW w:w="1361" w:type="dxa"/>
+          </w:tcPr>
+          <w:p>
+            <w:pPr>
+              <w:spacing w:after="0" w:line="240" w:lineRule="auto"/>
+            </w:pPr>
+            <w:r>
+              <w:rPr>
+                <w:sz w:val="15"/>
+              </w:rPr>
+              <w:t>NFR-SE-02</w:t>
+            </w:r>
+          </w:p>
+        </w:tc>
+        <w:tc>
+          <w:tcPr>
+            <w:tcW w:w="3515" w:type="dxa"/>
+          </w:tcPr>
+          <w:p>
+            <w:pPr>
+              <w:spacing w:after="0" w:line="240" w:lineRule="auto"/>
+            </w:pPr>
+            <w:r>
+              <w:rPr>
+                <w:sz w:val="15"/>
+              </w:rPr>
+              <w:t xml:space="preserve">Login body </w:t>
+            </w:r>
+            <w:r>
+              <w:rPr>
+                <w:rFonts w:ascii="Consolas" w:hAnsi="Consolas"/>
+                <w:color w:val="0B532B"/>
+                <w:sz w:val="13"/>
+              </w:rPr>
+              <w:t>{"email":{"$gt":""}}</w:t>
+            </w:r>
+          </w:p>
+        </w:tc>
+        <w:tc>
+          <w:tcPr>
+            <w:tcW w:w="3515" w:type="dxa"/>
+          </w:tcPr>
+          <w:p>
+            <w:pPr>
+              <w:spacing w:after="0" w:line="240" w:lineRule="auto"/>
+            </w:pPr>
+            <w:r>
+              <w:rPr>
+                <w:sz w:val="15"/>
+              </w:rPr>
+              <w:t>Operator stripped; 422/401, never 200</w:t>
+            </w:r>
+          </w:p>
+        </w:tc>
+      </w:tr>
+      <w:tr>
+        <w:trPr>
+          <w:cantSplit/>
+          <w:jc w:val="center"/>
+        </w:trPr>
+        <w:tc>
+          <w:tcPr>
+            <w:tcW w:w="1247" w:type="dxa"/>
+            <w:shd w:val="clear" w:color="auto" w:fill="F7FBF8"/>
+          </w:tcPr>
+          <w:p>
+            <w:pPr>
+              <w:spacing w:after="0" w:line="240" w:lineRule="auto"/>
+            </w:pPr>
+            <w:r>
+              <w:rPr>
+                <w:sz w:val="15"/>
+              </w:rPr>
               <w:t>TC-NFR-03</w:t>
             </w:r>
           </w:p>
@@ -9882,6 +9965,7 @@
         <w:tc>
           <w:tcPr>
             <w:tcW w:w="1361" w:type="dxa"/>
+            <w:shd w:val="clear" w:color="auto" w:fill="F7FBF8"/>
           </w:tcPr>
           <w:p>
             <w:pPr>
@@ -9898,6 +9982,7 @@
         <w:tc>
           <w:tcPr>
             <w:tcW w:w="3515" w:type="dxa"/>
+            <w:shd w:val="clear" w:color="auto" w:fill="F7FBF8"/>
           </w:tcPr>
           <w:p>
             <w:pPr>
@@ -9914,6 +9999,7 @@
         <w:tc>
           <w:tcPr>
             <w:tcW w:w="3515" w:type="dxa"/>
+            <w:shd w:val="clear" w:color="auto" w:fill="F7FBF8"/>
           </w:tcPr>
           <w:p>
             <w:pPr>
@@ -9938,7 +10024,7 @@
       <w:pPr>
         <w:pStyle w:val="Heading2"/>
       </w:pPr>
-      <w:bookmarkStart w:id="14" w:name="_Toc241224792"/>
+      <w:bookmarkStart w:id="14" w:name="_Toc241225802"/>
       <w:r>
         <w:t>2.5  Product-area test cases</w:t>
       </w:r>
@@ -10040,15 +10126,7 @@
                 <w:color w:val="15803D"/>
                 <w:sz w:val="15"/>
               </w:rPr>
-              <w:t xml:space="preserve">Input / </w:t>
-            </w:r>
-            <w:r>
-              <w:rPr>
-                <w:b/>
-                <w:color w:val="15803D"/>
-                <w:sz w:val="15"/>
-              </w:rPr>
-              <w:t>steps</w:t>
+              <w:t>Input / steps</w:t>
             </w:r>
           </w:p>
         </w:tc>
@@ -10140,7 +10218,13 @@
               <w:rPr>
                 <w:sz w:val="15"/>
               </w:rPr>
-              <w:t>Register a product whose image is a product on white</w:t>
+              <w:t xml:space="preserve">Register a product whose image </w:t>
+            </w:r>
+            <w:r>
+              <w:rPr>
+                <w:sz w:val="15"/>
+              </w:rPr>
+              <w:t>is a product on white</w:t>
             </w:r>
           </w:p>
         </w:tc>
@@ -10317,7 +10401,13 @@
               <w:rPr>
                 <w:sz w:val="15"/>
               </w:rPr>
-              <w:t>POST photo of a cup on a desk</w:t>
+              <w:t xml:space="preserve">POST photo of </w:t>
+            </w:r>
+            <w:r>
+              <w:rPr>
+                <w:sz w:val="15"/>
+              </w:rPr>
+              <w:t>a cup on a desk</w:t>
             </w:r>
           </w:p>
         </w:tc>
@@ -10687,13 +10777,7 @@
               <w:rPr>
                 <w:sz w:val="15"/>
               </w:rPr>
-              <w:t xml:space="preserve">Correct product first: whole photo 8/12, </w:t>
-            </w:r>
-            <w:r>
-              <w:rPr>
-                <w:sz w:val="15"/>
-              </w:rPr>
-              <w:t>automatic 11/12, adjusted 12/12</w:t>
+              <w:t>Correct product first: whole photo 8/12, automatic 11/12, adjusted 12/12</w:t>
             </w:r>
           </w:p>
         </w:tc>
@@ -10783,7 +10867,13 @@
               <w:rPr>
                 <w:sz w:val="15"/>
               </w:rPr>
-              <w:t>Plain background IoU ≥ 0.5 in ≥ 90 %</w:t>
+              <w:t xml:space="preserve">Plain </w:t>
+            </w:r>
+            <w:r>
+              <w:rPr>
+                <w:sz w:val="15"/>
+              </w:rPr>
+              <w:t>background IoU ≥ 0.5 in ≥ 90 %</w:t>
             </w:r>
           </w:p>
         </w:tc>
@@ -10943,13 +11033,7 @@
               <w:rPr>
                 <w:sz w:val="15"/>
               </w:rPr>
-              <w:t xml:space="preserve">PATCH </w:t>
-            </w:r>
-            <w:r>
-              <w:rPr>
-                <w:sz w:val="15"/>
-              </w:rPr>
-              <w:t>product with a manual region</w:t>
+              <w:t>PATCH product with a manual region</w:t>
             </w:r>
           </w:p>
         </w:tc>
@@ -11143,13 +11227,7 @@
               <w:rPr>
                 <w:sz w:val="15"/>
               </w:rPr>
-              <w:t xml:space="preserve">Image returns to automatic </w:t>
-            </w:r>
-            <w:r>
-              <w:rPr>
-                <w:sz w:val="15"/>
-              </w:rPr>
-              <w:t>detection</w:t>
+              <w:t>Image returns to automatic detection</w:t>
             </w:r>
           </w:p>
         </w:tc>
@@ -11590,7 +11668,13 @@
               <w:rPr>
                 <w:sz w:val="15"/>
               </w:rPr>
-              <w:t>Same cases and boxes as TC-REG-16; Box.clamped</w:t>
+              <w:t xml:space="preserve">Same cases and boxes as </w:t>
+            </w:r>
+            <w:r>
+              <w:rPr>
+                <w:sz w:val="15"/>
+              </w:rPr>
+              <w:t>TC-REG-16; Box.clamped</w:t>
             </w:r>
           </w:p>
         </w:tc>
@@ -11751,13 +11835,7 @@
               <w:rPr>
                 <w:sz w:val="15"/>
               </w:rPr>
-              <w:t xml:space="preserve">Web: drag NW and SE </w:t>
-            </w:r>
-            <w:r>
-              <w:rPr>
-                <w:sz w:val="15"/>
-              </w:rPr>
-              <w:t>handles to the product</w:t>
+              <w:t>Web: drag NW and SE handles to the product</w:t>
             </w:r>
           </w:p>
         </w:tc>
@@ -11773,7 +11851,13 @@
               <w:rPr>
                 <w:sz w:val="15"/>
               </w:rPr>
-              <w:t>Box follows; status “area you selected”; product ranks first</w:t>
+              <w:t xml:space="preserve">Box follows; status “area you selected”; product ranks </w:t>
+            </w:r>
+            <w:r>
+              <w:rPr>
+                <w:sz w:val="15"/>
+              </w:rPr>
+              <w:t>first</w:t>
             </w:r>
           </w:p>
         </w:tc>
@@ -12040,7 +12124,13 @@
               <w:rPr>
                 <w:sz w:val="15"/>
               </w:rPr>
-              <w:t>Single-column layout; Japanese status line</w:t>
+              <w:t xml:space="preserve">Single-column layout; </w:t>
+            </w:r>
+            <w:r>
+              <w:rPr>
+                <w:sz w:val="15"/>
+              </w:rPr>
+              <w:t>Japanese status line</w:t>
             </w:r>
           </w:p>
         </w:tc>
@@ -12166,6 +12256,7 @@
               <w:rPr>
                 <w:sz w:val="15"/>
               </w:rPr>
+              <w:lastRenderedPageBreak/>
               <w:t>TC-AN-01</w:t>
             </w:r>
           </w:p>
@@ -12200,13 +12291,7 @@
               <w:rPr>
                 <w:sz w:val="15"/>
               </w:rPr>
-              <w:t xml:space="preserve">Android: gallery photo </w:t>
-            </w:r>
-            <w:r>
-              <w:rPr>
-                <w:sz w:val="15"/>
-              </w:rPr>
-              <w:t>of a product on a table</w:t>
+              <w:t>Android: gallery photo of a product on a table</w:t>
             </w:r>
           </w:p>
         </w:tc>
@@ -12240,7 +12325,13 @@
               <w:rPr>
                 <w:sz w:val="15"/>
               </w:rPr>
-              <w:t>Not run – needs device</w:t>
+              <w:t>Not run</w:t>
+            </w:r>
+            <w:r>
+              <w:rPr>
+                <w:sz w:val="15"/>
+              </w:rPr>
+              <w:t xml:space="preserve"> – needs device</w:t>
             </w:r>
           </w:p>
         </w:tc>
@@ -12349,7 +12440,6 @@
               <w:rPr>
                 <w:sz w:val="15"/>
               </w:rPr>
-              <w:lastRenderedPageBreak/>
               <w:t>TC-AN-03</w:t>
             </w:r>
           </w:p>
@@ -12384,13 +12474,7 @@
               <w:rPr>
                 <w:sz w:val="15"/>
               </w:rPr>
-              <w:t>Android without model (upload</w:t>
-            </w:r>
-            <w:r>
-              <w:rPr>
-                <w:sz w:val="15"/>
-              </w:rPr>
-              <w:t xml:space="preserve"> path)</w:t>
+              <w:t>Android without model (upload path)</w:t>
             </w:r>
           </w:p>
         </w:tc>
@@ -12439,9 +12523,12 @@
       <w:pPr>
         <w:pStyle w:val="Heading2"/>
       </w:pPr>
-      <w:bookmarkStart w:id="15" w:name="_Toc241224793"/>
+      <w:bookmarkStart w:id="15" w:name="_Toc241225803"/>
       <w:r>
-        <w:t>2.6  Test execution results (product-area change)</w:t>
+        <w:t xml:space="preserve">2.6  </w:t>
+      </w:r>
+      <w:r>
+        <w:t>Test execution results (product-area change)</w:t>
       </w:r>
       <w:bookmarkEnd w:id="15"/>
     </w:p>
@@ -12577,29 +12664,29 @@
               <w:rPr>
                 <w:sz w:val="16"/>
               </w:rPr>
-              <w:t xml:space="preserve">Python 3 + onnxruntime 1.30, DINOv3 ViT-S/16 fp32, </w:t>
-            </w:r>
+              <w:t>Python 3 + onnxruntime 1.30, DINOv3 ViT-S/16 fp32, scikit-image sample photos</w:t>
+            </w:r>
+          </w:p>
+        </w:tc>
+        <w:tc>
+          <w:tcPr>
+            <w:tcW w:w="3628" w:type="dxa"/>
+          </w:tcPr>
+          <w:p>
+            <w:pPr>
+              <w:spacing w:after="0" w:line="240" w:lineRule="auto"/>
+            </w:pPr>
             <w:r>
               <w:rPr>
                 <w:sz w:val="16"/>
               </w:rPr>
-              <w:t>scikit-image sample photos</w:t>
-            </w:r>
-          </w:p>
-        </w:tc>
-        <w:tc>
-          <w:tcPr>
-            <w:tcW w:w="3628" w:type="dxa"/>
-          </w:tcPr>
-          <w:p>
-            <w:pPr>
-              <w:spacing w:after="0" w:line="240" w:lineRule="auto"/>
-            </w:pPr>
+              <w:t xml:space="preserve">Parameters chosen on 30 tuning images; reported </w:t>
+            </w:r>
             <w:r>
               <w:rPr>
                 <w:sz w:val="16"/>
               </w:rPr>
-              <w:t>Parameters chosen on 30 tuning images; reported numbers from a separate 60-image held-out set</w:t>
+              <w:t>numbers from a separate 60-image held-out set</w:t>
             </w:r>
           </w:p>
         </w:tc>
@@ -12656,13 +12743,7 @@
               <w:rPr>
                 <w:sz w:val="16"/>
               </w:rPr>
-              <w:t>10 / 10 checks passed; ran</w:t>
-            </w:r>
-            <w:r>
-              <w:rPr>
-                <w:sz w:val="16"/>
-              </w:rPr>
-              <w:t>king table below</w:t>
+              <w:t>10 / 10 checks passed; ranking table below</w:t>
             </w:r>
           </w:p>
         </w:tc>
@@ -12700,7 +12781,13 @@
               <w:rPr>
                 <w:sz w:val="16"/>
               </w:rPr>
-              <w:t>Node detector, Python reference, Java RegionDetector compiled with JDK 17</w:t>
+              <w:t xml:space="preserve">Node detector, Python </w:t>
+            </w:r>
+            <w:r>
+              <w:rPr>
+                <w:sz w:val="16"/>
+              </w:rPr>
+              <w:t>reference, Java RegionDetector compiled with JDK 17</w:t>
             </w:r>
           </w:p>
         </w:tc>
@@ -12756,30 +12843,30 @@
               <w:rPr>
                 <w:sz w:val="16"/>
               </w:rPr>
-              <w:t xml:space="preserve">Storefront and admin Vite dev servers </w:t>
-            </w:r>
+              <w:t>Storefront and admin Vite dev servers against the test API</w:t>
+            </w:r>
+          </w:p>
+        </w:tc>
+        <w:tc>
+          <w:tcPr>
+            <w:tcW w:w="3628" w:type="dxa"/>
+            <w:shd w:val="clear" w:color="auto" w:fill="F7FBF8"/>
+          </w:tcPr>
+          <w:p>
+            <w:pPr>
+              <w:spacing w:after="0" w:line="240" w:lineRule="auto"/>
+            </w:pPr>
             <w:r>
               <w:rPr>
                 <w:sz w:val="16"/>
               </w:rPr>
-              <w:t>against the test API</w:t>
-            </w:r>
-          </w:p>
-        </w:tc>
-        <w:tc>
-          <w:tcPr>
-            <w:tcW w:w="3628" w:type="dxa"/>
-            <w:shd w:val="clear" w:color="auto" w:fill="F7FBF8"/>
-          </w:tcPr>
-          <w:p>
-            <w:pPr>
-              <w:spacing w:after="0" w:line="240" w:lineRule="auto"/>
-            </w:pPr>
+              <w:t>TC-UI-01 … 06 passed; screenshots in the Screen D</w:t>
+            </w:r>
             <w:r>
               <w:rPr>
                 <w:sz w:val="16"/>
               </w:rPr>
-              <w:t>TC-UI-01 … 06 passed; screenshots in the Screen Design Specification</w:t>
+              <w:t>esign Specification</w:t>
             </w:r>
           </w:p>
         </w:tc>
@@ -12873,13 +12960,13 @@
               <w:rPr>
                 <w:sz w:val="16"/>
               </w:rPr>
-              <w:t xml:space="preserve">vite build (storefront, admin); </w:t>
+              <w:t xml:space="preserve">vite build (storefront, admin); javac against android-35 for RegionDetector, Dinov3Preprocessor, </w:t>
             </w:r>
             <w:r>
               <w:rPr>
                 <w:sz w:val="16"/>
               </w:rPr>
-              <w:t>javac against android-35 for RegionDetector, Dinov3Preprocessor, RegionSelectorView, Dinov3Encoder</w:t>
+              <w:t>RegionSelectorView, Dinov3Encoder</w:t>
             </w:r>
           </w:p>
         </w:tc>
@@ -12959,10 +13046,7 @@
         <w:jc w:val="center"/>
       </w:pPr>
       <w:r>
-        <w:t xml:space="preserve">Figure 1 – Search accuracy by mode (left) </w:t>
-      </w:r>
-      <w:r>
-        <w:t>and detection accuracy by background (right)</w:t>
+        <w:t>Figure 1 – Search accuracy by mode (left) and detection accuracy by background (right)</w:t>
       </w:r>
     </w:p>
     <w:p>
@@ -12971,7 +13055,10 @@
         <w:keepNext/>
       </w:pPr>
       <w:r>
-        <w:t>Table 7 – Integration test ranking per query (catalogue of 16 products)</w:t>
+        <w:t xml:space="preserve">Table 7 – </w:t>
+      </w:r>
+      <w:r>
+        <w:t>Integration test ranking per query (catalogue of 16 products)</w:t>
       </w:r>
     </w:p>
     <w:tbl>
@@ -14093,7 +14180,13 @@
               <w:rPr>
                 <w:sz w:val="16"/>
               </w:rPr>
-              <w:t>astronaut / desk</w:t>
+              <w:t xml:space="preserve">astronaut / </w:t>
+            </w:r>
+            <w:r>
+              <w:rPr>
+                <w:sz w:val="16"/>
+              </w:rPr>
+              <w:t>desk</w:t>
             </w:r>
           </w:p>
         </w:tc>
@@ -14208,20 +14301,13 @@
               <w:rPr>
                 <w:sz w:val="20"/>
               </w:rPr>
-              <w:t xml:space="preserve">The evaluation images are synthetic composites (a product photo pasted onto another background) built from public sample images, so they show relative effects, not </w:t>
+              <w:t xml:space="preserve">The evaluation images are synthetic composites (a product photo pasted onto another background) built from public sample images, so they show relative effects, not production accuracy. A test set of real shopper photos with </w:t>
             </w:r>
             <w:r>
               <w:rPr>
                 <w:sz w:val="20"/>
               </w:rPr>
-              <w:t xml:space="preserve">production accuracy. A test set of real shopper </w:t>
-            </w:r>
-            <w:r>
-              <w:rPr>
-                <w:sz w:val="20"/>
-              </w:rPr>
-              <w:lastRenderedPageBreak/>
-              <w:t>photos with labelled boxes is needed before quoting accuracy externally.</w:t>
+              <w:t>labelled boxes is needed before quoting accuracy externally.</w:t>
             </w:r>
           </w:p>
         </w:tc>
@@ -14241,7 +14327,7 @@
       <w:pPr>
         <w:pStyle w:val="Heading1"/>
       </w:pPr>
-      <w:bookmarkStart w:id="16" w:name="_Toc241224794"/>
+      <w:bookmarkStart w:id="16" w:name="_Toc241225804"/>
       <w:r>
         <w:lastRenderedPageBreak/>
         <w:t>Appendix A – Requirements traceability matrix</w:t>
@@ -14250,10 +14336,10 @@
     </w:p>
     <w:p>
       <w:r>
-        <w:t xml:space="preserve">Forward traceability from requirement groups to use cases, screens, code and tests </w:t>
+        <w:t>Forward traceability from requirement groups to use cases, screens, code and tests (bidirectional traceability as required by ISO/IEC/IEEE 29148)</w:t>
       </w:r>
       <w:r>
-        <w:t>(bidirectional traceability as required by ISO/IEC/IEEE 29148).</w:t>
+        <w:t>.</w:t>
       </w:r>
     </w:p>
     <w:p>
@@ -14460,13 +14546,7 @@
               <w:rPr>
                 <w:sz w:val="16"/>
               </w:rPr>
-              <w:t xml:space="preserve">auth.controller, middleware/auth, </w:t>
-            </w:r>
-            <w:r>
-              <w:rPr>
-                <w:sz w:val="16"/>
-              </w:rPr>
-              <w:t>utils/token, api/client.js, ApiClient.java</w:t>
+              <w:t>auth.controller, middleware/auth, utils/token, api/client.js, ApiClient.java</w:t>
             </w:r>
           </w:p>
         </w:tc>
@@ -14750,7 +14830,7 @@
               <w:rPr>
                 <w:sz w:val="16"/>
               </w:rPr>
-              <w:t>TC-VIS-01..07</w:t>
+              <w:t>TC-VIS-01..08</w:t>
             </w:r>
           </w:p>
         </w:tc>
@@ -14804,29 +14884,29 @@
               <w:rPr>
                 <w:sz w:val="16"/>
               </w:rPr>
-              <w:t xml:space="preserve">SF-04, </w:t>
-            </w:r>
+              <w:t>SF-04, AD-03, AN-09</w:t>
+            </w:r>
+          </w:p>
+        </w:tc>
+        <w:tc>
+          <w:tcPr>
+            <w:tcW w:w="2948" w:type="dxa"/>
+          </w:tcPr>
+          <w:p>
+            <w:pPr>
+              <w:spacing w:after="0" w:line="240" w:lineRule="auto"/>
+            </w:pPr>
             <w:r>
               <w:rPr>
                 <w:sz w:val="16"/>
               </w:rPr>
-              <w:t>AD-03, AN-09</w:t>
-            </w:r>
-          </w:p>
-        </w:tc>
-        <w:tc>
-          <w:tcPr>
-            <w:tcW w:w="2948" w:type="dxa"/>
-          </w:tcPr>
-          <w:p>
-            <w:pPr>
-              <w:spacing w:after="0" w:line="240" w:lineRule="auto"/>
-            </w:pPr>
+              <w:t xml:space="preserve">regionDetect.js, RegionSelector.jsx, </w:t>
+            </w:r>
             <w:r>
               <w:rPr>
                 <w:sz w:val="16"/>
               </w:rPr>
-              <w:t>regionDetect.js, RegionSelector.jsx, RegionDetector.java, RegionSelectorView.java</w:t>
+              <w:t>RegionDetector.java, RegionSelectorView.java</w:t>
             </w:r>
           </w:p>
         </w:tc>
@@ -15093,13 +15173,7 @@
               <w:rPr>
                 <w:sz w:val="16"/>
               </w:rPr>
-              <w:t xml:space="preserve">review.controller, </w:t>
-            </w:r>
-            <w:r>
-              <w:rPr>
-                <w:sz w:val="16"/>
-              </w:rPr>
-              <w:t>Review.syncProductRating</w:t>
+              <w:t>review.controller, Review.syncProductRating</w:t>
             </w:r>
           </w:p>
         </w:tc>
@@ -15154,7 +15228,13 @@
               <w:rPr>
                 <w:sz w:val="16"/>
               </w:rPr>
-              <w:t>UC-14..UC-22, UC-24</w:t>
+              <w:t>UC-14..UC-22,</w:t>
+            </w:r>
+            <w:r>
+              <w:rPr>
+                <w:sz w:val="16"/>
+              </w:rPr>
+              <w:t xml:space="preserve"> UC-24</w:t>
             </w:r>
           </w:p>
         </w:tc>
@@ -27362,7 +27442,7 @@
     <w:autoRedefine/>
     <w:uiPriority w:val="39"/>
     <w:unhideWhenUsed/>
-    <w:rsid w:val="008407DD"/>
+    <w:rsid w:val="008F73E0"/>
   </w:style>
   <w:style w:type="paragraph" w:styleId="TOC2">
     <w:name w:val="toc 2"/>
@@ -27371,7 +27451,7 @@
     <w:autoRedefine/>
     <w:uiPriority w:val="39"/>
     <w:unhideWhenUsed/>
-    <w:rsid w:val="008407DD"/>
+    <w:rsid w:val="008F73E0"/>
     <w:pPr>
       <w:ind w:left="210"/>
     </w:pPr>
@@ -27381,7 +27461,7 @@
     <w:basedOn w:val="DefaultParagraphFont"/>
     <w:uiPriority w:val="99"/>
     <w:unhideWhenUsed/>
-    <w:rsid w:val="008407DD"/>
+    <w:rsid w:val="008F73E0"/>
     <w:rPr>
       <w:color w:val="0000FF" w:themeColor="hyperlink"/>
       <w:u w:val="single"/>
@@ -27715,7 +27795,7 @@
 </file>
 
 <file path=customXml/itemProps1.xml><?xml version="1.0" encoding="utf-8"?>
-<ds:datastoreItem xmlns:ds="http://schemas.openxmlformats.org/officeDocument/2006/customXml" ds:itemID="{03415D45-07D6-436E-B0B9-72AC1D85A607}">
+<ds:datastoreItem xmlns:ds="http://schemas.openxmlformats.org/officeDocument/2006/customXml" ds:itemID="{72809AE0-4A63-44FE-B409-DCF360E14B40}">
   <ds:schemaRefs>
     <ds:schemaRef ds:uri="http://schemas.openxmlformats.org/officeDocument/2006/bibliography"/>
   </ds:schemaRefs>

--- a/docs/SW-TCS-001_Test_Case_Specification.docx
+++ b/docs/SW-TCS-001_Test_Case_Specification.docx
@@ -193,7 +193,7 @@
               <w:rPr>
                 <w:sz w:val="18"/>
               </w:rPr>
-              <w:t>1.1 – adds automatic product-area detection (green box)</w:t>
+              <w:t>1.2 – product area traced with SAM2 (after 1.1: automatic green box)</w:t>
             </w:r>
           </w:p>
         </w:tc>
@@ -232,13 +232,7 @@
               <w:rPr>
                 <w:sz w:val="18"/>
               </w:rPr>
-              <w:t xml:space="preserve">25 </w:t>
-            </w:r>
-            <w:r>
-              <w:rPr>
-                <w:sz w:val="18"/>
-              </w:rPr>
-              <w:t>September 2026</w:t>
+              <w:t>25 September 2026</w:t>
             </w:r>
           </w:p>
         </w:tc>
@@ -398,13 +392,7 @@
               <w:rPr>
                 <w:sz w:val="18"/>
               </w:rPr>
-              <w:t xml:space="preserve">ISO/IEC/IEEE </w:t>
-            </w:r>
-            <w:r>
-              <w:rPr>
-                <w:sz w:val="18"/>
-              </w:rPr>
-              <w:t>12207:2017, 15289:2019, 29148:2018, 42010:2022, ISO/IEC 25010:2023, ISO 9241-110:2020, ISO/IEC/IEEE 29119-3:2021</w:t>
+              <w:t>ISO/IEC/IEEE 12207:2017, 15289:2019, 29148:2018, 42010:2022, ISO/IEC 25010:2023, ISO 9241-110:2020, ISO/IEC/IEEE 29119-3:2021</w:t>
             </w:r>
           </w:p>
         </w:tc>
@@ -465,7 +453,7 @@
       <w:pPr>
         <w:pStyle w:val="Heading1"/>
       </w:pPr>
-      <w:bookmarkStart w:id="1" w:name="_Toc241225789"/>
+      <w:bookmarkStart w:id="1" w:name="_Toc241230404"/>
       <w:r>
         <w:lastRenderedPageBreak/>
         <w:t>Document control</w:t>
@@ -729,7 +717,83 @@
               <w:rPr>
                 <w:sz w:val="18"/>
               </w:rPr>
-              <w:t>Automatic product-area detection with an adjustable glowing green box for image search and product image registration (web, admin, Android, API); split into four specifications</w:t>
+              <w:t xml:space="preserve">Automatic product-area detection with an adjustable glowing green box for image search and product image registration (web, admin, Android, API); split into four </w:t>
+            </w:r>
+            <w:r>
+              <w:rPr>
+                <w:sz w:val="18"/>
+              </w:rPr>
+              <w:t>specifications</w:t>
+            </w:r>
+          </w:p>
+        </w:tc>
+      </w:tr>
+      <w:tr>
+        <w:trPr>
+          <w:cantSplit/>
+          <w:jc w:val="center"/>
+        </w:trPr>
+        <w:tc>
+          <w:tcPr>
+            <w:tcW w:w="1134" w:type="dxa"/>
+          </w:tcPr>
+          <w:p>
+            <w:pPr>
+              <w:spacing w:after="0" w:line="240" w:lineRule="auto"/>
+            </w:pPr>
+            <w:r>
+              <w:rPr>
+                <w:sz w:val="18"/>
+              </w:rPr>
+              <w:t>1.2</w:t>
+            </w:r>
+          </w:p>
+        </w:tc>
+        <w:tc>
+          <w:tcPr>
+            <w:tcW w:w="1474" w:type="dxa"/>
+          </w:tcPr>
+          <w:p>
+            <w:pPr>
+              <w:spacing w:after="0" w:line="240" w:lineRule="auto"/>
+            </w:pPr>
+            <w:r>
+              <w:rPr>
+                <w:sz w:val="18"/>
+              </w:rPr>
+              <w:t>2026-09-25</w:t>
+            </w:r>
+          </w:p>
+        </w:tc>
+        <w:tc>
+          <w:tcPr>
+            <w:tcW w:w="1928" w:type="dxa"/>
+          </w:tcPr>
+          <w:p>
+            <w:pPr>
+              <w:spacing w:after="0" w:line="240" w:lineRule="auto"/>
+            </w:pPr>
+            <w:r>
+              <w:rPr>
+                <w:sz w:val="18"/>
+              </w:rPr>
+              <w:t>Development team</w:t>
+            </w:r>
+          </w:p>
+        </w:tc>
+        <w:tc>
+          <w:tcPr>
+            <w:tcW w:w="5102" w:type="dxa"/>
+          </w:tcPr>
+          <w:p>
+            <w:pPr>
+              <w:spacing w:after="0" w:line="240" w:lineRule="auto"/>
+            </w:pPr>
+            <w:r>
+              <w:rPr>
+                <w:sz w:val="18"/>
+              </w:rPr>
+              <w:t>Product area refined with SAM2.1 (Hiera-tiny): DINOv3 picks the object, SAM2 traces its outline; camera button always visible; web fallback for an API without detection</w:t>
             </w:r>
           </w:p>
         </w:tc>
@@ -745,13 +809,7 @@
         <w:rPr>
           <w:b/>
         </w:rPr>
-        <w:t>Review</w:t>
-      </w:r>
-      <w:r>
-        <w:rPr>
-          <w:b/>
-        </w:rPr>
-        <w:t xml:space="preserve"> and approval</w:t>
+        <w:t>Review and approval</w:t>
       </w:r>
     </w:p>
     <w:tbl>
@@ -1177,13 +1235,7 @@
               <w:rPr>
                 <w:sz w:val="18"/>
               </w:rPr>
-              <w:t xml:space="preserve">Stakeholder needs, functional and quality </w:t>
-            </w:r>
-            <w:r>
-              <w:rPr>
-                <w:sz w:val="18"/>
-              </w:rPr>
-              <w:t>requirements, use cases</w:t>
+              <w:t>Stakeholder needs, functional and quality requirements, use cases</w:t>
             </w:r>
           </w:p>
         </w:tc>
@@ -1334,30 +1386,30 @@
               <w:rPr>
                 <w:sz w:val="18"/>
               </w:rPr>
-              <w:t xml:space="preserve">Test </w:t>
-            </w:r>
+              <w:t>Test Case Specification</w:t>
+            </w:r>
+          </w:p>
+        </w:tc>
+        <w:tc>
+          <w:tcPr>
+            <w:tcW w:w="5102" w:type="dxa"/>
+            <w:shd w:val="clear" w:color="auto" w:fill="F7FBF8"/>
+          </w:tcPr>
+          <w:p>
+            <w:pPr>
+              <w:spacing w:after="0" w:line="240" w:lineRule="auto"/>
+            </w:pPr>
             <w:r>
               <w:rPr>
                 <w:sz w:val="18"/>
               </w:rPr>
-              <w:t>Case Specification</w:t>
-            </w:r>
-          </w:p>
-        </w:tc>
-        <w:tc>
-          <w:tcPr>
-            <w:tcW w:w="5102" w:type="dxa"/>
-            <w:shd w:val="clear" w:color="auto" w:fill="F7FBF8"/>
-          </w:tcPr>
-          <w:p>
-            <w:pPr>
-              <w:spacing w:after="0" w:line="240" w:lineRule="auto"/>
-            </w:pPr>
+              <w:t xml:space="preserve">Test strategy, </w:t>
+            </w:r>
             <w:r>
               <w:rPr>
                 <w:sz w:val="18"/>
               </w:rPr>
-              <w:t>Test strategy, test cases, execution results, traceability</w:t>
+              <w:t>test cases, execution results, traceability</w:t>
             </w:r>
           </w:p>
         </w:tc>
@@ -1406,7 +1458,7 @@
       <w:r>
         <w:fldChar w:fldCharType="separate"/>
       </w:r>
-      <w:hyperlink w:anchor="_Toc241225789" w:history="1">
+      <w:hyperlink w:anchor="_Toc241230404" w:history="1">
         <w:r>
           <w:rPr>
             <w:rStyle w:val="Hyperlink"/>
@@ -1433,7 +1485,7 @@
             <w:noProof/>
             <w:webHidden/>
           </w:rPr>
-          <w:instrText xml:space="preserve"> PAGEREF _Toc241225789 \h </w:instrText>
+          <w:instrText xml:space="preserve"> PAGEREF _Toc241230404 \h </w:instrText>
         </w:r>
         <w:r>
           <w:rPr>
@@ -1477,7 +1529,7 @@
           <w:sz w:val="22"/>
         </w:rPr>
       </w:pPr>
-      <w:hyperlink w:anchor="_Toc241225790" w:history="1">
+      <w:hyperlink w:anchor="_Toc241230405" w:history="1">
         <w:r>
           <w:rPr>
             <w:rStyle w:val="Hyperlink"/>
@@ -1504,7 +1556,7 @@
             <w:noProof/>
             <w:webHidden/>
           </w:rPr>
-          <w:instrText xml:space="preserve"> PAGEREF _Toc241225790 \h </w:instrText>
+          <w:instrText xml:space="preserve"> PAGEREF _Toc241230405 \h </w:instrText>
         </w:r>
         <w:r>
           <w:rPr>
@@ -1548,7 +1600,7 @@
           <w:sz w:val="22"/>
         </w:rPr>
       </w:pPr>
-      <w:hyperlink w:anchor="_Toc241225791" w:history="1">
+      <w:hyperlink w:anchor="_Toc241230406" w:history="1">
         <w:r>
           <w:rPr>
             <w:rStyle w:val="Hyperlink"/>
@@ -1575,7 +1627,7 @@
             <w:noProof/>
             <w:webHidden/>
           </w:rPr>
-          <w:instrText xml:space="preserve"> PAGEREF _Toc241225791 \h </w:instrText>
+          <w:instrText xml:space="preserve"> PAGEREF _Toc241230406 \h </w:instrText>
         </w:r>
         <w:r>
           <w:rPr>
@@ -1619,7 +1671,7 @@
           <w:sz w:val="22"/>
         </w:rPr>
       </w:pPr>
-      <w:hyperlink w:anchor="_Toc241225792" w:history="1">
+      <w:hyperlink w:anchor="_Toc241230407" w:history="1">
         <w:r>
           <w:rPr>
             <w:rStyle w:val="Hyperlink"/>
@@ -1646,7 +1698,7 @@
             <w:noProof/>
             <w:webHidden/>
           </w:rPr>
-          <w:instrText xml:space="preserve"> PAGEREF _Toc241225792 \h </w:instrText>
+          <w:instrText xml:space="preserve"> PAGEREF _Toc241230407 \h </w:instrText>
         </w:r>
         <w:r>
           <w:rPr>
@@ -1690,7 +1742,7 @@
           <w:sz w:val="22"/>
         </w:rPr>
       </w:pPr>
-      <w:hyperlink w:anchor="_Toc241225793" w:history="1">
+      <w:hyperlink w:anchor="_Toc241230408" w:history="1">
         <w:r>
           <w:rPr>
             <w:rStyle w:val="Hyperlink"/>
@@ -1717,7 +1769,7 @@
             <w:noProof/>
             <w:webHidden/>
           </w:rPr>
-          <w:instrText xml:space="preserve"> PAGEREF _Toc241225793 \h </w:instrText>
+          <w:instrText xml:space="preserve"> PAGEREF _Toc241230408 \h </w:instrText>
         </w:r>
         <w:r>
           <w:rPr>
@@ -1761,7 +1813,7 @@
           <w:sz w:val="22"/>
         </w:rPr>
       </w:pPr>
-      <w:hyperlink w:anchor="_Toc241225794" w:history="1">
+      <w:hyperlink w:anchor="_Toc241230409" w:history="1">
         <w:r>
           <w:rPr>
             <w:rStyle w:val="Hyperlink"/>
@@ -1788,7 +1840,7 @@
             <w:noProof/>
             <w:webHidden/>
           </w:rPr>
-          <w:instrText xml:space="preserve"> PAGEREF _Toc241225794 \h </w:instrText>
+          <w:instrText xml:space="preserve"> PAGEREF _Toc241230409 \h </w:instrText>
         </w:r>
         <w:r>
           <w:rPr>
@@ -1832,7 +1884,7 @@
           <w:sz w:val="22"/>
         </w:rPr>
       </w:pPr>
-      <w:hyperlink w:anchor="_Toc241225795" w:history="1">
+      <w:hyperlink w:anchor="_Toc241230410" w:history="1">
         <w:r>
           <w:rPr>
             <w:rStyle w:val="Hyperlink"/>
@@ -1859,7 +1911,7 @@
             <w:noProof/>
             <w:webHidden/>
           </w:rPr>
-          <w:instrText xml:space="preserve"> PAGEREF _Toc241225795 \h </w:instrText>
+          <w:instrText xml:space="preserve"> PAGEREF _Toc241230410 \h </w:instrText>
         </w:r>
         <w:r>
           <w:rPr>
@@ -1903,7 +1955,7 @@
           <w:sz w:val="22"/>
         </w:rPr>
       </w:pPr>
-      <w:hyperlink w:anchor="_Toc241225796" w:history="1">
+      <w:hyperlink w:anchor="_Toc241230411" w:history="1">
         <w:r>
           <w:rPr>
             <w:rStyle w:val="Hyperlink"/>
@@ -1930,7 +1982,7 @@
             <w:noProof/>
             <w:webHidden/>
           </w:rPr>
-          <w:instrText xml:space="preserve"> PAGEREF _Toc241225796 \h </w:instrText>
+          <w:instrText xml:space="preserve"> PAGEREF _Toc241230411 \h </w:instrText>
         </w:r>
         <w:r>
           <w:rPr>
@@ -1974,7 +2026,7 @@
           <w:sz w:val="22"/>
         </w:rPr>
       </w:pPr>
-      <w:hyperlink w:anchor="_Toc241225797" w:history="1">
+      <w:hyperlink w:anchor="_Toc241230412" w:history="1">
         <w:r>
           <w:rPr>
             <w:rStyle w:val="Hyperlink"/>
@@ -2001,7 +2053,7 @@
             <w:noProof/>
             <w:webHidden/>
           </w:rPr>
-          <w:instrText xml:space="preserve"> PAGEREF _Toc241225797 \h </w:instrText>
+          <w:instrText xml:space="preserve"> PAGEREF _Toc241230412 \h </w:instrText>
         </w:r>
         <w:r>
           <w:rPr>
@@ -2045,7 +2097,7 @@
           <w:sz w:val="22"/>
         </w:rPr>
       </w:pPr>
-      <w:hyperlink w:anchor="_Toc241225798" w:history="1">
+      <w:hyperlink w:anchor="_Toc241230413" w:history="1">
         <w:r>
           <w:rPr>
             <w:rStyle w:val="Hyperlink"/>
@@ -2072,7 +2124,7 @@
             <w:noProof/>
             <w:webHidden/>
           </w:rPr>
-          <w:instrText xml:space="preserve"> PAGEREF _Toc241225798 \h </w:instrText>
+          <w:instrText xml:space="preserve"> PAGEREF _Toc241230413 \h </w:instrText>
         </w:r>
         <w:r>
           <w:rPr>
@@ -2116,7 +2168,7 @@
           <w:sz w:val="22"/>
         </w:rPr>
       </w:pPr>
-      <w:hyperlink w:anchor="_Toc241225799" w:history="1">
+      <w:hyperlink w:anchor="_Toc241230414" w:history="1">
         <w:r>
           <w:rPr>
             <w:rStyle w:val="Hyperlink"/>
@@ -2143,7 +2195,7 @@
             <w:noProof/>
             <w:webHidden/>
           </w:rPr>
-          <w:instrText xml:space="preserve"> PAGEREF _Toc241225799 \h </w:instrText>
+          <w:instrText xml:space="preserve"> PAGEREF _Toc241230414 \h </w:instrText>
         </w:r>
         <w:r>
           <w:rPr>
@@ -2187,7 +2239,7 @@
           <w:sz w:val="22"/>
         </w:rPr>
       </w:pPr>
-      <w:hyperlink w:anchor="_Toc241225800" w:history="1">
+      <w:hyperlink w:anchor="_Toc241230415" w:history="1">
         <w:r>
           <w:rPr>
             <w:rStyle w:val="Hyperlink"/>
@@ -2214,7 +2266,7 @@
             <w:noProof/>
             <w:webHidden/>
           </w:rPr>
-          <w:instrText xml:space="preserve"> PAGEREF _Toc241225800 \h </w:instrText>
+          <w:instrText xml:space="preserve"> PAGEREF _Toc241230415 \h </w:instrText>
         </w:r>
         <w:r>
           <w:rPr>
@@ -2258,7 +2310,7 @@
           <w:sz w:val="22"/>
         </w:rPr>
       </w:pPr>
-      <w:hyperlink w:anchor="_Toc241225801" w:history="1">
+      <w:hyperlink w:anchor="_Toc241230416" w:history="1">
         <w:r>
           <w:rPr>
             <w:rStyle w:val="Hyperlink"/>
@@ -2285,7 +2337,7 @@
             <w:noProof/>
             <w:webHidden/>
           </w:rPr>
-          <w:instrText xml:space="preserve"> PAGEREF _Toc241225801 \h </w:instrText>
+          <w:instrText xml:space="preserve"> PAGEREF _Toc241230416 \h </w:instrText>
         </w:r>
         <w:r>
           <w:rPr>
@@ -2329,7 +2381,7 @@
           <w:sz w:val="22"/>
         </w:rPr>
       </w:pPr>
-      <w:hyperlink w:anchor="_Toc241225802" w:history="1">
+      <w:hyperlink w:anchor="_Toc241230417" w:history="1">
         <w:r>
           <w:rPr>
             <w:rStyle w:val="Hyperlink"/>
@@ -2356,7 +2408,7 @@
             <w:noProof/>
             <w:webHidden/>
           </w:rPr>
-          <w:instrText xml:space="preserve"> PAGEREF _Toc241225802 \h </w:instrText>
+          <w:instrText xml:space="preserve"> PAGEREF _Toc241230417 \h </w:instrText>
         </w:r>
         <w:r>
           <w:rPr>
@@ -2400,7 +2452,7 @@
           <w:sz w:val="22"/>
         </w:rPr>
       </w:pPr>
-      <w:hyperlink w:anchor="_Toc241225803" w:history="1">
+      <w:hyperlink w:anchor="_Toc241230418" w:history="1">
         <w:r>
           <w:rPr>
             <w:rStyle w:val="Hyperlink"/>
@@ -2427,7 +2479,7 @@
             <w:noProof/>
             <w:webHidden/>
           </w:rPr>
-          <w:instrText xml:space="preserve"> PAGEREF _Toc241225803 \h </w:instrText>
+          <w:instrText xml:space="preserve"> PAGEREF _Toc241230418 \h </w:instrText>
         </w:r>
         <w:r>
           <w:rPr>
@@ -2471,7 +2523,7 @@
           <w:sz w:val="22"/>
         </w:rPr>
       </w:pPr>
-      <w:hyperlink w:anchor="_Toc241225804" w:history="1">
+      <w:hyperlink w:anchor="_Toc241230419" w:history="1">
         <w:r>
           <w:rPr>
             <w:rStyle w:val="Hyperlink"/>
@@ -2498,7 +2550,7 @@
             <w:noProof/>
             <w:webHidden/>
           </w:rPr>
-          <w:instrText xml:space="preserve"> PAGEREF _Toc241225804 \h </w:instrText>
+          <w:instrText xml:space="preserve"> PAGEREF _Toc241230419 \h </w:instrText>
         </w:r>
         <w:r>
           <w:rPr>
@@ -2518,7 +2570,7 @@
             <w:noProof/>
             <w:webHidden/>
           </w:rPr>
-          <w:t>11</w:t>
+          <w:t>12</w:t>
         </w:r>
         <w:r>
           <w:rPr>
@@ -2543,7 +2595,7 @@
       <w:pPr>
         <w:pStyle w:val="Heading1"/>
       </w:pPr>
-      <w:bookmarkStart w:id="2" w:name="_Toc241225790"/>
+      <w:bookmarkStart w:id="2" w:name="_Toc241230405"/>
       <w:r>
         <w:lastRenderedPageBreak/>
         <w:t>1  Introduction</w:t>
@@ -2554,7 +2606,7 @@
       <w:pPr>
         <w:pStyle w:val="Heading2"/>
       </w:pPr>
-      <w:bookmarkStart w:id="3" w:name="_Toc241225791"/>
+      <w:bookmarkStart w:id="3" w:name="_Toc241230406"/>
       <w:r>
         <w:t>1.1  Purpose</w:t>
       </w:r>
@@ -2562,10 +2614,10 @@
     </w:p>
     <w:p>
       <w:r>
-        <w:t xml:space="preserve">This Test Case Specification defines how ShopWorld is verified: test levels, environment, entry </w:t>
+        <w:t xml:space="preserve">This Test Case Specification defines how ShopWorld is verified: test levels, environment, entry and exit criteria, the test cases </w:t>
       </w:r>
       <w:r>
-        <w:t>and exit criteria, the test cases for every requirement in SW-SRS-001, and the results of the runs made for the product-area change.</w:t>
+        <w:t>for every requirement in SW-SRS-001, and the results of the runs made for the product-area change.</w:t>
       </w:r>
     </w:p>
     <w:p>
@@ -2579,17 +2631,17 @@
         <w:t>as built</w:t>
       </w:r>
       <w:r>
-        <w:t xml:space="preserve">: statements were derived from the source code, and the product-area feature was </w:t>
+        <w:t xml:space="preserve">: statements were derived from the source code, and the product-area feature was verified by the tests reported in </w:t>
       </w:r>
       <w:r>
-        <w:t>verified by the tests reported in SW-TCS-001.</w:t>
+        <w:t>SW-TCS-001.</w:t>
       </w:r>
     </w:p>
     <w:p>
       <w:pPr>
         <w:pStyle w:val="Heading2"/>
       </w:pPr>
-      <w:bookmarkStart w:id="4" w:name="_Toc241225792"/>
+      <w:bookmarkStart w:id="4" w:name="_Toc241230407"/>
       <w:r>
         <w:t>1.2  Scope</w:t>
       </w:r>
@@ -2597,17 +2649,17 @@
     </w:p>
     <w:p>
       <w:r>
-        <w:t>ShopWorld is a multi-channel shop with four software items sharing one REST API: the API (Node.js 18, Express 4, MongoDB 6), the customer storefront (React 18), the admin panel (React 18) and the And</w:t>
+        <w:t>ShopWorld is a multi-channel shop with four software items sharing one REST API: the API (Node.js 18, Express 4, MongoDB 6), the customer storefront (React 18), the admin panel (React 18) and the Android app (Java, API 24–35). Versio</w:t>
       </w:r>
       <w:r>
-        <w:t>roid app (Java, API 24–35). Version 1.1 adds the product-area test cases and their results, including the measured accuracy of the detector.</w:t>
+        <w:t>ns 1.1 and 1.2 add the product-area and SAM2 test cases and their results, including the measured accuracy of the detector.</w:t>
       </w:r>
     </w:p>
     <w:p>
       <w:pPr>
         <w:pStyle w:val="Heading2"/>
       </w:pPr>
-      <w:bookmarkStart w:id="5" w:name="_Toc241225793"/>
+      <w:bookmarkStart w:id="5" w:name="_Toc241230408"/>
       <w:r>
         <w:t>1.3  Intended readers</w:t>
       </w:r>
@@ -2756,7 +2808,13 @@
               <w:rPr>
                 <w:sz w:val="18"/>
               </w:rPr>
-              <w:t>Failing or not-yet-run cases to automate</w:t>
+              <w:t xml:space="preserve">Failing or </w:t>
+            </w:r>
+            <w:r>
+              <w:rPr>
+                <w:sz w:val="18"/>
+              </w:rPr>
+              <w:t>not-yet-run cases to automate</w:t>
             </w:r>
           </w:p>
         </w:tc>
@@ -2809,7 +2867,7 @@
       <w:pPr>
         <w:pStyle w:val="Heading2"/>
       </w:pPr>
-      <w:bookmarkStart w:id="6" w:name="_Toc241225794"/>
+      <w:bookmarkStart w:id="6" w:name="_Toc241230409"/>
       <w:r>
         <w:t>1.4  Conformance to standards</w:t>
       </w:r>
@@ -3020,7 +3078,7 @@
       <w:pPr>
         <w:pStyle w:val="Heading2"/>
       </w:pPr>
-      <w:bookmarkStart w:id="7" w:name="_Toc241225795"/>
+      <w:bookmarkStart w:id="7" w:name="_Toc241230410"/>
       <w:r>
         <w:t>1.5  Definitions</w:t>
       </w:r>
@@ -3138,13 +3196,13 @@
               <w:rPr>
                 <w:sz w:val="17"/>
               </w:rPr>
-              <w:t xml:space="preserve">Registered shopper (role </w:t>
+              <w:t xml:space="preserve">Registered shopper (role customer) / visitor who </w:t>
             </w:r>
             <w:r>
               <w:rPr>
                 <w:sz w:val="17"/>
               </w:rPr>
-              <w:t>customer) / visitor who is not signed in.</w:t>
+              <w:t>is not signed in.</w:t>
             </w:r>
           </w:p>
         </w:tc>
@@ -3222,13 +3280,7 @@
               <w:rPr>
                 <w:sz w:val="17"/>
               </w:rPr>
-              <w:t xml:space="preserve">Self-supervised vision transformer (ViT-S/16) that turns an image into a 384-number feature </w:t>
-            </w:r>
-            <w:r>
-              <w:rPr>
-                <w:sz w:val="17"/>
-              </w:rPr>
-              <w:t>vector.</w:t>
+              <w:t>Self-supervised vision transformer (ViT-S/16) that turns an image into a 384-number feature vector.</w:t>
             </w:r>
           </w:p>
         </w:tc>
@@ -3268,7 +3320,13 @@
               <w:rPr>
                 <w:sz w:val="17"/>
               </w:rPr>
-              <w:t>The model's 384-number feature for one 16 × 16 pixel patch of the input image.</w:t>
+              <w:t xml:space="preserve">The </w:t>
+            </w:r>
+            <w:r>
+              <w:rPr>
+                <w:sz w:val="17"/>
+              </w:rPr>
+              <w:t>model's 384-number feature for one 16 × 16 pixel patch of the input image.</w:t>
             </w:r>
           </w:p>
         </w:tc>
@@ -3346,13 +3404,13 @@
               <w:rPr>
                 <w:sz w:val="17"/>
               </w:rPr>
-              <w:t xml:space="preserve">Rectangle {x, y, w, h} in </w:t>
+              <w:t>Rectangle {x, y, w, h} in fractions (0–1) of the upright</w:t>
             </w:r>
             <w:r>
               <w:rPr>
                 <w:sz w:val="17"/>
               </w:rPr>
-              <w:t>fractions (0–1) of the upright photo that shows the product; drawn as the glowing green box.</w:t>
+              <w:t xml:space="preserve"> photo that shows the product; drawn as the glowing green box.</w:t>
             </w:r>
           </w:p>
         </w:tc>
@@ -3430,13 +3488,7 @@
               <w:rPr>
                 <w:sz w:val="17"/>
               </w:rPr>
-              <w:t xml:space="preserve">Intersection over union of two rectangles; 1 = identical, 0 = no </w:t>
-            </w:r>
-            <w:r>
-              <w:rPr>
-                <w:sz w:val="17"/>
-              </w:rPr>
-              <w:t>overlap.</w:t>
+              <w:t>Intersection over union of two rectangles; 1 = identical, 0 = no overlap.</w:t>
             </w:r>
           </w:p>
         </w:tc>
@@ -3458,6 +3510,97 @@
               <w:rPr>
                 <w:sz w:val="17"/>
               </w:rPr>
+              <w:t>SAM2</w:t>
+            </w:r>
+          </w:p>
+        </w:tc>
+        <w:tc>
+          <w:tcPr>
+            <w:tcW w:w="7370" w:type="dxa"/>
+          </w:tcPr>
+          <w:p>
+            <w:pPr>
+              <w:spacing w:after="0" w:line="240" w:lineRule="auto"/>
+            </w:pPr>
+            <w:r>
+              <w:rPr>
+                <w:sz w:val="17"/>
+              </w:rPr>
+              <w:t xml:space="preserve">Segment </w:t>
+            </w:r>
+            <w:r>
+              <w:rPr>
+                <w:sz w:val="17"/>
+              </w:rPr>
+              <w:t>Anything Model 2.1 (Meta, Apache-2.0): given a point or box prompt, returns the mask of the object under it. Used here in its Hiera-tiny size.</w:t>
+            </w:r>
+          </w:p>
+        </w:tc>
+      </w:tr>
+      <w:tr>
+        <w:trPr>
+          <w:cantSplit/>
+          <w:jc w:val="center"/>
+        </w:trPr>
+        <w:tc>
+          <w:tcPr>
+            <w:tcW w:w="2268" w:type="dxa"/>
+            <w:shd w:val="clear" w:color="auto" w:fill="F7FBF8"/>
+          </w:tcPr>
+          <w:p>
+            <w:pPr>
+              <w:spacing w:after="0" w:line="240" w:lineRule="auto"/>
+            </w:pPr>
+            <w:r>
+              <w:rPr>
+                <w:sz w:val="17"/>
+              </w:rPr>
+              <w:t>Mask / segmentation</w:t>
+            </w:r>
+          </w:p>
+        </w:tc>
+        <w:tc>
+          <w:tcPr>
+            <w:tcW w:w="7370" w:type="dxa"/>
+            <w:shd w:val="clear" w:color="auto" w:fill="F7FBF8"/>
+          </w:tcPr>
+          <w:p>
+            <w:pPr>
+              <w:spacing w:after="0" w:line="240" w:lineRule="auto"/>
+            </w:pPr>
+            <w:r>
+              <w:rPr>
+                <w:sz w:val="17"/>
+              </w:rPr>
+              <w:t xml:space="preserve">Per-pixel map of which pixels belong to the object; its bounding box becomes the product </w:t>
+            </w:r>
+            <w:r>
+              <w:rPr>
+                <w:sz w:val="17"/>
+              </w:rPr>
+              <w:t>area.</w:t>
+            </w:r>
+          </w:p>
+        </w:tc>
+      </w:tr>
+      <w:tr>
+        <w:trPr>
+          <w:cantSplit/>
+          <w:jc w:val="center"/>
+        </w:trPr>
+        <w:tc>
+          <w:tcPr>
+            <w:tcW w:w="2268" w:type="dxa"/>
+          </w:tcPr>
+          <w:p>
+            <w:pPr>
+              <w:spacing w:after="0" w:line="240" w:lineRule="auto"/>
+            </w:pPr>
+            <w:r>
+              <w:rPr>
+                <w:sz w:val="17"/>
+              </w:rPr>
+              <w:lastRenderedPageBreak/>
               <w:t>REM</w:t>
             </w:r>
           </w:p>
@@ -3573,7 +3716,7 @@
       <w:pPr>
         <w:pStyle w:val="Heading2"/>
       </w:pPr>
-      <w:bookmarkStart w:id="8" w:name="_Toc241225796"/>
+      <w:bookmarkStart w:id="8" w:name="_Toc241230411"/>
       <w:r>
         <w:t>1.6  References</w:t>
       </w:r>
@@ -3858,7 +4001,7 @@
       <w:pPr>
         <w:pStyle w:val="Heading1"/>
       </w:pPr>
-      <w:bookmarkStart w:id="9" w:name="_Toc241225797"/>
+      <w:bookmarkStart w:id="9" w:name="_Toc241230412"/>
       <w:r>
         <w:lastRenderedPageBreak/>
         <w:t>2  Test design</w:t>
@@ -3880,7 +4023,7 @@
       <w:pPr>
         <w:pStyle w:val="Heading2"/>
       </w:pPr>
-      <w:bookmarkStart w:id="10" w:name="_Toc241225798"/>
+      <w:bookmarkStart w:id="10" w:name="_Toc241230413"/>
       <w:r>
         <w:t>2.1  Test strategy</w:t>
       </w:r>
@@ -4070,13 +4213,13 @@
               <w:rPr>
                 <w:sz w:val="17"/>
               </w:rPr>
-              <w:t>Jest / n</w:t>
+              <w:t xml:space="preserve">Jest / </w:t>
             </w:r>
             <w:r>
               <w:rPr>
                 <w:sz w:val="17"/>
               </w:rPr>
-              <w:t>ode:test; JUnit 4 for Android utils</w:t>
+              <w:t>node:test; JUnit 4 for Android utils</w:t>
             </w:r>
           </w:p>
         </w:tc>
@@ -4459,7 +4602,7 @@
       <w:pPr>
         <w:pStyle w:val="Heading2"/>
       </w:pPr>
-      <w:bookmarkStart w:id="11" w:name="_Toc241225799"/>
+      <w:bookmarkStart w:id="11" w:name="_Toc241230414"/>
       <w:r>
         <w:t>2.2  Test environment</w:t>
       </w:r>
@@ -4505,17 +4648,17 @@
         <w:pStyle w:val="ListBullet"/>
       </w:pPr>
       <w:r>
-        <w:t>Test accounts: seed customers, manager and s</w:t>
+        <w:t xml:space="preserve">Test accounts: seed customers, manager and </w:t>
       </w:r>
       <w:r>
-        <w:t>uper admin (README demo accounts).</w:t>
+        <w:t>super admin (README demo accounts).</w:t>
       </w:r>
     </w:p>
     <w:p>
       <w:pPr>
         <w:pStyle w:val="Heading2"/>
       </w:pPr>
-      <w:bookmarkStart w:id="12" w:name="_Toc241225800"/>
+      <w:bookmarkStart w:id="12" w:name="_Toc241230415"/>
       <w:r>
         <w:t>2.3  Entry and exit criteria</w:t>
       </w:r>
@@ -4557,17 +4700,17 @@
         <w:t xml:space="preserve">Exit: </w:t>
       </w:r>
       <w:r>
-        <w:t>100 % of M-priority test cases executed; no open H-severity defect; ≥ 80 % statement covera</w:t>
+        <w:t>100 % of M-priority test cases executed; no open H-severity defect; ≥ 80 % statement cover</w:t>
       </w:r>
       <w:r>
-        <w:t>ge of pricing, cart, order and auth modules.</w:t>
+        <w:t>age of pricing, cart, order and auth modules.</w:t>
       </w:r>
     </w:p>
     <w:p>
       <w:pPr>
         <w:pStyle w:val="Heading2"/>
       </w:pPr>
-      <w:bookmarkStart w:id="13" w:name="_Toc241225801"/>
+      <w:bookmarkStart w:id="13" w:name="_Toc241230416"/>
       <w:r>
         <w:t>2.4  Test cases</w:t>
       </w:r>
@@ -10024,7 +10167,7 @@
       <w:pPr>
         <w:pStyle w:val="Heading2"/>
       </w:pPr>
-      <w:bookmarkStart w:id="14" w:name="_Toc241225802"/>
+      <w:bookmarkStart w:id="14" w:name="_Toc241230417"/>
       <w:r>
         <w:t>2.5  Product-area test cases</w:t>
       </w:r>
@@ -10240,7 +10383,7 @@
               <w:rPr>
                 <w:sz w:val="15"/>
               </w:rPr>
-              <w:t>imageRegions[0].auto = true, box smaller than the image, visualIndex.detector = dinov3-border-v1</w:t>
+              <w:t>imageRegions[0].auto = true, box smaller than the image, visualIndex.detector = current detector id</w:t>
             </w:r>
           </w:p>
         </w:tc>
@@ -10401,13 +10544,13 @@
               <w:rPr>
                 <w:sz w:val="15"/>
               </w:rPr>
-              <w:t xml:space="preserve">POST photo of </w:t>
-            </w:r>
-            <w:r>
-              <w:rPr>
-                <w:sz w:val="15"/>
-              </w:rPr>
-              <w:t>a cup on a desk</w:t>
+              <w:t xml:space="preserve">POST photo </w:t>
+            </w:r>
+            <w:r>
+              <w:rPr>
+                <w:sz w:val="15"/>
+              </w:rPr>
+              <w:t>of a cup on a desk</w:t>
             </w:r>
           </w:p>
         </w:tc>
@@ -11547,7 +11690,7 @@
               <w:rPr>
                 <w:sz w:val="15"/>
               </w:rPr>
-              <w:t>FR-VIS-09, 20</w:t>
+              <w:t>FR-VIS-09, 20, 21</w:t>
             </w:r>
           </w:p>
         </w:tc>
@@ -11581,7 +11724,7 @@
               <w:rPr>
                 <w:sz w:val="15"/>
               </w:rPr>
-              <w:t>6 unit tests: plain background, feature-only, central blob, uniform photo, sanitizeBox, sameBox</w:t>
+              <w:t>10 unit tests: plain background, peak on product, feature-only, central blob, uniform photo, sanitizeBox, sameBox, boxFromMask (specks, separate parts, empty)</w:t>
             </w:r>
           </w:p>
         </w:tc>
@@ -11598,7 +11741,7 @@
               <w:rPr>
                 <w:sz w:val="15"/>
               </w:rPr>
-              <w:t>Pass (6/6)</w:t>
+              <w:t>Pass (10/10)</w:t>
             </w:r>
           </w:p>
         </w:tc>
@@ -11668,13 +11811,7 @@
               <w:rPr>
                 <w:sz w:val="15"/>
               </w:rPr>
-              <w:t xml:space="preserve">Same cases and boxes as </w:t>
-            </w:r>
-            <w:r>
-              <w:rPr>
-                <w:sz w:val="15"/>
-              </w:rPr>
-              <w:t>TC-REG-16; Box.clamped</w:t>
+              <w:t>Same cases and boxes as TC-REG-16; Box.clamped</w:t>
             </w:r>
           </w:p>
         </w:tc>
@@ -11835,7 +11972,13 @@
               <w:rPr>
                 <w:sz w:val="15"/>
               </w:rPr>
-              <w:t>Web: drag NW and SE handles to the product</w:t>
+              <w:t xml:space="preserve">Web: drag NW and SE handles to the </w:t>
+            </w:r>
+            <w:r>
+              <w:rPr>
+                <w:sz w:val="15"/>
+              </w:rPr>
+              <w:t>product</w:t>
             </w:r>
           </w:p>
         </w:tc>
@@ -11851,13 +11994,7 @@
               <w:rPr>
                 <w:sz w:val="15"/>
               </w:rPr>
-              <w:t xml:space="preserve">Box follows; status “area you selected”; product ranks </w:t>
-            </w:r>
-            <w:r>
-              <w:rPr>
-                <w:sz w:val="15"/>
-              </w:rPr>
-              <w:t>first</w:t>
+              <w:t>Box follows; status “area you selected”; product ranks first</w:t>
             </w:r>
           </w:p>
         </w:tc>
@@ -12124,13 +12261,7 @@
               <w:rPr>
                 <w:sz w:val="15"/>
               </w:rPr>
-              <w:t xml:space="preserve">Single-column layout; </w:t>
-            </w:r>
-            <w:r>
-              <w:rPr>
-                <w:sz w:val="15"/>
-              </w:rPr>
-              <w:t>Japanese status line</w:t>
+              <w:t>Single-column layout; Japanese status line</w:t>
             </w:r>
           </w:p>
         </w:tc>
@@ -12291,7 +12422,13 @@
               <w:rPr>
                 <w:sz w:val="15"/>
               </w:rPr>
-              <w:t>Android: gallery photo of a product on a table</w:t>
+              <w:t>Android: gallery photo of a product on</w:t>
+            </w:r>
+            <w:r>
+              <w:rPr>
+                <w:sz w:val="15"/>
+              </w:rPr>
+              <w:t xml:space="preserve"> a table</w:t>
             </w:r>
           </w:p>
         </w:tc>
@@ -12325,13 +12462,7 @@
               <w:rPr>
                 <w:sz w:val="15"/>
               </w:rPr>
-              <w:t>Not run</w:t>
-            </w:r>
-            <w:r>
-              <w:rPr>
-                <w:sz w:val="15"/>
-              </w:rPr>
-              <w:t xml:space="preserve"> – needs device</w:t>
+              <w:t>Not run – needs device</w:t>
             </w:r>
           </w:p>
         </w:tc>
@@ -12491,7 +12622,13 @@
               <w:rPr>
                 <w:sz w:val="15"/>
               </w:rPr>
-              <w:t>Box drawn from the server's region</w:t>
+              <w:t xml:space="preserve">Box </w:t>
+            </w:r>
+            <w:r>
+              <w:rPr>
+                <w:sz w:val="15"/>
+              </w:rPr>
+              <w:t>drawn from the server's region</w:t>
             </w:r>
           </w:p>
         </w:tc>
@@ -12509,6 +12646,818 @@
                 <w:sz w:val="15"/>
               </w:rPr>
               <w:t>Not run – needs device</w:t>
+            </w:r>
+          </w:p>
+        </w:tc>
+      </w:tr>
+      <w:tr>
+        <w:trPr>
+          <w:cantSplit/>
+          <w:jc w:val="center"/>
+        </w:trPr>
+        <w:tc>
+          <w:tcPr>
+            <w:tcW w:w="1134" w:type="dxa"/>
+          </w:tcPr>
+          <w:p>
+            <w:pPr>
+              <w:spacing w:after="0" w:line="240" w:lineRule="auto"/>
+            </w:pPr>
+            <w:r>
+              <w:rPr>
+                <w:sz w:val="15"/>
+              </w:rPr>
+              <w:t>TC-SAM-01</w:t>
+            </w:r>
+          </w:p>
+        </w:tc>
+        <w:tc>
+          <w:tcPr>
+            <w:tcW w:w="1247" w:type="dxa"/>
+          </w:tcPr>
+          <w:p>
+            <w:pPr>
+              <w:spacing w:after="0" w:line="240" w:lineRule="auto"/>
+            </w:pPr>
+            <w:r>
+              <w:rPr>
+                <w:sz w:val="15"/>
+              </w:rPr>
+              <w:t>FR-VIS-21, NFR-FS-03</w:t>
+            </w:r>
+          </w:p>
+        </w:tc>
+        <w:tc>
+          <w:tcPr>
+            <w:tcW w:w="2835" w:type="dxa"/>
+          </w:tcPr>
+          <w:p>
+            <w:pPr>
+              <w:spacing w:after="0" w:line="240" w:lineRule="auto"/>
+            </w:pPr>
+            <w:r>
+              <w:rPr>
+                <w:sz w:val="15"/>
+              </w:rPr>
+              <w:t>60 held-out composites through the API's locate(), SAM2 off and on</w:t>
+            </w:r>
+          </w:p>
+        </w:tc>
+        <w:tc>
+          <w:tcPr>
+            <w:tcW w:w="3175" w:type="dxa"/>
+          </w:tcPr>
+          <w:p>
+            <w:pPr>
+              <w:spacing w:after="0" w:line="240" w:lineRule="auto"/>
+            </w:pPr>
+            <w:r>
+              <w:rPr>
+                <w:sz w:val="15"/>
+              </w:rPr>
+              <w:t>Mean IoU with SAM2 ≥ DINOv3 + 0.05</w:t>
+            </w:r>
+          </w:p>
+        </w:tc>
+        <w:tc>
+          <w:tcPr>
+            <w:tcW w:w="1247" w:type="dxa"/>
+          </w:tcPr>
+          <w:p>
+            <w:pPr>
+              <w:spacing w:after="0" w:line="240" w:lineRule="auto"/>
+            </w:pPr>
+            <w:r>
+              <w:rPr>
+                <w:sz w:val="15"/>
+              </w:rPr>
+              <w:t>Pass (0.682 → 0.806)</w:t>
+            </w:r>
+          </w:p>
+        </w:tc>
+      </w:tr>
+      <w:tr>
+        <w:trPr>
+          <w:cantSplit/>
+          <w:jc w:val="center"/>
+        </w:trPr>
+        <w:tc>
+          <w:tcPr>
+            <w:tcW w:w="1134" w:type="dxa"/>
+            <w:shd w:val="clear" w:color="auto" w:fill="F7FBF8"/>
+          </w:tcPr>
+          <w:p>
+            <w:pPr>
+              <w:spacing w:after="0" w:line="240" w:lineRule="auto"/>
+            </w:pPr>
+            <w:r>
+              <w:rPr>
+                <w:sz w:val="15"/>
+              </w:rPr>
+              <w:t>TC-SAM-02</w:t>
+            </w:r>
+          </w:p>
+        </w:tc>
+        <w:tc>
+          <w:tcPr>
+            <w:tcW w:w="1247" w:type="dxa"/>
+            <w:shd w:val="clear" w:color="auto" w:fill="F7FBF8"/>
+          </w:tcPr>
+          <w:p>
+            <w:pPr>
+              <w:spacing w:after="0" w:line="240" w:lineRule="auto"/>
+            </w:pPr>
+            <w:r>
+              <w:rPr>
+                <w:sz w:val="15"/>
+              </w:rPr>
+              <w:t>FR-VIS-21</w:t>
+            </w:r>
+          </w:p>
+        </w:tc>
+        <w:tc>
+          <w:tcPr>
+            <w:tcW w:w="2835" w:type="dxa"/>
+            <w:shd w:val="clear" w:color="auto" w:fill="F7FBF8"/>
+          </w:tcPr>
+          <w:p>
+            <w:pPr>
+              <w:spacing w:after="0" w:line="240" w:lineRule="auto"/>
+            </w:pPr>
+            <w:r>
+              <w:rPr>
+                <w:sz w:val="15"/>
+              </w:rPr>
+              <w:t xml:space="preserve">Integration test (it.js) </w:t>
+            </w:r>
+            <w:r>
+              <w:rPr>
+                <w:sz w:val="15"/>
+              </w:rPr>
+              <w:t>with VISUAL_SEARCH_SAM2=false</w:t>
+            </w:r>
+          </w:p>
+        </w:tc>
+        <w:tc>
+          <w:tcPr>
+            <w:tcW w:w="3175" w:type="dxa"/>
+            <w:shd w:val="clear" w:color="auto" w:fill="F7FBF8"/>
+          </w:tcPr>
+          <w:p>
+            <w:pPr>
+              <w:spacing w:after="0" w:line="240" w:lineRule="auto"/>
+            </w:pPr>
+            <w:r>
+              <w:rPr>
+                <w:sz w:val="15"/>
+              </w:rPr>
+              <w:t>10/10 checks; boxes from DINOv3</w:t>
+            </w:r>
+          </w:p>
+        </w:tc>
+        <w:tc>
+          <w:tcPr>
+            <w:tcW w:w="1247" w:type="dxa"/>
+            <w:shd w:val="clear" w:color="auto" w:fill="F7FBF8"/>
+          </w:tcPr>
+          <w:p>
+            <w:pPr>
+              <w:spacing w:after="0" w:line="240" w:lineRule="auto"/>
+            </w:pPr>
+            <w:r>
+              <w:rPr>
+                <w:sz w:val="15"/>
+              </w:rPr>
+              <w:t>Pass</w:t>
+            </w:r>
+          </w:p>
+        </w:tc>
+      </w:tr>
+      <w:tr>
+        <w:trPr>
+          <w:cantSplit/>
+          <w:jc w:val="center"/>
+        </w:trPr>
+        <w:tc>
+          <w:tcPr>
+            <w:tcW w:w="1134" w:type="dxa"/>
+          </w:tcPr>
+          <w:p>
+            <w:pPr>
+              <w:spacing w:after="0" w:line="240" w:lineRule="auto"/>
+            </w:pPr>
+            <w:r>
+              <w:rPr>
+                <w:sz w:val="15"/>
+              </w:rPr>
+              <w:t>TC-SAM-03</w:t>
+            </w:r>
+          </w:p>
+        </w:tc>
+        <w:tc>
+          <w:tcPr>
+            <w:tcW w:w="1247" w:type="dxa"/>
+          </w:tcPr>
+          <w:p>
+            <w:pPr>
+              <w:spacing w:after="0" w:line="240" w:lineRule="auto"/>
+            </w:pPr>
+            <w:r>
+              <w:rPr>
+                <w:sz w:val="15"/>
+              </w:rPr>
+              <w:t>FR-VIS-21, 22</w:t>
+            </w:r>
+          </w:p>
+        </w:tc>
+        <w:tc>
+          <w:tcPr>
+            <w:tcW w:w="2835" w:type="dxa"/>
+          </w:tcPr>
+          <w:p>
+            <w:pPr>
+              <w:spacing w:after="0" w:line="240" w:lineRule="auto"/>
+            </w:pPr>
+            <w:r>
+              <w:rPr>
+                <w:sz w:val="15"/>
+              </w:rPr>
+              <w:t>Integration test (it.js) with SAM2</w:t>
+            </w:r>
+          </w:p>
+        </w:tc>
+        <w:tc>
+          <w:tcPr>
+            <w:tcW w:w="3175" w:type="dxa"/>
+          </w:tcPr>
+          <w:p>
+            <w:pPr>
+              <w:spacing w:after="0" w:line="240" w:lineRule="auto"/>
+            </w:pPr>
+            <w:r>
+              <w:rPr>
+                <w:sz w:val="15"/>
+              </w:rPr>
+              <w:t>10/10 checks; detection IoU on the 12 queries improves</w:t>
+            </w:r>
+          </w:p>
+        </w:tc>
+        <w:tc>
+          <w:tcPr>
+            <w:tcW w:w="1247" w:type="dxa"/>
+          </w:tcPr>
+          <w:p>
+            <w:pPr>
+              <w:spacing w:after="0" w:line="240" w:lineRule="auto"/>
+            </w:pPr>
+            <w:r>
+              <w:rPr>
+                <w:sz w:val="15"/>
+              </w:rPr>
+              <w:t>Pass (0.78 → 0.89)</w:t>
+            </w:r>
+          </w:p>
+        </w:tc>
+      </w:tr>
+      <w:tr>
+        <w:trPr>
+          <w:cantSplit/>
+          <w:jc w:val="center"/>
+        </w:trPr>
+        <w:tc>
+          <w:tcPr>
+            <w:tcW w:w="1134" w:type="dxa"/>
+            <w:shd w:val="clear" w:color="auto" w:fill="F7FBF8"/>
+          </w:tcPr>
+          <w:p>
+            <w:pPr>
+              <w:spacing w:after="0" w:line="240" w:lineRule="auto"/>
+            </w:pPr>
+            <w:r>
+              <w:rPr>
+                <w:sz w:val="15"/>
+              </w:rPr>
+              <w:t>TC-SAM-04</w:t>
+            </w:r>
+          </w:p>
+        </w:tc>
+        <w:tc>
+          <w:tcPr>
+            <w:tcW w:w="1247" w:type="dxa"/>
+            <w:shd w:val="clear" w:color="auto" w:fill="F7FBF8"/>
+          </w:tcPr>
+          <w:p>
+            <w:pPr>
+              <w:spacing w:after="0" w:line="240" w:lineRule="auto"/>
+            </w:pPr>
+            <w:r>
+              <w:rPr>
+                <w:sz w:val="15"/>
+              </w:rPr>
+              <w:t>NFR-PE-04</w:t>
+            </w:r>
+          </w:p>
+        </w:tc>
+        <w:tc>
+          <w:tcPr>
+            <w:tcW w:w="2835" w:type="dxa"/>
+            <w:shd w:val="clear" w:color="auto" w:fill="F7FBF8"/>
+          </w:tcPr>
+          <w:p>
+            <w:pPr>
+              <w:spacing w:after="0" w:line="240" w:lineRule="auto"/>
+            </w:pPr>
+            <w:r>
+              <w:rPr>
+                <w:sz w:val="15"/>
+              </w:rPr>
+              <w:t>Time 60 detections with SAM2</w:t>
+            </w:r>
+          </w:p>
+        </w:tc>
+        <w:tc>
+          <w:tcPr>
+            <w:tcW w:w="3175" w:type="dxa"/>
+            <w:shd w:val="clear" w:color="auto" w:fill="F7FBF8"/>
+          </w:tcPr>
+          <w:p>
+            <w:pPr>
+              <w:spacing w:after="0" w:line="240" w:lineRule="auto"/>
+            </w:pPr>
+            <w:r>
+              <w:rPr>
+                <w:sz w:val="15"/>
+              </w:rPr>
+              <w:t>≤ 3 s</w:t>
+            </w:r>
+            <w:r>
+              <w:rPr>
+                <w:sz w:val="15"/>
+              </w:rPr>
+              <w:t xml:space="preserve"> each on average</w:t>
+            </w:r>
+          </w:p>
+        </w:tc>
+        <w:tc>
+          <w:tcPr>
+            <w:tcW w:w="1247" w:type="dxa"/>
+            <w:shd w:val="clear" w:color="auto" w:fill="F7FBF8"/>
+          </w:tcPr>
+          <w:p>
+            <w:pPr>
+              <w:spacing w:after="0" w:line="240" w:lineRule="auto"/>
+            </w:pPr>
+            <w:r>
+              <w:rPr>
+                <w:sz w:val="15"/>
+              </w:rPr>
+              <w:t>Pass (2.21 s)</w:t>
+            </w:r>
+          </w:p>
+        </w:tc>
+      </w:tr>
+      <w:tr>
+        <w:trPr>
+          <w:cantSplit/>
+          <w:jc w:val="center"/>
+        </w:trPr>
+        <w:tc>
+          <w:tcPr>
+            <w:tcW w:w="1134" w:type="dxa"/>
+          </w:tcPr>
+          <w:p>
+            <w:pPr>
+              <w:spacing w:after="0" w:line="240" w:lineRule="auto"/>
+            </w:pPr>
+            <w:r>
+              <w:rPr>
+                <w:sz w:val="15"/>
+              </w:rPr>
+              <w:t>TC-SAM-05</w:t>
+            </w:r>
+          </w:p>
+        </w:tc>
+        <w:tc>
+          <w:tcPr>
+            <w:tcW w:w="1247" w:type="dxa"/>
+          </w:tcPr>
+          <w:p>
+            <w:pPr>
+              <w:spacing w:after="0" w:line="240" w:lineRule="auto"/>
+            </w:pPr>
+            <w:r>
+              <w:rPr>
+                <w:sz w:val="15"/>
+              </w:rPr>
+              <w:t>FR-VIS-21</w:t>
+            </w:r>
+          </w:p>
+        </w:tc>
+        <w:tc>
+          <w:tcPr>
+            <w:tcW w:w="2835" w:type="dxa"/>
+          </w:tcPr>
+          <w:p>
+            <w:pPr>
+              <w:spacing w:after="0" w:line="240" w:lineRule="auto"/>
+            </w:pPr>
+            <w:r>
+              <w:rPr>
+                <w:sz w:val="15"/>
+              </w:rPr>
+              <w:t>int8 vs fp32 SAM2 encoder, 60 photos</w:t>
+            </w:r>
+          </w:p>
+        </w:tc>
+        <w:tc>
+          <w:tcPr>
+            <w:tcW w:w="3175" w:type="dxa"/>
+          </w:tcPr>
+          <w:p>
+            <w:pPr>
+              <w:spacing w:after="0" w:line="240" w:lineRule="auto"/>
+            </w:pPr>
+            <w:r>
+              <w:rPr>
+                <w:sz w:val="15"/>
+              </w:rPr>
+              <w:t>int8 mean IoU within 0.02 of fp32</w:t>
+            </w:r>
+          </w:p>
+        </w:tc>
+        <w:tc>
+          <w:tcPr>
+            <w:tcW w:w="1247" w:type="dxa"/>
+          </w:tcPr>
+          <w:p>
+            <w:pPr>
+              <w:spacing w:after="0" w:line="240" w:lineRule="auto"/>
+            </w:pPr>
+            <w:r>
+              <w:rPr>
+                <w:sz w:val="15"/>
+              </w:rPr>
+              <w:t>Pass (0.805 vs 0.800)</w:t>
+            </w:r>
+          </w:p>
+        </w:tc>
+      </w:tr>
+      <w:tr>
+        <w:trPr>
+          <w:cantSplit/>
+          <w:jc w:val="center"/>
+        </w:trPr>
+        <w:tc>
+          <w:tcPr>
+            <w:tcW w:w="1134" w:type="dxa"/>
+            <w:shd w:val="clear" w:color="auto" w:fill="F7FBF8"/>
+          </w:tcPr>
+          <w:p>
+            <w:pPr>
+              <w:spacing w:after="0" w:line="240" w:lineRule="auto"/>
+            </w:pPr>
+            <w:r>
+              <w:rPr>
+                <w:sz w:val="15"/>
+              </w:rPr>
+              <w:t>TC-SAM-06</w:t>
+            </w:r>
+          </w:p>
+        </w:tc>
+        <w:tc>
+          <w:tcPr>
+            <w:tcW w:w="1247" w:type="dxa"/>
+            <w:shd w:val="clear" w:color="auto" w:fill="F7FBF8"/>
+          </w:tcPr>
+          <w:p>
+            <w:pPr>
+              <w:spacing w:after="0" w:line="240" w:lineRule="auto"/>
+            </w:pPr>
+            <w:r>
+              <w:rPr>
+                <w:sz w:val="15"/>
+              </w:rPr>
+              <w:t>FR-VIS-21</w:t>
+            </w:r>
+          </w:p>
+        </w:tc>
+        <w:tc>
+          <w:tcPr>
+            <w:tcW w:w="2835" w:type="dxa"/>
+            <w:shd w:val="clear" w:color="auto" w:fill="F7FBF8"/>
+          </w:tcPr>
+          <w:p>
+            <w:pPr>
+              <w:spacing w:after="0" w:line="240" w:lineRule="auto"/>
+            </w:pPr>
+            <w:r>
+              <w:rPr>
+                <w:sz w:val="15"/>
+              </w:rPr>
+              <w:t>npm run model:sam2 with the files present</w:t>
+            </w:r>
+          </w:p>
+        </w:tc>
+        <w:tc>
+          <w:tcPr>
+            <w:tcW w:w="3175" w:type="dxa"/>
+            <w:shd w:val="clear" w:color="auto" w:fill="F7FBF8"/>
+          </w:tcPr>
+          <w:p>
+            <w:pPr>
+              <w:spacing w:after="0" w:line="240" w:lineRule="auto"/>
+            </w:pPr>
+            <w:r>
+              <w:rPr>
+                <w:sz w:val="15"/>
+              </w:rPr>
+              <w:t>All 4 weight files verified by SHA-256</w:t>
+            </w:r>
+          </w:p>
+        </w:tc>
+        <w:tc>
+          <w:tcPr>
+            <w:tcW w:w="1247" w:type="dxa"/>
+            <w:shd w:val="clear" w:color="auto" w:fill="F7FBF8"/>
+          </w:tcPr>
+          <w:p>
+            <w:pPr>
+              <w:spacing w:after="0" w:line="240" w:lineRule="auto"/>
+            </w:pPr>
+            <w:r>
+              <w:rPr>
+                <w:sz w:val="15"/>
+              </w:rPr>
+              <w:t>Pass</w:t>
+            </w:r>
+          </w:p>
+        </w:tc>
+      </w:tr>
+      <w:tr>
+        <w:trPr>
+          <w:cantSplit/>
+          <w:jc w:val="center"/>
+        </w:trPr>
+        <w:tc>
+          <w:tcPr>
+            <w:tcW w:w="1134" w:type="dxa"/>
+          </w:tcPr>
+          <w:p>
+            <w:pPr>
+              <w:spacing w:after="0" w:line="240" w:lineRule="auto"/>
+            </w:pPr>
+            <w:r>
+              <w:rPr>
+                <w:sz w:val="15"/>
+              </w:rPr>
+              <w:t>TC-SAM-07</w:t>
+            </w:r>
+          </w:p>
+        </w:tc>
+        <w:tc>
+          <w:tcPr>
+            <w:tcW w:w="1247" w:type="dxa"/>
+          </w:tcPr>
+          <w:p>
+            <w:pPr>
+              <w:spacing w:after="0" w:line="240" w:lineRule="auto"/>
+            </w:pPr>
+            <w:r>
+              <w:rPr>
+                <w:sz w:val="15"/>
+              </w:rPr>
+              <w:t>FR-VIS-23</w:t>
+            </w:r>
+          </w:p>
+        </w:tc>
+        <w:tc>
+          <w:tcPr>
+            <w:tcW w:w="2835" w:type="dxa"/>
+          </w:tcPr>
+          <w:p>
+            <w:pPr>
+              <w:spacing w:after="0" w:line="240" w:lineRule="auto"/>
+            </w:pPr>
+            <w:r>
+              <w:rPr>
+                <w:sz w:val="15"/>
+              </w:rPr>
+              <w:t>Android against a server with SAM2: pick a photo</w:t>
+            </w:r>
+          </w:p>
+        </w:tc>
+        <w:tc>
+          <w:tcPr>
+            <w:tcW w:w="3175" w:type="dxa"/>
+          </w:tcPr>
+          <w:p>
+            <w:pPr>
+              <w:spacing w:after="0" w:line="240" w:lineRule="auto"/>
+            </w:pPr>
+            <w:r>
+              <w:rPr>
+                <w:sz w:val="15"/>
+              </w:rPr>
+              <w:t>Photo uploaded; SAM2 box drawn; adjusting searches on the phone</w:t>
+            </w:r>
+          </w:p>
+        </w:tc>
+        <w:tc>
+          <w:tcPr>
+            <w:tcW w:w="1247" w:type="dxa"/>
+          </w:tcPr>
+          <w:p>
+            <w:pPr>
+              <w:spacing w:after="0" w:line="240" w:lineRule="auto"/>
+            </w:pPr>
+            <w:r>
+              <w:rPr>
+                <w:sz w:val="15"/>
+              </w:rPr>
+              <w:t>Not run – needs device</w:t>
+            </w:r>
+          </w:p>
+        </w:tc>
+      </w:tr>
+      <w:tr>
+        <w:trPr>
+          <w:cantSplit/>
+          <w:jc w:val="center"/>
+        </w:trPr>
+        <w:tc>
+          <w:tcPr>
+            <w:tcW w:w="1134" w:type="dxa"/>
+            <w:shd w:val="clear" w:color="auto" w:fill="F7FBF8"/>
+          </w:tcPr>
+          <w:p>
+            <w:pPr>
+              <w:spacing w:after="0" w:line="240" w:lineRule="auto"/>
+            </w:pPr>
+            <w:r>
+              <w:rPr>
+                <w:sz w:val="15"/>
+              </w:rPr>
+              <w:t>TC-UI-07</w:t>
+            </w:r>
+          </w:p>
+        </w:tc>
+        <w:tc>
+          <w:tcPr>
+            <w:tcW w:w="1247" w:type="dxa"/>
+            <w:shd w:val="clear" w:color="auto" w:fill="F7FBF8"/>
+          </w:tcPr>
+          <w:p>
+            <w:pPr>
+              <w:spacing w:after="0" w:line="240" w:lineRule="auto"/>
+            </w:pPr>
+            <w:r>
+              <w:rPr>
+                <w:sz w:val="15"/>
+              </w:rPr>
+              <w:t>FR-VIS-21</w:t>
+            </w:r>
+          </w:p>
+        </w:tc>
+        <w:tc>
+          <w:tcPr>
+            <w:tcW w:w="2835" w:type="dxa"/>
+            <w:shd w:val="clear" w:color="auto" w:fill="F7FBF8"/>
+          </w:tcPr>
+          <w:p>
+            <w:pPr>
+              <w:spacing w:after="0" w:line="240" w:lineRule="auto"/>
+            </w:pPr>
+            <w:r>
+              <w:rPr>
+                <w:sz w:val="15"/>
+              </w:rPr>
+              <w:t>Web: cup on a busy photo, API with SAM2</w:t>
+            </w:r>
+          </w:p>
+        </w:tc>
+        <w:tc>
+          <w:tcPr>
+            <w:tcW w:w="3175" w:type="dxa"/>
+            <w:shd w:val="clear" w:color="auto" w:fill="F7FBF8"/>
+          </w:tcPr>
+          <w:p>
+            <w:pPr>
+              <w:spacing w:after="0" w:line="240" w:lineRule="auto"/>
+            </w:pPr>
+            <w:r>
+              <w:rPr>
+                <w:sz w:val="15"/>
+              </w:rPr>
+              <w:t xml:space="preserve">Tight box around the cup; cup ranked </w:t>
+            </w:r>
+            <w:r>
+              <w:rPr>
+                <w:sz w:val="15"/>
+              </w:rPr>
+              <w:t>first</w:t>
+            </w:r>
+          </w:p>
+        </w:tc>
+        <w:tc>
+          <w:tcPr>
+            <w:tcW w:w="1247" w:type="dxa"/>
+            <w:shd w:val="clear" w:color="auto" w:fill="F7FBF8"/>
+          </w:tcPr>
+          <w:p>
+            <w:pPr>
+              <w:spacing w:after="0" w:line="240" w:lineRule="auto"/>
+            </w:pPr>
+            <w:r>
+              <w:rPr>
+                <w:sz w:val="15"/>
+              </w:rPr>
+              <w:t>Pass (96 %)</w:t>
+            </w:r>
+          </w:p>
+        </w:tc>
+      </w:tr>
+      <w:tr>
+        <w:trPr>
+          <w:cantSplit/>
+          <w:jc w:val="center"/>
+        </w:trPr>
+        <w:tc>
+          <w:tcPr>
+            <w:tcW w:w="1134" w:type="dxa"/>
+          </w:tcPr>
+          <w:p>
+            <w:pPr>
+              <w:spacing w:after="0" w:line="240" w:lineRule="auto"/>
+            </w:pPr>
+            <w:r>
+              <w:rPr>
+                <w:sz w:val="15"/>
+              </w:rPr>
+              <w:t>TC-UI-08</w:t>
+            </w:r>
+          </w:p>
+        </w:tc>
+        <w:tc>
+          <w:tcPr>
+            <w:tcW w:w="1247" w:type="dxa"/>
+          </w:tcPr>
+          <w:p>
+            <w:pPr>
+              <w:spacing w:after="0" w:line="240" w:lineRule="auto"/>
+            </w:pPr>
+            <w:r>
+              <w:rPr>
+                <w:sz w:val="15"/>
+              </w:rPr>
+              <w:t>FR-VIS-24</w:t>
+            </w:r>
+          </w:p>
+        </w:tc>
+        <w:tc>
+          <w:tcPr>
+            <w:tcW w:w="2835" w:type="dxa"/>
+          </w:tcPr>
+          <w:p>
+            <w:pPr>
+              <w:spacing w:after="0" w:line="240" w:lineRule="auto"/>
+            </w:pPr>
+            <w:r>
+              <w:rPr>
+                <w:sz w:val="15"/>
+              </w:rPr>
+              <w:t>Web against an API that returns no region (proxy)</w:t>
+            </w:r>
+          </w:p>
+        </w:tc>
+        <w:tc>
+          <w:tcPr>
+            <w:tcW w:w="3175" w:type="dxa"/>
+          </w:tcPr>
+          <w:p>
+            <w:pPr>
+              <w:spacing w:after="0" w:line="240" w:lineRule="auto"/>
+            </w:pPr>
+            <w:r>
+              <w:rPr>
+                <w:sz w:val="15"/>
+              </w:rPr>
+              <w:t>Whole-photo box + note; adjusted box uploaded as a crop; product ranks first</w:t>
+            </w:r>
+          </w:p>
+        </w:tc>
+        <w:tc>
+          <w:tcPr>
+            <w:tcW w:w="1247" w:type="dxa"/>
+          </w:tcPr>
+          <w:p>
+            <w:pPr>
+              <w:spacing w:after="0" w:line="240" w:lineRule="auto"/>
+            </w:pPr>
+            <w:r>
+              <w:rPr>
+                <w:sz w:val="15"/>
+              </w:rPr>
+              <w:t>Pass (73 %)</w:t>
             </w:r>
           </w:p>
         </w:tc>
@@ -12523,12 +13472,9 @@
       <w:pPr>
         <w:pStyle w:val="Heading2"/>
       </w:pPr>
-      <w:bookmarkStart w:id="15" w:name="_Toc241225803"/>
+      <w:bookmarkStart w:id="15" w:name="_Toc241230418"/>
       <w:r>
-        <w:t xml:space="preserve">2.6  </w:t>
-      </w:r>
-      <w:r>
-        <w:t>Test execution results (product-area change)</w:t>
+        <w:t>2.6  Test execution results (product-area change)</w:t>
       </w:r>
       <w:bookmarkEnd w:id="15"/>
     </w:p>
@@ -12680,13 +13626,7 @@
               <w:rPr>
                 <w:sz w:val="16"/>
               </w:rPr>
-              <w:t xml:space="preserve">Parameters chosen on 30 tuning images; reported </w:t>
-            </w:r>
-            <w:r>
-              <w:rPr>
-                <w:sz w:val="16"/>
-              </w:rPr>
-              <w:t>numbers from a separate 60-image held-out set</w:t>
+              <w:t>Parameters chosen on 30 tuning images; reported numbers from a separate 60-image held-out set</w:t>
             </w:r>
           </w:p>
         </w:tc>
@@ -12781,29 +13721,29 @@
               <w:rPr>
                 <w:sz w:val="16"/>
               </w:rPr>
-              <w:t xml:space="preserve">Node detector, Python </w:t>
-            </w:r>
+              <w:t>Node detector, Python reference, Java RegionDetector compiled with JDK 17</w:t>
+            </w:r>
+          </w:p>
+        </w:tc>
+        <w:tc>
+          <w:tcPr>
+            <w:tcW w:w="3628" w:type="dxa"/>
+          </w:tcPr>
+          <w:p>
+            <w:pPr>
+              <w:spacing w:after="0" w:line="240" w:lineRule="auto"/>
+            </w:pPr>
             <w:r>
               <w:rPr>
                 <w:sz w:val="16"/>
               </w:rPr>
-              <w:t>reference, Java RegionDetector compiled with JDK 17</w:t>
-            </w:r>
-          </w:p>
-        </w:tc>
-        <w:tc>
-          <w:tcPr>
-            <w:tcW w:w="3628" w:type="dxa"/>
-          </w:tcPr>
-          <w:p>
-            <w:pPr>
-              <w:spacing w:after="0" w:line="240" w:lineRule="auto"/>
-            </w:pPr>
+              <w:t xml:space="preserve">JS vs Python mean IoU 0.997; </w:t>
+            </w:r>
             <w:r>
               <w:rPr>
                 <w:sz w:val="16"/>
               </w:rPr>
-              <w:t>JS vs Python mean IoU 0.997; Java = JS on 30 / 30 grids</w:t>
+              <w:t>Java = JS on 30 / 30 grids</w:t>
             </w:r>
           </w:p>
         </w:tc>
@@ -12860,13 +13800,7 @@
               <w:rPr>
                 <w:sz w:val="16"/>
               </w:rPr>
-              <w:t>TC-UI-01 … 06 passed; screenshots in the Screen D</w:t>
-            </w:r>
-            <w:r>
-              <w:rPr>
-                <w:sz w:val="16"/>
-              </w:rPr>
-              <w:t>esign Specification</w:t>
+              <w:t>TC-UI-01 … 06 passed; screenshots in the Screen Design Specification</w:t>
             </w:r>
           </w:p>
         </w:tc>
@@ -12904,7 +13838,13 @@
               <w:rPr>
                 <w:sz w:val="16"/>
               </w:rPr>
-              <w:t>backend: node --test (Node 18.19.1); android: JUnit 4.13.2 on JDK 17</w:t>
+              <w:t xml:space="preserve">backend: node --test (Node </w:t>
+            </w:r>
+            <w:r>
+              <w:rPr>
+                <w:sz w:val="16"/>
+              </w:rPr>
+              <w:t>18.19.1); android: JUnit 4.13.2 on JDK 17</w:t>
             </w:r>
           </w:p>
         </w:tc>
@@ -12920,7 +13860,7 @@
               <w:rPr>
                 <w:sz w:val="16"/>
               </w:rPr>
-              <w:t>6 / 6 and 4 / 4 passed</w:t>
+              <w:t>10 / 10 and 4 / 4 passed</w:t>
             </w:r>
           </w:p>
         </w:tc>
@@ -12943,6 +13883,68 @@
               <w:rPr>
                 <w:sz w:val="16"/>
               </w:rPr>
+              <w:t>SAM2 evaluation (1.2)</w:t>
+            </w:r>
+          </w:p>
+        </w:tc>
+        <w:tc>
+          <w:tcPr>
+            <w:tcW w:w="3628" w:type="dxa"/>
+            <w:shd w:val="clear" w:color="auto" w:fill="F7FBF8"/>
+          </w:tcPr>
+          <w:p>
+            <w:pPr>
+              <w:spacing w:after="0" w:line="240" w:lineRule="auto"/>
+            </w:pPr>
+            <w:r>
+              <w:rPr>
+                <w:sz w:val="16"/>
+              </w:rPr>
+              <w:t>SAM2.1 Hiera-tiny ONNX (int8 encoder, fp32 decoder); onnxruntime 1.30 (Python prototype) and onnxruntime-node (API)</w:t>
+            </w:r>
+          </w:p>
+        </w:tc>
+        <w:tc>
+          <w:tcPr>
+            <w:tcW w:w="3628" w:type="dxa"/>
+            <w:shd w:val="clear" w:color="auto" w:fill="F7FBF8"/>
+          </w:tcPr>
+          <w:p>
+            <w:pPr>
+              <w:spacing w:after="0" w:line="240" w:lineRule="auto"/>
+            </w:pPr>
+            <w:r>
+              <w:rPr>
+                <w:sz w:val="16"/>
+              </w:rPr>
+              <w:t>Prompt, mask and precision choices from the protot</w:t>
+            </w:r>
+            <w:r>
+              <w:rPr>
+                <w:sz w:val="16"/>
+              </w:rPr>
+              <w:t>ype; reported numbers from the API's own code</w:t>
+            </w:r>
+          </w:p>
+        </w:tc>
+      </w:tr>
+      <w:tr>
+        <w:trPr>
+          <w:cantSplit/>
+          <w:jc w:val="center"/>
+        </w:trPr>
+        <w:tc>
+          <w:tcPr>
+            <w:tcW w:w="2381" w:type="dxa"/>
+          </w:tcPr>
+          <w:p>
+            <w:pPr>
+              <w:spacing w:after="0" w:line="240" w:lineRule="auto"/>
+            </w:pPr>
+            <w:r>
+              <w:rPr>
+                <w:sz w:val="16"/>
+              </w:rPr>
               <w:t>Builds</w:t>
             </w:r>
           </w:p>
@@ -12950,7 +13952,6 @@
         <w:tc>
           <w:tcPr>
             <w:tcW w:w="3628" w:type="dxa"/>
-            <w:shd w:val="clear" w:color="auto" w:fill="F7FBF8"/>
           </w:tcPr>
           <w:p>
             <w:pPr>
@@ -12960,30 +13961,29 @@
               <w:rPr>
                 <w:sz w:val="16"/>
               </w:rPr>
-              <w:t xml:space="preserve">vite build (storefront, admin); javac against android-35 for RegionDetector, Dinov3Preprocessor, </w:t>
-            </w:r>
+              <w:t>vite build (storefront, admin); javac against android-35 for RegionDetector, Dinov3Preprocessor, RegionSelectorView, Dinov3Encoder</w:t>
+            </w:r>
+          </w:p>
+        </w:tc>
+        <w:tc>
+          <w:tcPr>
+            <w:tcW w:w="3628" w:type="dxa"/>
+          </w:tcPr>
+          <w:p>
+            <w:pPr>
+              <w:spacing w:after="0" w:line="240" w:lineRule="auto"/>
+            </w:pPr>
             <w:r>
               <w:rPr>
                 <w:sz w:val="16"/>
               </w:rPr>
-              <w:t>RegionSelectorView, Dinov3Encoder</w:t>
-            </w:r>
-          </w:p>
-        </w:tc>
-        <w:tc>
-          <w:tcPr>
-            <w:tcW w:w="3628" w:type="dxa"/>
-            <w:shd w:val="clear" w:color="auto" w:fill="F7FBF8"/>
-          </w:tcPr>
-          <w:p>
-            <w:pPr>
-              <w:spacing w:after="0" w:line="240" w:lineRule="auto"/>
-            </w:pPr>
+              <w:t xml:space="preserve">All succeeded. VisualSearchActivity and layouts need the full Gradle </w:t>
+            </w:r>
             <w:r>
               <w:rPr>
                 <w:sz w:val="16"/>
               </w:rPr>
-              <w:t>All succeeded. VisualSearchActivity and layouts need the full Gradle build (not available on the test machine)</w:t>
+              <w:t>build (not available on the test machine)</w:t>
             </w:r>
           </w:p>
         </w:tc>
@@ -13046,7 +14046,63 @@
         <w:jc w:val="center"/>
       </w:pPr>
       <w:r>
-        <w:t>Figure 1 – Search accuracy by mode (left) and detection accuracy by background (right)</w:t>
+        <w:t>Figure 1 – Search accuracy by mode (left) and detection accuracy by background (right), version 1.1 (DINOv3 only)</w:t>
+      </w:r>
+    </w:p>
+    <w:p>
+      <w:pPr>
+        <w:keepNext/>
+        <w:jc w:val="center"/>
+      </w:pPr>
+      <w:r>
+        <w:rPr>
+          <w:noProof/>
+        </w:rPr>
+        <w:lastRenderedPageBreak/>
+        <w:drawing>
+          <wp:inline distT="0" distB="0" distL="0" distR="0">
+            <wp:extent cx="5040000" cy="2083200"/>
+            <wp:effectExtent l="0" t="0" r="0" b="0"/>
+            <wp:docPr id="2" name="Picture 2"/>
+            <wp:cNvGraphicFramePr>
+              <a:graphicFrameLocks xmlns:a="http://schemas.openxmlformats.org/drawingml/2006/main" noChangeAspect="1"/>
+            </wp:cNvGraphicFramePr>
+            <a:graphic xmlns:a="http://schemas.openxmlformats.org/drawingml/2006/main">
+              <a:graphicData uri="http://schemas.openxmlformats.org/drawingml/2006/picture">
+                <pic:pic xmlns:pic="http://schemas.openxmlformats.org/drawingml/2006/picture">
+                  <pic:nvPicPr>
+                    <pic:cNvPr id="0" name="sam2_chart.png"/>
+                    <pic:cNvPicPr/>
+                  </pic:nvPicPr>
+                  <pic:blipFill>
+                    <a:blip r:embed="rId9"/>
+                    <a:stretch>
+                      <a:fillRect/>
+                    </a:stretch>
+                  </pic:blipFill>
+                  <pic:spPr>
+                    <a:xfrm>
+                      <a:off x="0" y="0"/>
+                      <a:ext cx="5040000" cy="2083200"/>
+                    </a:xfrm>
+                    <a:prstGeom prst="rect">
+                      <a:avLst/>
+                    </a:prstGeom>
+                  </pic:spPr>
+                </pic:pic>
+              </a:graphicData>
+            </a:graphic>
+          </wp:inline>
+        </w:drawing>
+      </w:r>
+    </w:p>
+    <w:p>
+      <w:pPr>
+        <w:pStyle w:val="Caption"/>
+        <w:jc w:val="center"/>
+      </w:pPr>
+      <w:r>
+        <w:t>Figure 2 – Version 1.2: detection accuracy with and without SAM2</w:t>
       </w:r>
     </w:p>
     <w:p>
@@ -13055,10 +14111,10 @@
         <w:keepNext/>
       </w:pPr>
       <w:r>
-        <w:t xml:space="preserve">Table 7 – </w:t>
+        <w:t xml:space="preserve">Table 7 – Integration test </w:t>
       </w:r>
       <w:r>
-        <w:t>Integration test ranking per query (catalogue of 16 products)</w:t>
+        <w:t>ranking per query (catalogue of 16 products), DINOv3 only</w:t>
       </w:r>
     </w:p>
     <w:tbl>
@@ -13562,7 +14618,13 @@
               <w:rPr>
                 <w:sz w:val="16"/>
               </w:rPr>
-              <w:t>cat / retina</w:t>
+              <w:t xml:space="preserve">cat / </w:t>
+            </w:r>
+            <w:r>
+              <w:rPr>
+                <w:sz w:val="16"/>
+              </w:rPr>
+              <w:t>retina</w:t>
             </w:r>
           </w:p>
         </w:tc>
@@ -14180,13 +15242,7 @@
               <w:rPr>
                 <w:sz w:val="16"/>
               </w:rPr>
-              <w:t xml:space="preserve">astronaut / </w:t>
-            </w:r>
-            <w:r>
-              <w:rPr>
-                <w:sz w:val="16"/>
-              </w:rPr>
-              <w:t>desk</w:t>
+              <w:t>astronaut / desk</w:t>
             </w:r>
           </w:p>
         </w:tc>
@@ -14264,6 +15320,1227 @@
       <w:pPr>
         <w:spacing w:after="0"/>
       </w:pPr>
+    </w:p>
+    <w:p>
+      <w:pPr>
+        <w:pStyle w:val="Caption"/>
+        <w:keepNext/>
+      </w:pPr>
+      <w:r>
+        <w:t>Table 8 – Version 1.2: detection with SAM2 per query</w:t>
+      </w:r>
+    </w:p>
+    <w:tbl>
+      <w:tblPr>
+        <w:tblStyle w:val="TableGrid"/>
+        <w:tblW w:w="0" w:type="auto"/>
+        <w:jc w:val="center"/>
+        <w:tblBorders>
+          <w:top w:val="single" w:sz="4" w:space="0" w:color="C9D6CE"/>
+          <w:left w:val="single" w:sz="4" w:space="0" w:color="C9D6CE"/>
+          <w:bottom w:val="single" w:sz="4" w:space="0" w:color="C9D6CE"/>
+          <w:right w:val="single" w:sz="4" w:space="0" w:color="C9D6CE"/>
+          <w:insideH w:val="single" w:sz="4" w:space="0" w:color="C9D6CE"/>
+          <w:insideV w:val="single" w:sz="4" w:space="0" w:color="C9D6CE"/>
+        </w:tblBorders>
+        <w:tblLayout w:type="fixed"/>
+        <w:tblCellMar>
+          <w:top w:w="40" w:type="dxa"/>
+          <w:left w:w="80" w:type="dxa"/>
+          <w:bottom w:w="40" w:type="dxa"/>
+          <w:right w:w="80" w:type="dxa"/>
+        </w:tblCellMar>
+        <w:tblLook w:val="04A0" w:firstRow="1" w:lastRow="0" w:firstColumn="1" w:lastColumn="0" w:noHBand="0" w:noVBand="1"/>
+      </w:tblPr>
+      <w:tblGrid>
+        <w:gridCol w:w="2041"/>
+        <w:gridCol w:w="1474"/>
+        <w:gridCol w:w="1474"/>
+        <w:gridCol w:w="2381"/>
+        <w:gridCol w:w="2268"/>
+      </w:tblGrid>
+      <w:tr>
+        <w:trPr>
+          <w:tblHeader/>
+          <w:jc w:val="center"/>
+        </w:trPr>
+        <w:tc>
+          <w:tcPr>
+            <w:tcW w:w="2041" w:type="dxa"/>
+            <w:shd w:val="clear" w:color="auto" w:fill="E8F5EC"/>
+          </w:tcPr>
+          <w:p>
+            <w:pPr>
+              <w:spacing w:after="0"/>
+            </w:pPr>
+            <w:r>
+              <w:rPr>
+                <w:b/>
+                <w:color w:val="15803D"/>
+                <w:sz w:val="16"/>
+              </w:rPr>
+              <w:t>Query photo</w:t>
+            </w:r>
+          </w:p>
+        </w:tc>
+        <w:tc>
+          <w:tcPr>
+            <w:tcW w:w="1474" w:type="dxa"/>
+            <w:shd w:val="clear" w:color="auto" w:fill="E8F5EC"/>
+          </w:tcPr>
+          <w:p>
+            <w:pPr>
+              <w:spacing w:after="0"/>
+            </w:pPr>
+            <w:r>
+              <w:rPr>
+                <w:b/>
+                <w:color w:val="15803D"/>
+                <w:sz w:val="16"/>
+              </w:rPr>
+              <w:t>IoU DINOv3</w:t>
+            </w:r>
+          </w:p>
+        </w:tc>
+        <w:tc>
+          <w:tcPr>
+            <w:tcW w:w="1474" w:type="dxa"/>
+            <w:shd w:val="clear" w:color="auto" w:fill="E8F5EC"/>
+          </w:tcPr>
+          <w:p>
+            <w:pPr>
+              <w:spacing w:after="0"/>
+            </w:pPr>
+            <w:r>
+              <w:rPr>
+                <w:b/>
+                <w:color w:val="15803D"/>
+                <w:sz w:val="16"/>
+              </w:rPr>
+              <w:t>IoU SAM2</w:t>
+            </w:r>
+          </w:p>
+        </w:tc>
+        <w:tc>
+          <w:tcPr>
+            <w:tcW w:w="2381" w:type="dxa"/>
+            <w:shd w:val="clear" w:color="auto" w:fill="E8F5EC"/>
+          </w:tcPr>
+          <w:p>
+            <w:pPr>
+              <w:spacing w:after="0"/>
+            </w:pPr>
+            <w:r>
+              <w:rPr>
+                <w:b/>
+                <w:color w:val="15803D"/>
+                <w:sz w:val="16"/>
+              </w:rPr>
+              <w:t>Rank: automatic box (SAM2)</w:t>
+            </w:r>
+          </w:p>
+        </w:tc>
+        <w:tc>
+          <w:tcPr>
+            <w:tcW w:w="2268" w:type="dxa"/>
+            <w:shd w:val="clear" w:color="auto" w:fill="E8F5EC"/>
+          </w:tcPr>
+          <w:p>
+            <w:pPr>
+              <w:spacing w:after="0"/>
+            </w:pPr>
+            <w:r>
+              <w:rPr>
+                <w:b/>
+                <w:color w:val="15803D"/>
+                <w:sz w:val="16"/>
+              </w:rPr>
+              <w:t>Match score</w:t>
+            </w:r>
+          </w:p>
+        </w:tc>
+      </w:tr>
+      <w:tr>
+        <w:trPr>
+          <w:cantSplit/>
+          <w:jc w:val="center"/>
+        </w:trPr>
+        <w:tc>
+          <w:tcPr>
+            <w:tcW w:w="2041" w:type="dxa"/>
+          </w:tcPr>
+          <w:p>
+            <w:pPr>
+              <w:spacing w:after="0" w:line="240" w:lineRule="auto"/>
+            </w:pPr>
+            <w:r>
+              <w:rPr>
+                <w:sz w:val="16"/>
+              </w:rPr>
+              <w:t>cup / space</w:t>
+            </w:r>
+          </w:p>
+        </w:tc>
+        <w:tc>
+          <w:tcPr>
+            <w:tcW w:w="1474" w:type="dxa"/>
+          </w:tcPr>
+          <w:p>
+            <w:pPr>
+              <w:spacing w:after="0" w:line="240" w:lineRule="auto"/>
+            </w:pPr>
+            <w:r>
+              <w:rPr>
+                <w:sz w:val="16"/>
+              </w:rPr>
+              <w:t>0.84</w:t>
+            </w:r>
+          </w:p>
+        </w:tc>
+        <w:tc>
+          <w:tcPr>
+            <w:tcW w:w="1474" w:type="dxa"/>
+          </w:tcPr>
+          <w:p>
+            <w:pPr>
+              <w:spacing w:after="0" w:line="240" w:lineRule="auto"/>
+            </w:pPr>
+            <w:r>
+              <w:rPr>
+                <w:sz w:val="16"/>
+              </w:rPr>
+              <w:t>0.99</w:t>
+            </w:r>
+          </w:p>
+        </w:tc>
+        <w:tc>
+          <w:tcPr>
+            <w:tcW w:w="2381" w:type="dxa"/>
+          </w:tcPr>
+          <w:p>
+            <w:pPr>
+              <w:spacing w:after="0" w:line="240" w:lineRule="auto"/>
+            </w:pPr>
+            <w:r>
+              <w:rPr>
+                <w:sz w:val="16"/>
+              </w:rPr>
+              <w:t>1</w:t>
+            </w:r>
+          </w:p>
+        </w:tc>
+        <w:tc>
+          <w:tcPr>
+            <w:tcW w:w="2268" w:type="dxa"/>
+          </w:tcPr>
+          <w:p>
+            <w:pPr>
+              <w:spacing w:after="0" w:line="240" w:lineRule="auto"/>
+            </w:pPr>
+            <w:r>
+              <w:rPr>
+                <w:sz w:val="16"/>
+              </w:rPr>
+              <w:t>0.95</w:t>
+            </w:r>
+          </w:p>
+        </w:tc>
+      </w:tr>
+      <w:tr>
+        <w:trPr>
+          <w:cantSplit/>
+          <w:jc w:val="center"/>
+        </w:trPr>
+        <w:tc>
+          <w:tcPr>
+            <w:tcW w:w="2041" w:type="dxa"/>
+            <w:shd w:val="clear" w:color="auto" w:fill="F7FBF8"/>
+          </w:tcPr>
+          <w:p>
+            <w:pPr>
+              <w:spacing w:after="0" w:line="240" w:lineRule="auto"/>
+            </w:pPr>
+            <w:r>
+              <w:rPr>
+                <w:sz w:val="16"/>
+              </w:rPr>
+              <w:t>cup / retina</w:t>
+            </w:r>
+          </w:p>
+        </w:tc>
+        <w:tc>
+          <w:tcPr>
+            <w:tcW w:w="1474" w:type="dxa"/>
+            <w:shd w:val="clear" w:color="auto" w:fill="F7FBF8"/>
+          </w:tcPr>
+          <w:p>
+            <w:pPr>
+              <w:spacing w:after="0" w:line="240" w:lineRule="auto"/>
+            </w:pPr>
+            <w:r>
+              <w:rPr>
+                <w:sz w:val="16"/>
+              </w:rPr>
+              <w:t>0.84</w:t>
+            </w:r>
+          </w:p>
+        </w:tc>
+        <w:tc>
+          <w:tcPr>
+            <w:tcW w:w="1474" w:type="dxa"/>
+            <w:shd w:val="clear" w:color="auto" w:fill="F7FBF8"/>
+          </w:tcPr>
+          <w:p>
+            <w:pPr>
+              <w:spacing w:after="0" w:line="240" w:lineRule="auto"/>
+            </w:pPr>
+            <w:r>
+              <w:rPr>
+                <w:sz w:val="16"/>
+              </w:rPr>
+              <w:t>0.99</w:t>
+            </w:r>
+          </w:p>
+        </w:tc>
+        <w:tc>
+          <w:tcPr>
+            <w:tcW w:w="2381" w:type="dxa"/>
+            <w:shd w:val="clear" w:color="auto" w:fill="F7FBF8"/>
+          </w:tcPr>
+          <w:p>
+            <w:pPr>
+              <w:spacing w:after="0" w:line="240" w:lineRule="auto"/>
+            </w:pPr>
+            <w:r>
+              <w:rPr>
+                <w:sz w:val="16"/>
+              </w:rPr>
+              <w:t>1</w:t>
+            </w:r>
+          </w:p>
+        </w:tc>
+        <w:tc>
+          <w:tcPr>
+            <w:tcW w:w="2268" w:type="dxa"/>
+            <w:shd w:val="clear" w:color="auto" w:fill="F7FBF8"/>
+          </w:tcPr>
+          <w:p>
+            <w:pPr>
+              <w:spacing w:after="0" w:line="240" w:lineRule="auto"/>
+            </w:pPr>
+            <w:r>
+              <w:rPr>
+                <w:sz w:val="16"/>
+              </w:rPr>
+              <w:t>0.96</w:t>
+            </w:r>
+          </w:p>
+        </w:tc>
+      </w:tr>
+      <w:tr>
+        <w:trPr>
+          <w:cantSplit/>
+          <w:jc w:val="center"/>
+        </w:trPr>
+        <w:tc>
+          <w:tcPr>
+            <w:tcW w:w="2041" w:type="dxa"/>
+          </w:tcPr>
+          <w:p>
+            <w:pPr>
+              <w:spacing w:after="0" w:line="240" w:lineRule="auto"/>
+            </w:pPr>
+            <w:r>
+              <w:rPr>
+                <w:sz w:val="16"/>
+              </w:rPr>
+              <w:t>cup / desk</w:t>
+            </w:r>
+          </w:p>
+        </w:tc>
+        <w:tc>
+          <w:tcPr>
+            <w:tcW w:w="1474" w:type="dxa"/>
+          </w:tcPr>
+          <w:p>
+            <w:pPr>
+              <w:spacing w:after="0" w:line="240" w:lineRule="auto"/>
+            </w:pPr>
+            <w:r>
+              <w:rPr>
+                <w:sz w:val="16"/>
+              </w:rPr>
+              <w:t>0.84</w:t>
+            </w:r>
+          </w:p>
+        </w:tc>
+        <w:tc>
+          <w:tcPr>
+            <w:tcW w:w="1474" w:type="dxa"/>
+          </w:tcPr>
+          <w:p>
+            <w:pPr>
+              <w:spacing w:after="0" w:line="240" w:lineRule="auto"/>
+            </w:pPr>
+            <w:r>
+              <w:rPr>
+                <w:sz w:val="16"/>
+              </w:rPr>
+              <w:t>0.99</w:t>
+            </w:r>
+          </w:p>
+        </w:tc>
+        <w:tc>
+          <w:tcPr>
+            <w:tcW w:w="2381" w:type="dxa"/>
+          </w:tcPr>
+          <w:p>
+            <w:pPr>
+              <w:spacing w:after="0" w:line="240" w:lineRule="auto"/>
+            </w:pPr>
+            <w:r>
+              <w:rPr>
+                <w:sz w:val="16"/>
+              </w:rPr>
+              <w:t>1</w:t>
+            </w:r>
+          </w:p>
+        </w:tc>
+        <w:tc>
+          <w:tcPr>
+            <w:tcW w:w="2268" w:type="dxa"/>
+          </w:tcPr>
+          <w:p>
+            <w:pPr>
+              <w:spacing w:after="0" w:line="240" w:lineRule="auto"/>
+            </w:pPr>
+            <w:r>
+              <w:rPr>
+                <w:sz w:val="16"/>
+              </w:rPr>
+              <w:t>0.95</w:t>
+            </w:r>
+          </w:p>
+        </w:tc>
+      </w:tr>
+      <w:tr>
+        <w:trPr>
+          <w:cantSplit/>
+          <w:jc w:val="center"/>
+        </w:trPr>
+        <w:tc>
+          <w:tcPr>
+            <w:tcW w:w="2041" w:type="dxa"/>
+            <w:shd w:val="clear" w:color="auto" w:fill="F7FBF8"/>
+          </w:tcPr>
+          <w:p>
+            <w:pPr>
+              <w:spacing w:after="0" w:line="240" w:lineRule="auto"/>
+            </w:pPr>
+            <w:r>
+              <w:rPr>
+                <w:sz w:val="16"/>
+              </w:rPr>
+              <w:t>cat / space</w:t>
+            </w:r>
+          </w:p>
+        </w:tc>
+        <w:tc>
+          <w:tcPr>
+            <w:tcW w:w="1474" w:type="dxa"/>
+            <w:shd w:val="clear" w:color="auto" w:fill="F7FBF8"/>
+          </w:tcPr>
+          <w:p>
+            <w:pPr>
+              <w:spacing w:after="0" w:line="240" w:lineRule="auto"/>
+            </w:pPr>
+            <w:r>
+              <w:rPr>
+                <w:sz w:val="16"/>
+              </w:rPr>
+              <w:t>0.84</w:t>
+            </w:r>
+          </w:p>
+        </w:tc>
+        <w:tc>
+          <w:tcPr>
+            <w:tcW w:w="1474" w:type="dxa"/>
+            <w:shd w:val="clear" w:color="auto" w:fill="F7FBF8"/>
+          </w:tcPr>
+          <w:p>
+            <w:pPr>
+              <w:spacing w:after="0" w:line="240" w:lineRule="auto"/>
+            </w:pPr>
+            <w:r>
+              <w:rPr>
+                <w:sz w:val="16"/>
+              </w:rPr>
+              <w:t>0.98</w:t>
+            </w:r>
+          </w:p>
+        </w:tc>
+        <w:tc>
+          <w:tcPr>
+            <w:tcW w:w="2381" w:type="dxa"/>
+            <w:shd w:val="clear" w:color="auto" w:fill="F7FBF8"/>
+          </w:tcPr>
+          <w:p>
+            <w:pPr>
+              <w:spacing w:after="0" w:line="240" w:lineRule="auto"/>
+            </w:pPr>
+            <w:r>
+              <w:rPr>
+                <w:sz w:val="16"/>
+              </w:rPr>
+              <w:t>1</w:t>
+            </w:r>
+          </w:p>
+        </w:tc>
+        <w:tc>
+          <w:tcPr>
+            <w:tcW w:w="2268" w:type="dxa"/>
+            <w:shd w:val="clear" w:color="auto" w:fill="F7FBF8"/>
+          </w:tcPr>
+          <w:p>
+            <w:pPr>
+              <w:spacing w:after="0" w:line="240" w:lineRule="auto"/>
+            </w:pPr>
+            <w:r>
+              <w:rPr>
+                <w:sz w:val="16"/>
+              </w:rPr>
+              <w:t>0.90</w:t>
+            </w:r>
+          </w:p>
+        </w:tc>
+      </w:tr>
+      <w:tr>
+        <w:trPr>
+          <w:cantSplit/>
+          <w:jc w:val="center"/>
+        </w:trPr>
+        <w:tc>
+          <w:tcPr>
+            <w:tcW w:w="2041" w:type="dxa"/>
+          </w:tcPr>
+          <w:p>
+            <w:pPr>
+              <w:spacing w:after="0" w:line="240" w:lineRule="auto"/>
+            </w:pPr>
+            <w:r>
+              <w:rPr>
+                <w:sz w:val="16"/>
+              </w:rPr>
+              <w:t>cat / retina</w:t>
+            </w:r>
+          </w:p>
+        </w:tc>
+        <w:tc>
+          <w:tcPr>
+            <w:tcW w:w="1474" w:type="dxa"/>
+          </w:tcPr>
+          <w:p>
+            <w:pPr>
+              <w:spacing w:after="0" w:line="240" w:lineRule="auto"/>
+            </w:pPr>
+            <w:r>
+              <w:rPr>
+                <w:sz w:val="16"/>
+              </w:rPr>
+              <w:t>0.89</w:t>
+            </w:r>
+          </w:p>
+        </w:tc>
+        <w:tc>
+          <w:tcPr>
+            <w:tcW w:w="1474" w:type="dxa"/>
+          </w:tcPr>
+          <w:p>
+            <w:pPr>
+              <w:spacing w:after="0" w:line="240" w:lineRule="auto"/>
+            </w:pPr>
+            <w:r>
+              <w:rPr>
+                <w:sz w:val="16"/>
+              </w:rPr>
+              <w:t>0.99</w:t>
+            </w:r>
+          </w:p>
+        </w:tc>
+        <w:tc>
+          <w:tcPr>
+            <w:tcW w:w="2381" w:type="dxa"/>
+          </w:tcPr>
+          <w:p>
+            <w:pPr>
+              <w:spacing w:after="0" w:line="240" w:lineRule="auto"/>
+            </w:pPr>
+            <w:r>
+              <w:rPr>
+                <w:sz w:val="16"/>
+              </w:rPr>
+              <w:t>1</w:t>
+            </w:r>
+          </w:p>
+        </w:tc>
+        <w:tc>
+          <w:tcPr>
+            <w:tcW w:w="2268" w:type="dxa"/>
+          </w:tcPr>
+          <w:p>
+            <w:pPr>
+              <w:spacing w:after="0" w:line="240" w:lineRule="auto"/>
+            </w:pPr>
+            <w:r>
+              <w:rPr>
+                <w:sz w:val="16"/>
+              </w:rPr>
+              <w:t>0.91</w:t>
+            </w:r>
+          </w:p>
+        </w:tc>
+      </w:tr>
+      <w:tr>
+        <w:trPr>
+          <w:cantSplit/>
+          <w:jc w:val="center"/>
+        </w:trPr>
+        <w:tc>
+          <w:tcPr>
+            <w:tcW w:w="2041" w:type="dxa"/>
+            <w:shd w:val="clear" w:color="auto" w:fill="F7FBF8"/>
+          </w:tcPr>
+          <w:p>
+            <w:pPr>
+              <w:spacing w:after="0" w:line="240" w:lineRule="auto"/>
+            </w:pPr>
+            <w:r>
+              <w:rPr>
+                <w:sz w:val="16"/>
+              </w:rPr>
+              <w:t>cat / desk</w:t>
+            </w:r>
+          </w:p>
+        </w:tc>
+        <w:tc>
+          <w:tcPr>
+            <w:tcW w:w="1474" w:type="dxa"/>
+            <w:shd w:val="clear" w:color="auto" w:fill="F7FBF8"/>
+          </w:tcPr>
+          <w:p>
+            <w:pPr>
+              <w:spacing w:after="0" w:line="240" w:lineRule="auto"/>
+            </w:pPr>
+            <w:r>
+              <w:rPr>
+                <w:sz w:val="16"/>
+              </w:rPr>
+              <w:t>0.84</w:t>
+            </w:r>
+          </w:p>
+        </w:tc>
+        <w:tc>
+          <w:tcPr>
+            <w:tcW w:w="1474" w:type="dxa"/>
+            <w:shd w:val="clear" w:color="auto" w:fill="F7FBF8"/>
+          </w:tcPr>
+          <w:p>
+            <w:pPr>
+              <w:spacing w:after="0" w:line="240" w:lineRule="auto"/>
+            </w:pPr>
+            <w:r>
+              <w:rPr>
+                <w:sz w:val="16"/>
+              </w:rPr>
+              <w:t>0.96</w:t>
+            </w:r>
+          </w:p>
+        </w:tc>
+        <w:tc>
+          <w:tcPr>
+            <w:tcW w:w="2381" w:type="dxa"/>
+            <w:shd w:val="clear" w:color="auto" w:fill="F7FBF8"/>
+          </w:tcPr>
+          <w:p>
+            <w:pPr>
+              <w:spacing w:after="0" w:line="240" w:lineRule="auto"/>
+            </w:pPr>
+            <w:r>
+              <w:rPr>
+                <w:sz w:val="16"/>
+              </w:rPr>
+              <w:t>1</w:t>
+            </w:r>
+          </w:p>
+        </w:tc>
+        <w:tc>
+          <w:tcPr>
+            <w:tcW w:w="2268" w:type="dxa"/>
+            <w:shd w:val="clear" w:color="auto" w:fill="F7FBF8"/>
+          </w:tcPr>
+          <w:p>
+            <w:pPr>
+              <w:spacing w:after="0" w:line="240" w:lineRule="auto"/>
+            </w:pPr>
+            <w:r>
+              <w:rPr>
+                <w:sz w:val="16"/>
+              </w:rPr>
+              <w:t>0.94</w:t>
+            </w:r>
+          </w:p>
+        </w:tc>
+      </w:tr>
+      <w:tr>
+        <w:trPr>
+          <w:cantSplit/>
+          <w:jc w:val="center"/>
+        </w:trPr>
+        <w:tc>
+          <w:tcPr>
+            <w:tcW w:w="2041" w:type="dxa"/>
+          </w:tcPr>
+          <w:p>
+            <w:pPr>
+              <w:spacing w:after="0" w:line="240" w:lineRule="auto"/>
+            </w:pPr>
+            <w:r>
+              <w:rPr>
+                <w:sz w:val="16"/>
+              </w:rPr>
+              <w:t>rocket / space</w:t>
+            </w:r>
+          </w:p>
+        </w:tc>
+        <w:tc>
+          <w:tcPr>
+            <w:tcW w:w="1474" w:type="dxa"/>
+          </w:tcPr>
+          <w:p>
+            <w:pPr>
+              <w:spacing w:after="0" w:line="240" w:lineRule="auto"/>
+            </w:pPr>
+            <w:r>
+              <w:rPr>
+                <w:sz w:val="16"/>
+              </w:rPr>
+              <w:t>0.78</w:t>
+            </w:r>
+          </w:p>
+        </w:tc>
+        <w:tc>
+          <w:tcPr>
+            <w:tcW w:w="1474" w:type="dxa"/>
+          </w:tcPr>
+          <w:p>
+            <w:pPr>
+              <w:spacing w:after="0" w:line="240" w:lineRule="auto"/>
+            </w:pPr>
+            <w:r>
+              <w:rPr>
+                <w:sz w:val="16"/>
+              </w:rPr>
+              <w:t>0.97</w:t>
+            </w:r>
+          </w:p>
+        </w:tc>
+        <w:tc>
+          <w:tcPr>
+            <w:tcW w:w="2381" w:type="dxa"/>
+          </w:tcPr>
+          <w:p>
+            <w:pPr>
+              <w:spacing w:after="0" w:line="240" w:lineRule="auto"/>
+            </w:pPr>
+            <w:r>
+              <w:rPr>
+                <w:sz w:val="16"/>
+              </w:rPr>
+              <w:t>1</w:t>
+            </w:r>
+          </w:p>
+        </w:tc>
+        <w:tc>
+          <w:tcPr>
+            <w:tcW w:w="2268" w:type="dxa"/>
+          </w:tcPr>
+          <w:p>
+            <w:pPr>
+              <w:spacing w:after="0" w:line="240" w:lineRule="auto"/>
+            </w:pPr>
+            <w:r>
+              <w:rPr>
+                <w:sz w:val="16"/>
+              </w:rPr>
+              <w:t>0.90</w:t>
+            </w:r>
+          </w:p>
+        </w:tc>
+      </w:tr>
+      <w:tr>
+        <w:trPr>
+          <w:cantSplit/>
+          <w:jc w:val="center"/>
+        </w:trPr>
+        <w:tc>
+          <w:tcPr>
+            <w:tcW w:w="2041" w:type="dxa"/>
+            <w:shd w:val="clear" w:color="auto" w:fill="F7FBF8"/>
+          </w:tcPr>
+          <w:p>
+            <w:pPr>
+              <w:spacing w:after="0" w:line="240" w:lineRule="auto"/>
+            </w:pPr>
+            <w:r>
+              <w:rPr>
+                <w:sz w:val="16"/>
+              </w:rPr>
+              <w:t>rocket / retina</w:t>
+            </w:r>
+          </w:p>
+        </w:tc>
+        <w:tc>
+          <w:tcPr>
+            <w:tcW w:w="1474" w:type="dxa"/>
+            <w:shd w:val="clear" w:color="auto" w:fill="F7FBF8"/>
+          </w:tcPr>
+          <w:p>
+            <w:pPr>
+              <w:spacing w:after="0" w:line="240" w:lineRule="auto"/>
+            </w:pPr>
+            <w:r>
+              <w:rPr>
+                <w:sz w:val="16"/>
+              </w:rPr>
+              <w:t>0.04</w:t>
+            </w:r>
+          </w:p>
+        </w:tc>
+        <w:tc>
+          <w:tcPr>
+            <w:tcW w:w="1474" w:type="dxa"/>
+            <w:shd w:val="clear" w:color="auto" w:fill="F7FBF8"/>
+          </w:tcPr>
+          <w:p>
+            <w:pPr>
+              <w:spacing w:after="0" w:line="240" w:lineRule="auto"/>
+            </w:pPr>
+            <w:r>
+              <w:rPr>
+                <w:sz w:val="16"/>
+              </w:rPr>
+              <w:t>0.04</w:t>
+            </w:r>
+          </w:p>
+        </w:tc>
+        <w:tc>
+          <w:tcPr>
+            <w:tcW w:w="2381" w:type="dxa"/>
+            <w:shd w:val="clear" w:color="auto" w:fill="F7FBF8"/>
+          </w:tcPr>
+          <w:p>
+            <w:pPr>
+              <w:spacing w:after="0" w:line="240" w:lineRule="auto"/>
+            </w:pPr>
+            <w:r>
+              <w:rPr>
+                <w:sz w:val="16"/>
+              </w:rPr>
+              <w:t>not in results</w:t>
+            </w:r>
+          </w:p>
+        </w:tc>
+        <w:tc>
+          <w:tcPr>
+            <w:tcW w:w="2268" w:type="dxa"/>
+            <w:shd w:val="clear" w:color="auto" w:fill="F7FBF8"/>
+          </w:tcPr>
+          <w:p>
+            <w:pPr>
+              <w:spacing w:after="0" w:line="240" w:lineRule="auto"/>
+            </w:pPr>
+            <w:r>
+              <w:rPr>
+                <w:sz w:val="16"/>
+              </w:rPr>
+              <w:t>–</w:t>
+            </w:r>
+          </w:p>
+        </w:tc>
+      </w:tr>
+      <w:tr>
+        <w:trPr>
+          <w:cantSplit/>
+          <w:jc w:val="center"/>
+        </w:trPr>
+        <w:tc>
+          <w:tcPr>
+            <w:tcW w:w="2041" w:type="dxa"/>
+          </w:tcPr>
+          <w:p>
+            <w:pPr>
+              <w:spacing w:after="0" w:line="240" w:lineRule="auto"/>
+            </w:pPr>
+            <w:r>
+              <w:rPr>
+                <w:sz w:val="16"/>
+              </w:rPr>
+              <w:t>rocket / desk</w:t>
+            </w:r>
+          </w:p>
+        </w:tc>
+        <w:tc>
+          <w:tcPr>
+            <w:tcW w:w="1474" w:type="dxa"/>
+          </w:tcPr>
+          <w:p>
+            <w:pPr>
+              <w:spacing w:after="0" w:line="240" w:lineRule="auto"/>
+            </w:pPr>
+            <w:r>
+              <w:rPr>
+                <w:sz w:val="16"/>
+              </w:rPr>
+              <w:t>0.78</w:t>
+            </w:r>
+          </w:p>
+        </w:tc>
+        <w:tc>
+          <w:tcPr>
+            <w:tcW w:w="1474" w:type="dxa"/>
+          </w:tcPr>
+          <w:p>
+            <w:pPr>
+              <w:spacing w:after="0" w:line="240" w:lineRule="auto"/>
+            </w:pPr>
+            <w:r>
+              <w:rPr>
+                <w:sz w:val="16"/>
+              </w:rPr>
+              <w:t>0.91</w:t>
+            </w:r>
+          </w:p>
+        </w:tc>
+        <w:tc>
+          <w:tcPr>
+            <w:tcW w:w="2381" w:type="dxa"/>
+          </w:tcPr>
+          <w:p>
+            <w:pPr>
+              <w:spacing w:after="0" w:line="240" w:lineRule="auto"/>
+            </w:pPr>
+            <w:r>
+              <w:rPr>
+                <w:sz w:val="16"/>
+              </w:rPr>
+              <w:t>1</w:t>
+            </w:r>
+          </w:p>
+        </w:tc>
+        <w:tc>
+          <w:tcPr>
+            <w:tcW w:w="2268" w:type="dxa"/>
+          </w:tcPr>
+          <w:p>
+            <w:pPr>
+              <w:spacing w:after="0" w:line="240" w:lineRule="auto"/>
+            </w:pPr>
+            <w:r>
+              <w:rPr>
+                <w:sz w:val="16"/>
+              </w:rPr>
+              <w:t>0.90</w:t>
+            </w:r>
+          </w:p>
+        </w:tc>
+      </w:tr>
+      <w:tr>
+        <w:trPr>
+          <w:cantSplit/>
+          <w:jc w:val="center"/>
+        </w:trPr>
+        <w:tc>
+          <w:tcPr>
+            <w:tcW w:w="2041" w:type="dxa"/>
+            <w:shd w:val="clear" w:color="auto" w:fill="F7FBF8"/>
+          </w:tcPr>
+          <w:p>
+            <w:pPr>
+              <w:spacing w:after="0" w:line="240" w:lineRule="auto"/>
+            </w:pPr>
+            <w:r>
+              <w:rPr>
+                <w:sz w:val="16"/>
+              </w:rPr>
+              <w:t>astronaut / space</w:t>
+            </w:r>
+          </w:p>
+        </w:tc>
+        <w:tc>
+          <w:tcPr>
+            <w:tcW w:w="1474" w:type="dxa"/>
+            <w:shd w:val="clear" w:color="auto" w:fill="F7FBF8"/>
+          </w:tcPr>
+          <w:p>
+            <w:pPr>
+              <w:spacing w:after="0" w:line="240" w:lineRule="auto"/>
+            </w:pPr>
+            <w:r>
+              <w:rPr>
+                <w:sz w:val="16"/>
+              </w:rPr>
+              <w:t>0.92</w:t>
+            </w:r>
+          </w:p>
+        </w:tc>
+        <w:tc>
+          <w:tcPr>
+            <w:tcW w:w="1474" w:type="dxa"/>
+            <w:shd w:val="clear" w:color="auto" w:fill="F7FBF8"/>
+          </w:tcPr>
+          <w:p>
+            <w:pPr>
+              <w:spacing w:after="0" w:line="240" w:lineRule="auto"/>
+            </w:pPr>
+            <w:r>
+              <w:rPr>
+                <w:sz w:val="16"/>
+              </w:rPr>
+              <w:t>0.99</w:t>
+            </w:r>
+          </w:p>
+        </w:tc>
+        <w:tc>
+          <w:tcPr>
+            <w:tcW w:w="2381" w:type="dxa"/>
+            <w:shd w:val="clear" w:color="auto" w:fill="F7FBF8"/>
+          </w:tcPr>
+          <w:p>
+            <w:pPr>
+              <w:spacing w:after="0" w:line="240" w:lineRule="auto"/>
+            </w:pPr>
+            <w:r>
+              <w:rPr>
+                <w:sz w:val="16"/>
+              </w:rPr>
+              <w:t>1</w:t>
+            </w:r>
+          </w:p>
+        </w:tc>
+        <w:tc>
+          <w:tcPr>
+            <w:tcW w:w="2268" w:type="dxa"/>
+            <w:shd w:val="clear" w:color="auto" w:fill="F7FBF8"/>
+          </w:tcPr>
+          <w:p>
+            <w:pPr>
+              <w:spacing w:after="0" w:line="240" w:lineRule="auto"/>
+            </w:pPr>
+            <w:r>
+              <w:rPr>
+                <w:sz w:val="16"/>
+              </w:rPr>
+              <w:t>0.91</w:t>
+            </w:r>
+          </w:p>
+        </w:tc>
+      </w:tr>
+      <w:tr>
+        <w:trPr>
+          <w:cantSplit/>
+          <w:jc w:val="center"/>
+        </w:trPr>
+        <w:tc>
+          <w:tcPr>
+            <w:tcW w:w="2041" w:type="dxa"/>
+          </w:tcPr>
+          <w:p>
+            <w:pPr>
+              <w:spacing w:after="0" w:line="240" w:lineRule="auto"/>
+            </w:pPr>
+            <w:r>
+              <w:rPr>
+                <w:sz w:val="16"/>
+              </w:rPr>
+              <w:t>astronaut / retina</w:t>
+            </w:r>
+          </w:p>
+        </w:tc>
+        <w:tc>
+          <w:tcPr>
+            <w:tcW w:w="1474" w:type="dxa"/>
+          </w:tcPr>
+          <w:p>
+            <w:pPr>
+              <w:spacing w:after="0" w:line="240" w:lineRule="auto"/>
+            </w:pPr>
+            <w:r>
+              <w:rPr>
+                <w:sz w:val="16"/>
+              </w:rPr>
+              <w:t>0.92</w:t>
+            </w:r>
+          </w:p>
+        </w:tc>
+        <w:tc>
+          <w:tcPr>
+            <w:tcW w:w="1474" w:type="dxa"/>
+          </w:tcPr>
+          <w:p>
+            <w:pPr>
+              <w:spacing w:after="0" w:line="240" w:lineRule="auto"/>
+            </w:pPr>
+            <w:r>
+              <w:rPr>
+                <w:sz w:val="16"/>
+              </w:rPr>
+              <w:t>0.99</w:t>
+            </w:r>
+          </w:p>
+        </w:tc>
+        <w:tc>
+          <w:tcPr>
+            <w:tcW w:w="2381" w:type="dxa"/>
+          </w:tcPr>
+          <w:p>
+            <w:pPr>
+              <w:spacing w:after="0" w:line="240" w:lineRule="auto"/>
+            </w:pPr>
+            <w:r>
+              <w:rPr>
+                <w:sz w:val="16"/>
+              </w:rPr>
+              <w:t>1</w:t>
+            </w:r>
+          </w:p>
+        </w:tc>
+        <w:tc>
+          <w:tcPr>
+            <w:tcW w:w="2268" w:type="dxa"/>
+          </w:tcPr>
+          <w:p>
+            <w:pPr>
+              <w:spacing w:after="0" w:line="240" w:lineRule="auto"/>
+            </w:pPr>
+            <w:r>
+              <w:rPr>
+                <w:sz w:val="16"/>
+              </w:rPr>
+              <w:t>0.87</w:t>
+            </w:r>
+          </w:p>
+        </w:tc>
+      </w:tr>
+      <w:tr>
+        <w:trPr>
+          <w:cantSplit/>
+          <w:jc w:val="center"/>
+        </w:trPr>
+        <w:tc>
+          <w:tcPr>
+            <w:tcW w:w="2041" w:type="dxa"/>
+            <w:shd w:val="clear" w:color="auto" w:fill="F7FBF8"/>
+          </w:tcPr>
+          <w:p>
+            <w:pPr>
+              <w:spacing w:after="0" w:line="240" w:lineRule="auto"/>
+            </w:pPr>
+            <w:r>
+              <w:rPr>
+                <w:sz w:val="16"/>
+              </w:rPr>
+              <w:t xml:space="preserve">astronaut / </w:t>
+            </w:r>
+            <w:r>
+              <w:rPr>
+                <w:sz w:val="16"/>
+              </w:rPr>
+              <w:t>desk</w:t>
+            </w:r>
+          </w:p>
+        </w:tc>
+        <w:tc>
+          <w:tcPr>
+            <w:tcW w:w="1474" w:type="dxa"/>
+            <w:shd w:val="clear" w:color="auto" w:fill="F7FBF8"/>
+          </w:tcPr>
+          <w:p>
+            <w:pPr>
+              <w:spacing w:after="0" w:line="240" w:lineRule="auto"/>
+            </w:pPr>
+            <w:r>
+              <w:rPr>
+                <w:sz w:val="16"/>
+              </w:rPr>
+              <w:t>0.88</w:t>
+            </w:r>
+          </w:p>
+        </w:tc>
+        <w:tc>
+          <w:tcPr>
+            <w:tcW w:w="1474" w:type="dxa"/>
+            <w:shd w:val="clear" w:color="auto" w:fill="F7FBF8"/>
+          </w:tcPr>
+          <w:p>
+            <w:pPr>
+              <w:spacing w:after="0" w:line="240" w:lineRule="auto"/>
+            </w:pPr>
+            <w:r>
+              <w:rPr>
+                <w:sz w:val="16"/>
+              </w:rPr>
+              <w:t>0.93</w:t>
+            </w:r>
+          </w:p>
+        </w:tc>
+        <w:tc>
+          <w:tcPr>
+            <w:tcW w:w="2381" w:type="dxa"/>
+            <w:shd w:val="clear" w:color="auto" w:fill="F7FBF8"/>
+          </w:tcPr>
+          <w:p>
+            <w:pPr>
+              <w:spacing w:after="0" w:line="240" w:lineRule="auto"/>
+            </w:pPr>
+            <w:r>
+              <w:rPr>
+                <w:sz w:val="16"/>
+              </w:rPr>
+              <w:t>1</w:t>
+            </w:r>
+          </w:p>
+        </w:tc>
+        <w:tc>
+          <w:tcPr>
+            <w:tcW w:w="2268" w:type="dxa"/>
+            <w:shd w:val="clear" w:color="auto" w:fill="F7FBF8"/>
+          </w:tcPr>
+          <w:p>
+            <w:pPr>
+              <w:spacing w:after="0" w:line="240" w:lineRule="auto"/>
+            </w:pPr>
+            <w:r>
+              <w:rPr>
+                <w:sz w:val="16"/>
+              </w:rPr>
+              <w:t>0.89</w:t>
+            </w:r>
+          </w:p>
+        </w:tc>
+      </w:tr>
+    </w:tbl>
+    <w:p>
+      <w:pPr>
+        <w:spacing w:after="0"/>
+      </w:pPr>
+    </w:p>
+    <w:p>
+      <w:r>
+        <w:t xml:space="preserve">SAM2 tightens every box where stage 1 chose the right object (IoU 0.91–0.99). It cannot repair a wrong choice: on “rocket / retina” stage 1 picks the retina, SAM2 traces it, and the user must adjust the box (then the rocket ranks </w:t>
+      </w:r>
+      <w:r>
+        <w:t>first). Top-1 with the automatic box stays 11 / 12 and with the adjusted box 12 / 12; whole-photo search moved from 8 / 12 to 7 / 12 because catalogue images are now indexed with tighter boxes.</w:t>
+      </w:r>
     </w:p>
     <w:tbl>
       <w:tblPr>
@@ -14301,13 +16578,20 @@
               <w:rPr>
                 <w:sz w:val="20"/>
               </w:rPr>
-              <w:t xml:space="preserve">The evaluation images are synthetic composites (a product photo pasted onto another background) built from public sample images, so they show relative effects, not production accuracy. A test set of real shopper photos with </w:t>
+              <w:t xml:space="preserve">The evaluation images are synthetic composites (a </w:t>
             </w:r>
             <w:r>
               <w:rPr>
                 <w:sz w:val="20"/>
               </w:rPr>
-              <w:t>labelled boxes is needed before quoting accuracy externally.</w:t>
+              <w:t xml:space="preserve">product photo pasted onto another background) built from public sample images, so they show relative effects, not production accuracy. A test set of real shopper </w:t>
+            </w:r>
+            <w:r>
+              <w:rPr>
+                <w:sz w:val="20"/>
+              </w:rPr>
+              <w:lastRenderedPageBreak/>
+              <w:t>photos with labelled boxes is needed before quoting accuracy externally.</w:t>
             </w:r>
           </w:p>
         </w:tc>
@@ -14327,19 +16611,19 @@
       <w:pPr>
         <w:pStyle w:val="Heading1"/>
       </w:pPr>
-      <w:bookmarkStart w:id="16" w:name="_Toc241225804"/>
+      <w:bookmarkStart w:id="16" w:name="_Toc241230419"/>
       <w:r>
         <w:lastRenderedPageBreak/>
-        <w:t>Appendix A – Requirements traceability matrix</w:t>
+        <w:t>Appendix A – Requ</w:t>
+      </w:r>
+      <w:r>
+        <w:t>irements traceability matrix</w:t>
       </w:r>
       <w:bookmarkEnd w:id="16"/>
     </w:p>
     <w:p>
       <w:r>
-        <w:t>Forward traceability from requirement groups to use cases, screens, code and tests (bidirectional traceability as required by ISO/IEC/IEEE 29148)</w:t>
-      </w:r>
-      <w:r>
-        <w:t>.</w:t>
+        <w:t>Forward traceability from requirement groups to use cases, screens, code and tests (bidirectional traceability as required by ISO/IEC/IEEE 29148).</w:t>
       </w:r>
     </w:p>
     <w:p>
@@ -14348,7 +16632,7 @@
         <w:keepNext/>
       </w:pPr>
       <w:r>
-        <w:t>Table 8 – Traceability matrix</w:t>
+        <w:t>Table 9 – Traceability matrix</w:t>
       </w:r>
     </w:p>
     <w:tbl>
@@ -14636,7 +16920,13 @@
               <w:rPr>
                 <w:sz w:val="16"/>
               </w:rPr>
-              <w:t>adminOnly, superAdminOnly, staff.controller</w:t>
+              <w:t xml:space="preserve">adminOnly, superAdminOnly, </w:t>
+            </w:r>
+            <w:r>
+              <w:rPr>
+                <w:sz w:val="16"/>
+              </w:rPr>
+              <w:t>staff.controller</w:t>
             </w:r>
           </w:p>
         </w:tc>
@@ -14900,29 +17190,29 @@
               <w:rPr>
                 <w:sz w:val="16"/>
               </w:rPr>
-              <w:t xml:space="preserve">regionDetect.js, RegionSelector.jsx, </w:t>
-            </w:r>
+              <w:t>regionDetect.js, RegionSelector.jsx, RegionDetector.java, RegionSelectorView.java</w:t>
+            </w:r>
+          </w:p>
+        </w:tc>
+        <w:tc>
+          <w:tcPr>
+            <w:tcW w:w="1474" w:type="dxa"/>
+          </w:tcPr>
+          <w:p>
+            <w:pPr>
+              <w:spacing w:after="0" w:line="240" w:lineRule="auto"/>
+            </w:pPr>
             <w:r>
               <w:rPr>
                 <w:sz w:val="16"/>
               </w:rPr>
-              <w:t>RegionDetector.java, RegionSelectorView.java</w:t>
-            </w:r>
-          </w:p>
-        </w:tc>
-        <w:tc>
-          <w:tcPr>
-            <w:tcW w:w="1474" w:type="dxa"/>
-          </w:tcPr>
-          <w:p>
-            <w:pPr>
-              <w:spacing w:after="0" w:line="240" w:lineRule="auto"/>
-            </w:pPr>
+              <w:t xml:space="preserve">TC-REG-01..15, TC-UI-01..06, </w:t>
+            </w:r>
             <w:r>
               <w:rPr>
                 <w:sz w:val="16"/>
               </w:rPr>
-              <w:t>TC-REG-01..15, TC-UI-01..06, TC-AN-01..03</w:t>
+              <w:t>TC-AN-01..03</w:t>
             </w:r>
           </w:p>
         </w:tc>
@@ -14945,7 +17235,7 @@
               <w:rPr>
                 <w:sz w:val="16"/>
               </w:rPr>
-              <w:t>FR-CART-01..08</w:t>
+              <w:t>FR-VIS-21..24, NFR-FS-03</w:t>
             </w:r>
           </w:p>
         </w:tc>
@@ -14962,7 +17252,7 @@
               <w:rPr>
                 <w:sz w:val="16"/>
               </w:rPr>
-              <w:t>UC-07, UC-11</w:t>
+              <w:t>UC-05, UC-25, UC-26</w:t>
             </w:r>
           </w:p>
         </w:tc>
@@ -14979,7 +17269,7 @@
               <w:rPr>
                 <w:sz w:val="16"/>
               </w:rPr>
-              <w:t>SF-05, SF-11, AN-07, AN-18</w:t>
+              <w:t>SF-04, AD-03, AN-09</w:t>
             </w:r>
           </w:p>
         </w:tc>
@@ -14996,7 +17286,7 @@
               <w:rPr>
                 <w:sz w:val="16"/>
               </w:rPr>
-              <w:t>cart.controller, pricing.service, Coupon model, cartStore</w:t>
+              <w:t>sam2.service.js, regionDetect.boxFromMask, visualSearch.locate, VisualSearch.jsx, VisualSearchActivity</w:t>
             </w:r>
           </w:p>
         </w:tc>
@@ -15013,7 +17303,7 @@
               <w:rPr>
                 <w:sz w:val="16"/>
               </w:rPr>
-              <w:t>TC-CART-01..09</w:t>
+              <w:t>TC-SAM-01..07, TC-UI-07..08</w:t>
             </w:r>
           </w:p>
         </w:tc>
@@ -15035,7 +17325,7 @@
               <w:rPr>
                 <w:sz w:val="16"/>
               </w:rPr>
-              <w:t>FR-ORD-01..10</w:t>
+              <w:t>FR-CART-01..08</w:t>
             </w:r>
           </w:p>
         </w:tc>
@@ -15051,7 +17341,7 @@
               <w:rPr>
                 <w:sz w:val="16"/>
               </w:rPr>
-              <w:t>UC-08, UC-09, UC-18</w:t>
+              <w:t>UC-07, UC-11</w:t>
             </w:r>
           </w:p>
         </w:tc>
@@ -15067,7 +17357,13 @@
               <w:rPr>
                 <w:sz w:val="16"/>
               </w:rPr>
-              <w:t>SF-06..09, AN-11..14, AD-06</w:t>
+              <w:t xml:space="preserve">SF-05, SF-11, </w:t>
+            </w:r>
+            <w:r>
+              <w:rPr>
+                <w:sz w:val="16"/>
+              </w:rPr>
+              <w:t>AN-07, AN-18</w:t>
             </w:r>
           </w:p>
         </w:tc>
@@ -15083,7 +17379,7 @@
               <w:rPr>
                 <w:sz w:val="16"/>
               </w:rPr>
-              <w:t>order.controller, admin.controller (orders), payment.service, utils/transaction</w:t>
+              <w:t>cart.controller, pricing.service, Coupon model, cartStore</w:t>
             </w:r>
           </w:p>
         </w:tc>
@@ -15099,7 +17395,7 @@
               <w:rPr>
                 <w:sz w:val="16"/>
               </w:rPr>
-              <w:t>TC-ORD-01..14</w:t>
+              <w:t>TC-CART-01..09</w:t>
             </w:r>
           </w:p>
         </w:tc>
@@ -15122,7 +17418,7 @@
               <w:rPr>
                 <w:sz w:val="16"/>
               </w:rPr>
-              <w:t>FR-REV-01..04</w:t>
+              <w:t>FR-ORD-01..10</w:t>
             </w:r>
           </w:p>
         </w:tc>
@@ -15139,7 +17435,7 @@
               <w:rPr>
                 <w:sz w:val="16"/>
               </w:rPr>
-              <w:t>UC-10, UC-20</w:t>
+              <w:t>UC-08, UC-09, UC-18</w:t>
             </w:r>
           </w:p>
         </w:tc>
@@ -15156,7 +17452,7 @@
               <w:rPr>
                 <w:sz w:val="16"/>
               </w:rPr>
-              <w:t>SF-03, AN-10, AD-09</w:t>
+              <w:t>SF-06..09, AN-11..14, AD-06</w:t>
             </w:r>
           </w:p>
         </w:tc>
@@ -15173,7 +17469,7 @@
               <w:rPr>
                 <w:sz w:val="16"/>
               </w:rPr>
-              <w:t>review.controller, Review.syncProductRating</w:t>
+              <w:t>order.controller, admin.controller (orders), payment.service, utils/transaction</w:t>
             </w:r>
           </w:p>
         </w:tc>
@@ -15190,7 +17486,7 @@
               <w:rPr>
                 <w:sz w:val="16"/>
               </w:rPr>
-              <w:t>TC-REV-01..04</w:t>
+              <w:t>TC-ORD-01..14</w:t>
             </w:r>
           </w:p>
         </w:tc>
@@ -15212,7 +17508,7 @@
               <w:rPr>
                 <w:sz w:val="16"/>
               </w:rPr>
-              <w:t>FR-ADM-01..08</w:t>
+              <w:t>FR-REV-01..04</w:t>
             </w:r>
           </w:p>
         </w:tc>
@@ -15228,19 +17524,29 @@
               <w:rPr>
                 <w:sz w:val="16"/>
               </w:rPr>
-              <w:t>UC-14..UC-22,</w:t>
-            </w:r>
+              <w:t>UC-10, UC-20</w:t>
+            </w:r>
+          </w:p>
+        </w:tc>
+        <w:tc>
+          <w:tcPr>
+            <w:tcW w:w="2041" w:type="dxa"/>
+          </w:tcPr>
+          <w:p>
+            <w:pPr>
+              <w:spacing w:after="0" w:line="240" w:lineRule="auto"/>
+            </w:pPr>
             <w:r>
               <w:rPr>
                 <w:sz w:val="16"/>
               </w:rPr>
-              <w:t xml:space="preserve"> UC-24</w:t>
-            </w:r>
-          </w:p>
-        </w:tc>
-        <w:tc>
-          <w:tcPr>
-            <w:tcW w:w="2041" w:type="dxa"/>
+              <w:t>SF-03, AN-10, AD-09</w:t>
+            </w:r>
+          </w:p>
+        </w:tc>
+        <w:tc>
+          <w:tcPr>
+            <w:tcW w:w="2948" w:type="dxa"/>
           </w:tcPr>
           <w:p>
             <w:pPr>
@@ -15250,13 +17556,13 @@
               <w:rPr>
                 <w:sz w:val="16"/>
               </w:rPr>
-              <w:t>AD-02..AD-13</w:t>
-            </w:r>
-          </w:p>
-        </w:tc>
-        <w:tc>
-          <w:tcPr>
-            <w:tcW w:w="2948" w:type="dxa"/>
+              <w:t>review.controller, Review.syncProductRating</w:t>
+            </w:r>
+          </w:p>
+        </w:tc>
+        <w:tc>
+          <w:tcPr>
+            <w:tcW w:w="1474" w:type="dxa"/>
           </w:tcPr>
           <w:p>
             <w:pPr>
@@ -15266,23 +17572,7 @@
               <w:rPr>
                 <w:sz w:val="16"/>
               </w:rPr>
-              <w:t>admin.controller, staff.controller, upload.controller</w:t>
-            </w:r>
-          </w:p>
-        </w:tc>
-        <w:tc>
-          <w:tcPr>
-            <w:tcW w:w="1474" w:type="dxa"/>
-          </w:tcPr>
-          <w:p>
-            <w:pPr>
-              <w:spacing w:after="0" w:line="240" w:lineRule="auto"/>
-            </w:pPr>
-            <w:r>
-              <w:rPr>
-                <w:sz w:val="16"/>
-              </w:rPr>
-              <w:t>TC-ADM-01..11</w:t>
+              <w:t>TC-REV-01..04</w:t>
             </w:r>
           </w:p>
         </w:tc>
@@ -15305,7 +17595,7 @@
               <w:rPr>
                 <w:sz w:val="16"/>
               </w:rPr>
-              <w:t>FR-I18N-01..02</w:t>
+              <w:t>FR-ADM-01..08</w:t>
             </w:r>
           </w:p>
         </w:tc>
@@ -15322,7 +17612,7 @@
               <w:rPr>
                 <w:sz w:val="16"/>
               </w:rPr>
-              <w:t>UC-13</w:t>
+              <w:t>UC-14..UC-22, UC-24</w:t>
             </w:r>
           </w:p>
         </w:tc>
@@ -15339,7 +17629,7 @@
               <w:rPr>
                 <w:sz w:val="16"/>
               </w:rPr>
-              <w:t>All</w:t>
+              <w:t>AD-02..AD-13</w:t>
             </w:r>
           </w:p>
         </w:tc>
@@ -15356,7 +17646,7 @@
               <w:rPr>
                 <w:sz w:val="16"/>
               </w:rPr>
-              <w:t>middleware/locale, i18n/*, LocaleManager</w:t>
+              <w:t>admin.controller, staff.controller, upload.controller</w:t>
             </w:r>
           </w:p>
         </w:tc>
@@ -15373,7 +17663,7 @@
               <w:rPr>
                 <w:sz w:val="16"/>
               </w:rPr>
-              <w:t>TC-I18N-01..03</w:t>
+              <w:t>TC-ADM-01..11</w:t>
             </w:r>
           </w:p>
         </w:tc>
@@ -15395,7 +17685,7 @@
               <w:rPr>
                 <w:sz w:val="16"/>
               </w:rPr>
-              <w:t>NFR-SE-01..05</w:t>
+              <w:t>FR-I18N-01..02</w:t>
             </w:r>
           </w:p>
         </w:tc>
@@ -15411,7 +17701,7 @@
               <w:rPr>
                 <w:sz w:val="16"/>
               </w:rPr>
-              <w:t>—</w:t>
+              <w:t>UC-13</w:t>
             </w:r>
           </w:p>
         </w:tc>
@@ -15427,7 +17717,7 @@
               <w:rPr>
                 <w:sz w:val="16"/>
               </w:rPr>
-              <w:t>—</w:t>
+              <w:t>All</w:t>
             </w:r>
           </w:p>
         </w:tc>
@@ -15443,7 +17733,7 @@
               <w:rPr>
                 <w:sz w:val="16"/>
               </w:rPr>
-              <w:t>User model, app.js, rateLimit, SessionManager</w:t>
+              <w:t>middleware/locale, i18n/*, LocaleManager</w:t>
             </w:r>
           </w:p>
         </w:tc>
@@ -15459,7 +17749,7 @@
               <w:rPr>
                 <w:sz w:val="16"/>
               </w:rPr>
-              <w:t>TC-NFR-01, 02</w:t>
+              <w:t>TC-I18N-01..03</w:t>
             </w:r>
           </w:p>
         </w:tc>
@@ -15482,7 +17772,7 @@
               <w:rPr>
                 <w:sz w:val="16"/>
               </w:rPr>
-              <w:t>NFR-PE-01..03</w:t>
+              <w:t>NFR-SE-01..05</w:t>
             </w:r>
           </w:p>
         </w:tc>
@@ -15533,7 +17823,7 @@
               <w:rPr>
                 <w:sz w:val="16"/>
               </w:rPr>
-              <w:t>indexes, visualSearch matrix</w:t>
+              <w:t>User model, app.js, rateLimit, SessionManager</w:t>
             </w:r>
           </w:p>
         </w:tc>
@@ -15550,7 +17840,7 @@
               <w:rPr>
                 <w:sz w:val="16"/>
               </w:rPr>
-              <w:t>TC-NFR-03</w:t>
+              <w:t>TC-NFR-01, 02</w:t>
             </w:r>
           </w:p>
         </w:tc>
@@ -15572,6 +17862,93 @@
               <w:rPr>
                 <w:sz w:val="16"/>
               </w:rPr>
+              <w:t>NFR-PE-01..03</w:t>
+            </w:r>
+          </w:p>
+        </w:tc>
+        <w:tc>
+          <w:tcPr>
+            <w:tcW w:w="1587" w:type="dxa"/>
+          </w:tcPr>
+          <w:p>
+            <w:pPr>
+              <w:spacing w:after="0" w:line="240" w:lineRule="auto"/>
+            </w:pPr>
+            <w:r>
+              <w:rPr>
+                <w:sz w:val="16"/>
+              </w:rPr>
+              <w:t>—</w:t>
+            </w:r>
+          </w:p>
+        </w:tc>
+        <w:tc>
+          <w:tcPr>
+            <w:tcW w:w="2041" w:type="dxa"/>
+          </w:tcPr>
+          <w:p>
+            <w:pPr>
+              <w:spacing w:after="0" w:line="240" w:lineRule="auto"/>
+            </w:pPr>
+            <w:r>
+              <w:rPr>
+                <w:sz w:val="16"/>
+              </w:rPr>
+              <w:t>—</w:t>
+            </w:r>
+          </w:p>
+        </w:tc>
+        <w:tc>
+          <w:tcPr>
+            <w:tcW w:w="2948" w:type="dxa"/>
+          </w:tcPr>
+          <w:p>
+            <w:pPr>
+              <w:spacing w:after="0" w:line="240" w:lineRule="auto"/>
+            </w:pPr>
+            <w:r>
+              <w:rPr>
+                <w:sz w:val="16"/>
+              </w:rPr>
+              <w:t>indexes, visualSearch matrix</w:t>
+            </w:r>
+          </w:p>
+        </w:tc>
+        <w:tc>
+          <w:tcPr>
+            <w:tcW w:w="1474" w:type="dxa"/>
+          </w:tcPr>
+          <w:p>
+            <w:pPr>
+              <w:spacing w:after="0" w:line="240" w:lineRule="auto"/>
+            </w:pPr>
+            <w:r>
+              <w:rPr>
+                <w:sz w:val="16"/>
+              </w:rPr>
+              <w:t>TC-NFR-03</w:t>
+            </w:r>
+          </w:p>
+        </w:tc>
+      </w:tr>
+      <w:tr>
+        <w:trPr>
+          <w:cantSplit/>
+          <w:jc w:val="center"/>
+        </w:trPr>
+        <w:tc>
+          <w:tcPr>
+            <w:tcW w:w="1587" w:type="dxa"/>
+            <w:shd w:val="clear" w:color="auto" w:fill="F7FBF8"/>
+          </w:tcPr>
+          <w:p>
+            <w:pPr>
+              <w:spacing w:after="0" w:line="240" w:lineRule="auto"/>
+            </w:pPr>
+            <w:r>
+              <w:rPr>
+                <w:sz w:val="16"/>
+              </w:rPr>
               <w:t>NFR-PE-04, NFR-FS-02, NFR-CO-02, NFR-IU-04</w:t>
             </w:r>
           </w:p>
@@ -15579,6 +17956,7 @@
         <w:tc>
           <w:tcPr>
             <w:tcW w:w="1587" w:type="dxa"/>
+            <w:shd w:val="clear" w:color="auto" w:fill="F7FBF8"/>
           </w:tcPr>
           <w:p>
             <w:pPr>
@@ -15595,6 +17973,7 @@
         <w:tc>
           <w:tcPr>
             <w:tcW w:w="2041" w:type="dxa"/>
+            <w:shd w:val="clear" w:color="auto" w:fill="F7FBF8"/>
           </w:tcPr>
           <w:p>
             <w:pPr>
@@ -15604,13 +17983,20 @@
               <w:rPr>
                 <w:sz w:val="16"/>
               </w:rPr>
-              <w:t>SF-04, AN-09</w:t>
+              <w:t>SF-04,</w:t>
+            </w:r>
+            <w:r>
+              <w:rPr>
+                <w:sz w:val="16"/>
+              </w:rPr>
+              <w:t xml:space="preserve"> AN-09</w:t>
             </w:r>
           </w:p>
         </w:tc>
         <w:tc>
           <w:tcPr>
             <w:tcW w:w="2948" w:type="dxa"/>
+            <w:shd w:val="clear" w:color="auto" w:fill="F7FBF8"/>
           </w:tcPr>
           <w:p>
             <w:pPr>
@@ -15627,6 +18013,7 @@
         <w:tc>
           <w:tcPr>
             <w:tcW w:w="1474" w:type="dxa"/>
+            <w:shd w:val="clear" w:color="auto" w:fill="F7FBF8"/>
           </w:tcPr>
           <w:p>
             <w:pPr>
@@ -15648,8 +18035,8 @@
       </w:pPr>
     </w:p>
     <w:sectPr>
-      <w:headerReference w:type="default" r:id="rId9"/>
-      <w:footerReference w:type="default" r:id="rId10"/>
+      <w:headerReference w:type="default" r:id="rId10"/>
+      <w:footerReference w:type="default" r:id="rId11"/>
       <w:pgSz w:w="11906" w:h="16838"/>
       <w:pgMar w:top="1247" w:right="1134" w:bottom="1134" w:left="1134" w:header="567" w:footer="567" w:gutter="0"/>
       <w:cols w:space="720"/>
@@ -15736,7 +18123,7 @@
         <w:noProof/>
         <w:sz w:val="17"/>
       </w:rPr>
-      <w:t>11</w:t>
+      <w:t>12</w:t>
     </w:r>
     <w:r>
       <w:rPr>
@@ -15774,7 +18161,7 @@
         <w:noProof/>
         <w:sz w:val="17"/>
       </w:rPr>
-      <w:t>11</w:t>
+      <w:t>12</w:t>
     </w:r>
     <w:r>
       <w:rPr>
@@ -27442,7 +29829,7 @@
     <w:autoRedefine/>
     <w:uiPriority w:val="39"/>
     <w:unhideWhenUsed/>
-    <w:rsid w:val="008F73E0"/>
+    <w:rsid w:val="00E158E4"/>
   </w:style>
   <w:style w:type="paragraph" w:styleId="TOC2">
     <w:name w:val="toc 2"/>
@@ -27451,7 +29838,7 @@
     <w:autoRedefine/>
     <w:uiPriority w:val="39"/>
     <w:unhideWhenUsed/>
-    <w:rsid w:val="008F73E0"/>
+    <w:rsid w:val="00E158E4"/>
     <w:pPr>
       <w:ind w:left="210"/>
     </w:pPr>
@@ -27461,7 +29848,7 @@
     <w:basedOn w:val="DefaultParagraphFont"/>
     <w:uiPriority w:val="99"/>
     <w:unhideWhenUsed/>
-    <w:rsid w:val="008F73E0"/>
+    <w:rsid w:val="00E158E4"/>
     <w:rPr>
       <w:color w:val="0000FF" w:themeColor="hyperlink"/>
       <w:u w:val="single"/>
@@ -27795,7 +30182,7 @@
 </file>
 
 <file path=customXml/itemProps1.xml><?xml version="1.0" encoding="utf-8"?>
-<ds:datastoreItem xmlns:ds="http://schemas.openxmlformats.org/officeDocument/2006/customXml" ds:itemID="{72809AE0-4A63-44FE-B409-DCF360E14B40}">
+<ds:datastoreItem xmlns:ds="http://schemas.openxmlformats.org/officeDocument/2006/customXml" ds:itemID="{432E7305-F232-4A91-BF3F-8B7520646D62}">
   <ds:schemaRefs>
     <ds:schemaRef ds:uri="http://schemas.openxmlformats.org/officeDocument/2006/bibliography"/>
   </ds:schemaRefs>
